--- a/2026362_CA1_SilviaSolanoMarchini_Statistic.docx
+++ b/2026362_CA1_SilviaSolanoMarchini_Statistic.docx
@@ -4,7 +4,13 @@
   <w:body>
     <w:p>
       <w:pPr>
+        <w:spacing w:line="360" w:lineRule="auto"/>
         <w:jc w:val="center"/>
+        <w:pPrChange w:id="0" w:author="Microsoft Office User" w:date="2026-10-23T15:13:00Z">
+          <w:pPr>
+            <w:jc w:val="center"/>
+          </w:pPr>
+        </w:pPrChange>
       </w:pPr>
       <w:r>
         <w:rPr>
@@ -271,11 +277,16 @@
           </w:tcPr>
           <w:p>
             <w:pPr>
-              <w:spacing w:line="276" w:lineRule="auto"/>
+              <w:spacing w:line="360" w:lineRule="auto"/>
               <w:rPr>
                 <w:rFonts w:ascii="Arial" w:hAnsi="Arial" w:cs="Arial"/>
                 <w:color w:val="000000" w:themeColor="text1"/>
               </w:rPr>
+              <w:pPrChange w:id="1" w:author="Microsoft Office User" w:date="2026-10-23T15:13:00Z">
+                <w:pPr>
+                  <w:spacing w:line="276" w:lineRule="auto"/>
+                </w:pPr>
+              </w:pPrChange>
             </w:pPr>
             <w:r>
               <w:rPr>
@@ -304,11 +315,16 @@
           </w:tcPr>
           <w:p>
             <w:pPr>
-              <w:spacing w:line="276" w:lineRule="auto"/>
+              <w:spacing w:line="360" w:lineRule="auto"/>
               <w:rPr>
                 <w:rFonts w:ascii="Arial" w:hAnsi="Arial" w:cs="Arial"/>
                 <w:color w:val="000000" w:themeColor="text1"/>
               </w:rPr>
+              <w:pPrChange w:id="2" w:author="Microsoft Office User" w:date="2026-10-23T15:13:00Z">
+                <w:pPr>
+                  <w:spacing w:line="276" w:lineRule="auto"/>
+                </w:pPr>
+              </w:pPrChange>
             </w:pPr>
             <w:r>
               <w:rPr>
@@ -1031,42 +1047,90 @@
     </w:p>
     <w:p>
       <w:pPr>
+        <w:spacing w:line="360" w:lineRule="auto"/>
         <w:jc w:val="center"/>
-      </w:pPr>
-    </w:p>
-    <w:p>
-      <w:pPr>
+        <w:pPrChange w:id="3" w:author="Microsoft Office User" w:date="2026-10-23T15:13:00Z">
+          <w:pPr>
+            <w:jc w:val="center"/>
+          </w:pPr>
+        </w:pPrChange>
+      </w:pPr>
+    </w:p>
+    <w:p>
+      <w:pPr>
+        <w:spacing w:line="360" w:lineRule="auto"/>
         <w:jc w:val="center"/>
-      </w:pPr>
-    </w:p>
-    <w:p>
-      <w:pPr>
+        <w:pPrChange w:id="4" w:author="Microsoft Office User" w:date="2026-10-23T15:13:00Z">
+          <w:pPr>
+            <w:jc w:val="center"/>
+          </w:pPr>
+        </w:pPrChange>
+      </w:pPr>
+    </w:p>
+    <w:p>
+      <w:pPr>
+        <w:spacing w:line="360" w:lineRule="auto"/>
         <w:jc w:val="center"/>
-      </w:pPr>
-    </w:p>
-    <w:p>
-      <w:pPr>
+        <w:pPrChange w:id="5" w:author="Microsoft Office User" w:date="2026-10-23T15:13:00Z">
+          <w:pPr>
+            <w:jc w:val="center"/>
+          </w:pPr>
+        </w:pPrChange>
+      </w:pPr>
+    </w:p>
+    <w:p>
+      <w:pPr>
+        <w:spacing w:line="360" w:lineRule="auto"/>
         <w:jc w:val="center"/>
-      </w:pPr>
-    </w:p>
-    <w:p>
-      <w:pPr>
+        <w:pPrChange w:id="6" w:author="Microsoft Office User" w:date="2026-10-23T15:13:00Z">
+          <w:pPr>
+            <w:jc w:val="center"/>
+          </w:pPr>
+        </w:pPrChange>
+      </w:pPr>
+    </w:p>
+    <w:p>
+      <w:pPr>
+        <w:spacing w:line="360" w:lineRule="auto"/>
         <w:jc w:val="center"/>
-      </w:pPr>
-    </w:p>
-    <w:p>
-      <w:pPr>
+        <w:pPrChange w:id="7" w:author="Microsoft Office User" w:date="2026-10-23T15:13:00Z">
+          <w:pPr>
+            <w:jc w:val="center"/>
+          </w:pPr>
+        </w:pPrChange>
+      </w:pPr>
+    </w:p>
+    <w:p>
+      <w:pPr>
+        <w:spacing w:line="360" w:lineRule="auto"/>
         <w:jc w:val="center"/>
-      </w:pPr>
-    </w:p>
-    <w:p>
-      <w:pPr>
+        <w:pPrChange w:id="8" w:author="Microsoft Office User" w:date="2026-10-23T15:13:00Z">
+          <w:pPr>
+            <w:jc w:val="center"/>
+          </w:pPr>
+        </w:pPrChange>
+      </w:pPr>
+    </w:p>
+    <w:p>
+      <w:pPr>
+        <w:spacing w:line="360" w:lineRule="auto"/>
         <w:jc w:val="center"/>
-      </w:pPr>
-    </w:p>
-    <w:p>
-      <w:pPr>
+        <w:pPrChange w:id="9" w:author="Microsoft Office User" w:date="2026-10-23T15:13:00Z">
+          <w:pPr>
+            <w:jc w:val="center"/>
+          </w:pPr>
+        </w:pPrChange>
+      </w:pPr>
+    </w:p>
+    <w:p>
+      <w:pPr>
+        <w:spacing w:line="360" w:lineRule="auto"/>
         <w:jc w:val="center"/>
+        <w:pPrChange w:id="10" w:author="Microsoft Office User" w:date="2026-10-23T15:13:00Z">
+          <w:pPr>
+            <w:jc w:val="center"/>
+          </w:pPr>
+        </w:pPrChange>
       </w:pPr>
     </w:p>
     <w:p>
@@ -1165,9 +1229,15 @@
         <w:p>
           <w:pPr>
             <w:pStyle w:val="TOC1"/>
+            <w:spacing w:line="360" w:lineRule="auto"/>
             <w:rPr>
               <w:noProof/>
             </w:rPr>
+            <w:pPrChange w:id="11" w:author="Microsoft Office User" w:date="2026-10-23T15:13:00Z">
+              <w:pPr>
+                <w:pStyle w:val="TOC1"/>
+              </w:pPr>
+            </w:pPrChange>
           </w:pPr>
           <w:r>
             <w:rPr>
@@ -1193,142 +1263,174 @@
             </w:rPr>
             <w:fldChar w:fldCharType="separate"/>
           </w:r>
-          <w:hyperlink w:anchor="_Toc242954849" w:history="1">
-            <w:r>
-              <w:rPr>
-                <w:rStyle w:val="Hyperlink"/>
-                <w:noProof/>
-              </w:rPr>
-              <w:t>Project Title</w:t>
-            </w:r>
-            <w:r>
-              <w:rPr>
-                <w:noProof/>
-                <w:webHidden/>
-              </w:rPr>
-              <w:tab/>
-            </w:r>
-            <w:r>
-              <w:rPr>
-                <w:noProof/>
-                <w:webHidden/>
-              </w:rPr>
-              <w:fldChar w:fldCharType="begin"/>
-            </w:r>
-            <w:r>
-              <w:rPr>
-                <w:noProof/>
-                <w:webHidden/>
-              </w:rPr>
-              <w:instrText xml:space="preserve"> PAGEREF _Toc242954849 \h </w:instrText>
-            </w:r>
-            <w:r>
-              <w:rPr>
-                <w:noProof/>
-                <w:webHidden/>
-              </w:rPr>
-            </w:r>
-            <w:r>
-              <w:rPr>
-                <w:noProof/>
-                <w:webHidden/>
-              </w:rPr>
-              <w:fldChar w:fldCharType="separate"/>
-            </w:r>
-            <w:r>
-              <w:rPr>
-                <w:noProof/>
-                <w:webHidden/>
-              </w:rPr>
-              <w:t>3</w:t>
-            </w:r>
-            <w:r>
-              <w:rPr>
-                <w:noProof/>
-                <w:webHidden/>
-              </w:rPr>
-              <w:fldChar w:fldCharType="end"/>
-            </w:r>
-          </w:hyperlink>
+          <w:r>
+            <w:fldChar w:fldCharType="begin"/>
+          </w:r>
+          <w:r>
+            <w:instrText>HYPERLINK \l "_Toc242954849"</w:instrText>
+          </w:r>
+          <w:r>
+            <w:fldChar w:fldCharType="separate"/>
+          </w:r>
+          <w:r>
+            <w:rPr>
+              <w:rStyle w:val="Hyperlink"/>
+              <w:noProof/>
+            </w:rPr>
+            <w:t>Project Title</w:t>
+          </w:r>
+          <w:r>
+            <w:rPr>
+              <w:noProof/>
+              <w:webHidden/>
+            </w:rPr>
+            <w:tab/>
+          </w:r>
+          <w:r>
+            <w:rPr>
+              <w:noProof/>
+              <w:webHidden/>
+            </w:rPr>
+            <w:fldChar w:fldCharType="begin"/>
+          </w:r>
+          <w:r>
+            <w:rPr>
+              <w:noProof/>
+              <w:webHidden/>
+            </w:rPr>
+            <w:instrText xml:space="preserve"> PAGEREF _Toc242954849 \h </w:instrText>
+          </w:r>
+          <w:r>
+            <w:rPr>
+              <w:noProof/>
+              <w:webHidden/>
+            </w:rPr>
+          </w:r>
+          <w:r>
+            <w:rPr>
+              <w:noProof/>
+              <w:webHidden/>
+            </w:rPr>
+            <w:fldChar w:fldCharType="separate"/>
+          </w:r>
+          <w:r>
+            <w:rPr>
+              <w:noProof/>
+              <w:webHidden/>
+            </w:rPr>
+            <w:t>3</w:t>
+          </w:r>
+          <w:r>
+            <w:rPr>
+              <w:noProof/>
+              <w:webHidden/>
+            </w:rPr>
+            <w:fldChar w:fldCharType="end"/>
+          </w:r>
+          <w:r>
+            <w:rPr>
+              <w:noProof/>
+            </w:rPr>
+            <w:fldChar w:fldCharType="end"/>
+          </w:r>
         </w:p>
         <w:p>
           <w:pPr>
             <w:pStyle w:val="TOC1"/>
+            <w:spacing w:line="360" w:lineRule="auto"/>
             <w:rPr>
               <w:noProof/>
             </w:rPr>
+            <w:pPrChange w:id="12" w:author="Microsoft Office User" w:date="2026-10-23T15:13:00Z">
+              <w:pPr>
+                <w:pStyle w:val="TOC1"/>
+              </w:pPr>
+            </w:pPrChange>
           </w:pPr>
-          <w:hyperlink w:anchor="_Toc242954850" w:history="1">
-            <w:r>
-              <w:rPr>
-                <w:rStyle w:val="Hyperlink"/>
-                <w:noProof/>
-              </w:rPr>
-              <w:t>Introd</w:t>
-            </w:r>
-            <w:r>
-              <w:rPr>
-                <w:rStyle w:val="Hyperlink"/>
-                <w:noProof/>
-              </w:rPr>
-              <w:t>u</w:t>
-            </w:r>
-            <w:r>
-              <w:rPr>
-                <w:rStyle w:val="Hyperlink"/>
-                <w:noProof/>
-              </w:rPr>
-              <w:t>ction</w:t>
-            </w:r>
-            <w:r>
-              <w:rPr>
-                <w:noProof/>
-                <w:webHidden/>
-              </w:rPr>
-              <w:tab/>
-            </w:r>
-            <w:r>
-              <w:rPr>
-                <w:noProof/>
-                <w:webHidden/>
-              </w:rPr>
-              <w:fldChar w:fldCharType="begin"/>
-            </w:r>
-            <w:r>
-              <w:rPr>
-                <w:noProof/>
-                <w:webHidden/>
-              </w:rPr>
-              <w:instrText xml:space="preserve"> PAGEREF _Toc242954850 \h </w:instrText>
-            </w:r>
-            <w:r>
-              <w:rPr>
-                <w:noProof/>
-                <w:webHidden/>
-              </w:rPr>
-            </w:r>
-            <w:r>
-              <w:rPr>
-                <w:noProof/>
-                <w:webHidden/>
-              </w:rPr>
-              <w:fldChar w:fldCharType="separate"/>
-            </w:r>
-            <w:r>
-              <w:rPr>
-                <w:noProof/>
-                <w:webHidden/>
-              </w:rPr>
-              <w:t>3</w:t>
-            </w:r>
-            <w:r>
-              <w:rPr>
-                <w:noProof/>
-                <w:webHidden/>
-              </w:rPr>
-              <w:fldChar w:fldCharType="end"/>
-            </w:r>
-          </w:hyperlink>
+          <w:r>
+            <w:fldChar w:fldCharType="begin"/>
+          </w:r>
+          <w:r>
+            <w:instrText>HYPERLINK \l "_Toc242954850"</w:instrText>
+          </w:r>
+          <w:r>
+            <w:fldChar w:fldCharType="separate"/>
+          </w:r>
+          <w:r>
+            <w:rPr>
+              <w:rStyle w:val="Hyperlink"/>
+              <w:noProof/>
+            </w:rPr>
+            <w:t>Introd</w:t>
+          </w:r>
+          <w:r>
+            <w:rPr>
+              <w:rStyle w:val="Hyperlink"/>
+              <w:noProof/>
+            </w:rPr>
+            <w:t>u</w:t>
+          </w:r>
+          <w:r>
+            <w:rPr>
+              <w:rStyle w:val="Hyperlink"/>
+              <w:noProof/>
+            </w:rPr>
+            <w:t>ction</w:t>
+          </w:r>
+          <w:r>
+            <w:rPr>
+              <w:noProof/>
+              <w:webHidden/>
+            </w:rPr>
+            <w:tab/>
+          </w:r>
+          <w:r>
+            <w:rPr>
+              <w:noProof/>
+              <w:webHidden/>
+            </w:rPr>
+            <w:fldChar w:fldCharType="begin"/>
+          </w:r>
+          <w:r>
+            <w:rPr>
+              <w:noProof/>
+              <w:webHidden/>
+            </w:rPr>
+            <w:instrText xml:space="preserve"> PAGEREF _Toc242954850 \h </w:instrText>
+          </w:r>
+          <w:r>
+            <w:rPr>
+              <w:noProof/>
+              <w:webHidden/>
+            </w:rPr>
+          </w:r>
+          <w:r>
+            <w:rPr>
+              <w:noProof/>
+              <w:webHidden/>
+            </w:rPr>
+            <w:fldChar w:fldCharType="separate"/>
+          </w:r>
+          <w:r>
+            <w:rPr>
+              <w:noProof/>
+              <w:webHidden/>
+            </w:rPr>
+            <w:t>3</w:t>
+          </w:r>
+          <w:r>
+            <w:rPr>
+              <w:noProof/>
+              <w:webHidden/>
+            </w:rPr>
+            <w:fldChar w:fldCharType="end"/>
+          </w:r>
+          <w:r>
+            <w:rPr>
+              <w:noProof/>
+            </w:rPr>
+            <w:fldChar w:fldCharType="end"/>
+          </w:r>
         </w:p>
         <w:p>
           <w:pPr>
@@ -1336,67 +1438,89 @@
             <w:tabs>
               <w:tab w:val="right" w:leader="dot" w:pos="9016"/>
             </w:tabs>
+            <w:spacing w:line="360" w:lineRule="auto"/>
             <w:rPr>
               <w:noProof/>
             </w:rPr>
+            <w:pPrChange w:id="13" w:author="Microsoft Office User" w:date="2026-10-23T15:13:00Z">
+              <w:pPr>
+                <w:pStyle w:val="TOC2"/>
+                <w:tabs>
+                  <w:tab w:val="right" w:leader="dot" w:pos="9016"/>
+                </w:tabs>
+              </w:pPr>
+            </w:pPrChange>
           </w:pPr>
-          <w:hyperlink w:anchor="_Toc242954851" w:history="1">
-            <w:r>
-              <w:rPr>
-                <w:rStyle w:val="Hyperlink"/>
-                <w:noProof/>
-              </w:rPr>
-              <w:t>Brief Overview</w:t>
-            </w:r>
-            <w:r>
-              <w:rPr>
-                <w:noProof/>
-                <w:webHidden/>
-              </w:rPr>
-              <w:tab/>
-            </w:r>
-            <w:r>
-              <w:rPr>
-                <w:noProof/>
-                <w:webHidden/>
-              </w:rPr>
-              <w:fldChar w:fldCharType="begin"/>
-            </w:r>
-            <w:r>
-              <w:rPr>
-                <w:noProof/>
-                <w:webHidden/>
-              </w:rPr>
-              <w:instrText xml:space="preserve"> PAGEREF _Toc242954851 \h </w:instrText>
-            </w:r>
-            <w:r>
-              <w:rPr>
-                <w:noProof/>
-                <w:webHidden/>
-              </w:rPr>
-            </w:r>
-            <w:r>
-              <w:rPr>
-                <w:noProof/>
-                <w:webHidden/>
-              </w:rPr>
-              <w:fldChar w:fldCharType="separate"/>
-            </w:r>
-            <w:r>
-              <w:rPr>
-                <w:noProof/>
-                <w:webHidden/>
-              </w:rPr>
-              <w:t>3</w:t>
-            </w:r>
-            <w:r>
-              <w:rPr>
-                <w:noProof/>
-                <w:webHidden/>
-              </w:rPr>
-              <w:fldChar w:fldCharType="end"/>
-            </w:r>
-          </w:hyperlink>
+          <w:r>
+            <w:fldChar w:fldCharType="begin"/>
+          </w:r>
+          <w:r>
+            <w:instrText>HYPERLINK \l "_Toc242954851"</w:instrText>
+          </w:r>
+          <w:r>
+            <w:fldChar w:fldCharType="separate"/>
+          </w:r>
+          <w:r>
+            <w:rPr>
+              <w:rStyle w:val="Hyperlink"/>
+              <w:noProof/>
+            </w:rPr>
+            <w:t>Brief Overview</w:t>
+          </w:r>
+          <w:r>
+            <w:rPr>
+              <w:noProof/>
+              <w:webHidden/>
+            </w:rPr>
+            <w:tab/>
+          </w:r>
+          <w:r>
+            <w:rPr>
+              <w:noProof/>
+              <w:webHidden/>
+            </w:rPr>
+            <w:fldChar w:fldCharType="begin"/>
+          </w:r>
+          <w:r>
+            <w:rPr>
+              <w:noProof/>
+              <w:webHidden/>
+            </w:rPr>
+            <w:instrText xml:space="preserve"> PAGEREF _Toc242954851 \h </w:instrText>
+          </w:r>
+          <w:r>
+            <w:rPr>
+              <w:noProof/>
+              <w:webHidden/>
+            </w:rPr>
+          </w:r>
+          <w:r>
+            <w:rPr>
+              <w:noProof/>
+              <w:webHidden/>
+            </w:rPr>
+            <w:fldChar w:fldCharType="separate"/>
+          </w:r>
+          <w:r>
+            <w:rPr>
+              <w:noProof/>
+              <w:webHidden/>
+            </w:rPr>
+            <w:t>3</w:t>
+          </w:r>
+          <w:r>
+            <w:rPr>
+              <w:noProof/>
+              <w:webHidden/>
+            </w:rPr>
+            <w:fldChar w:fldCharType="end"/>
+          </w:r>
+          <w:r>
+            <w:rPr>
+              <w:noProof/>
+            </w:rPr>
+            <w:fldChar w:fldCharType="end"/>
+          </w:r>
         </w:p>
         <w:p>
           <w:pPr>
@@ -1404,11 +1528,20 @@
             <w:tabs>
               <w:tab w:val="right" w:leader="dot" w:pos="9016"/>
             </w:tabs>
+            <w:spacing w:line="360" w:lineRule="auto"/>
             <w:rPr>
               <w:rFonts w:ascii="Arial" w:hAnsi="Arial" w:cs="Arial"/>
               <w:sz w:val="24"/>
               <w:szCs w:val="24"/>
             </w:rPr>
+            <w:pPrChange w:id="14" w:author="Microsoft Office User" w:date="2026-10-23T15:13:00Z">
+              <w:pPr>
+                <w:pStyle w:val="TOC2"/>
+                <w:tabs>
+                  <w:tab w:val="right" w:leader="dot" w:pos="9016"/>
+                </w:tabs>
+              </w:pPr>
+            </w:pPrChange>
           </w:pPr>
           <w:r>
             <w:rPr>
@@ -1423,302 +1556,493 @@
     </w:sdt>
     <w:p>
       <w:pPr>
+        <w:spacing w:line="360" w:lineRule="auto"/>
         <w:rPr>
           <w:lang w:val="en-IE" w:eastAsia="en-GB"/>
         </w:rPr>
-      </w:pPr>
-    </w:p>
-    <w:p>
-      <w:pPr>
+        <w:pPrChange w:id="15" w:author="Microsoft Office User" w:date="2026-10-23T15:13:00Z">
+          <w:pPr/>
+        </w:pPrChange>
+      </w:pPr>
+    </w:p>
+    <w:p>
+      <w:pPr>
+        <w:spacing w:line="360" w:lineRule="auto"/>
         <w:rPr>
           <w:lang w:val="en-IE" w:eastAsia="en-GB"/>
         </w:rPr>
-      </w:pPr>
-    </w:p>
-    <w:p>
-      <w:pPr>
+        <w:pPrChange w:id="16" w:author="Microsoft Office User" w:date="2026-10-23T15:13:00Z">
+          <w:pPr/>
+        </w:pPrChange>
+      </w:pPr>
+    </w:p>
+    <w:p>
+      <w:pPr>
+        <w:spacing w:line="360" w:lineRule="auto"/>
         <w:rPr>
           <w:lang w:val="en-IE" w:eastAsia="en-GB"/>
         </w:rPr>
-      </w:pPr>
-    </w:p>
-    <w:p>
-      <w:pPr>
+        <w:pPrChange w:id="17" w:author="Microsoft Office User" w:date="2026-10-23T15:13:00Z">
+          <w:pPr/>
+        </w:pPrChange>
+      </w:pPr>
+    </w:p>
+    <w:p>
+      <w:pPr>
+        <w:spacing w:line="360" w:lineRule="auto"/>
         <w:rPr>
           <w:lang w:val="en-IE" w:eastAsia="en-GB"/>
         </w:rPr>
-      </w:pPr>
-    </w:p>
-    <w:p>
-      <w:pPr>
+        <w:pPrChange w:id="18" w:author="Microsoft Office User" w:date="2026-10-23T15:13:00Z">
+          <w:pPr/>
+        </w:pPrChange>
+      </w:pPr>
+    </w:p>
+    <w:p>
+      <w:pPr>
+        <w:spacing w:line="360" w:lineRule="auto"/>
         <w:rPr>
           <w:lang w:val="en-IE" w:eastAsia="en-GB"/>
         </w:rPr>
-      </w:pPr>
-    </w:p>
-    <w:p>
-      <w:pPr>
+        <w:pPrChange w:id="19" w:author="Microsoft Office User" w:date="2026-10-23T15:13:00Z">
+          <w:pPr/>
+        </w:pPrChange>
+      </w:pPr>
+    </w:p>
+    <w:p>
+      <w:pPr>
+        <w:spacing w:line="360" w:lineRule="auto"/>
         <w:rPr>
           <w:lang w:val="en-IE" w:eastAsia="en-GB"/>
         </w:rPr>
-      </w:pPr>
-    </w:p>
-    <w:p>
-      <w:pPr>
+        <w:pPrChange w:id="20" w:author="Microsoft Office User" w:date="2026-10-23T15:13:00Z">
+          <w:pPr/>
+        </w:pPrChange>
+      </w:pPr>
+    </w:p>
+    <w:p>
+      <w:pPr>
+        <w:spacing w:line="360" w:lineRule="auto"/>
         <w:rPr>
           <w:lang w:val="en-IE" w:eastAsia="en-GB"/>
         </w:rPr>
-      </w:pPr>
-    </w:p>
-    <w:p>
-      <w:pPr>
+        <w:pPrChange w:id="21" w:author="Microsoft Office User" w:date="2026-10-23T15:13:00Z">
+          <w:pPr/>
+        </w:pPrChange>
+      </w:pPr>
+    </w:p>
+    <w:p>
+      <w:pPr>
+        <w:spacing w:line="360" w:lineRule="auto"/>
         <w:rPr>
           <w:lang w:val="en-IE" w:eastAsia="en-GB"/>
         </w:rPr>
-      </w:pPr>
-    </w:p>
-    <w:p>
-      <w:pPr>
+        <w:pPrChange w:id="22" w:author="Microsoft Office User" w:date="2026-10-23T15:13:00Z">
+          <w:pPr/>
+        </w:pPrChange>
+      </w:pPr>
+    </w:p>
+    <w:p>
+      <w:pPr>
+        <w:spacing w:line="360" w:lineRule="auto"/>
         <w:rPr>
           <w:lang w:val="en-IE" w:eastAsia="en-GB"/>
         </w:rPr>
-      </w:pPr>
-    </w:p>
-    <w:p>
-      <w:pPr>
+        <w:pPrChange w:id="23" w:author="Microsoft Office User" w:date="2026-10-23T15:13:00Z">
+          <w:pPr/>
+        </w:pPrChange>
+      </w:pPr>
+    </w:p>
+    <w:p>
+      <w:pPr>
+        <w:spacing w:line="360" w:lineRule="auto"/>
         <w:rPr>
           <w:lang w:val="en-IE" w:eastAsia="en-GB"/>
         </w:rPr>
-      </w:pPr>
-    </w:p>
-    <w:p>
-      <w:pPr>
+        <w:pPrChange w:id="24" w:author="Microsoft Office User" w:date="2026-10-23T15:13:00Z">
+          <w:pPr/>
+        </w:pPrChange>
+      </w:pPr>
+    </w:p>
+    <w:p>
+      <w:pPr>
+        <w:spacing w:line="360" w:lineRule="auto"/>
         <w:rPr>
           <w:lang w:val="en-IE" w:eastAsia="en-GB"/>
         </w:rPr>
-      </w:pPr>
-    </w:p>
-    <w:p>
-      <w:pPr>
+        <w:pPrChange w:id="25" w:author="Microsoft Office User" w:date="2026-10-23T15:13:00Z">
+          <w:pPr/>
+        </w:pPrChange>
+      </w:pPr>
+    </w:p>
+    <w:p>
+      <w:pPr>
+        <w:spacing w:line="360" w:lineRule="auto"/>
         <w:rPr>
           <w:lang w:val="en-IE" w:eastAsia="en-GB"/>
         </w:rPr>
-      </w:pPr>
-    </w:p>
-    <w:p>
-      <w:pPr>
+        <w:pPrChange w:id="26" w:author="Microsoft Office User" w:date="2026-10-23T15:13:00Z">
+          <w:pPr/>
+        </w:pPrChange>
+      </w:pPr>
+    </w:p>
+    <w:p>
+      <w:pPr>
+        <w:spacing w:line="360" w:lineRule="auto"/>
         <w:rPr>
           <w:lang w:val="en-IE" w:eastAsia="en-GB"/>
         </w:rPr>
-      </w:pPr>
-    </w:p>
-    <w:p>
-      <w:pPr>
+        <w:pPrChange w:id="27" w:author="Microsoft Office User" w:date="2026-10-23T15:13:00Z">
+          <w:pPr/>
+        </w:pPrChange>
+      </w:pPr>
+    </w:p>
+    <w:p>
+      <w:pPr>
+        <w:spacing w:line="360" w:lineRule="auto"/>
         <w:rPr>
           <w:lang w:val="en-IE" w:eastAsia="en-GB"/>
         </w:rPr>
-      </w:pPr>
-    </w:p>
-    <w:p>
-      <w:pPr>
+        <w:pPrChange w:id="28" w:author="Microsoft Office User" w:date="2026-10-23T15:13:00Z">
+          <w:pPr/>
+        </w:pPrChange>
+      </w:pPr>
+    </w:p>
+    <w:p>
+      <w:pPr>
+        <w:spacing w:line="360" w:lineRule="auto"/>
         <w:rPr>
           <w:lang w:val="en-IE" w:eastAsia="en-GB"/>
         </w:rPr>
-      </w:pPr>
-    </w:p>
-    <w:p>
-      <w:pPr>
+        <w:pPrChange w:id="29" w:author="Microsoft Office User" w:date="2026-10-23T15:13:00Z">
+          <w:pPr/>
+        </w:pPrChange>
+      </w:pPr>
+    </w:p>
+    <w:p>
+      <w:pPr>
+        <w:spacing w:line="360" w:lineRule="auto"/>
         <w:rPr>
           <w:lang w:val="en-IE" w:eastAsia="en-GB"/>
         </w:rPr>
-      </w:pPr>
-    </w:p>
-    <w:p>
-      <w:pPr>
+        <w:pPrChange w:id="30" w:author="Microsoft Office User" w:date="2026-10-23T15:13:00Z">
+          <w:pPr/>
+        </w:pPrChange>
+      </w:pPr>
+    </w:p>
+    <w:p>
+      <w:pPr>
+        <w:spacing w:line="360" w:lineRule="auto"/>
         <w:rPr>
           <w:lang w:val="en-IE" w:eastAsia="en-GB"/>
         </w:rPr>
-      </w:pPr>
-    </w:p>
-    <w:p>
-      <w:pPr>
+        <w:pPrChange w:id="31" w:author="Microsoft Office User" w:date="2026-10-23T15:13:00Z">
+          <w:pPr/>
+        </w:pPrChange>
+      </w:pPr>
+    </w:p>
+    <w:p>
+      <w:pPr>
+        <w:spacing w:line="360" w:lineRule="auto"/>
         <w:rPr>
           <w:lang w:val="en-IE" w:eastAsia="en-GB"/>
         </w:rPr>
-      </w:pPr>
-    </w:p>
-    <w:p>
-      <w:pPr>
+        <w:pPrChange w:id="32" w:author="Microsoft Office User" w:date="2026-10-23T15:13:00Z">
+          <w:pPr/>
+        </w:pPrChange>
+      </w:pPr>
+    </w:p>
+    <w:p>
+      <w:pPr>
+        <w:spacing w:line="360" w:lineRule="auto"/>
         <w:rPr>
           <w:lang w:val="en-IE" w:eastAsia="en-GB"/>
         </w:rPr>
-      </w:pPr>
-    </w:p>
-    <w:p>
-      <w:pPr>
+        <w:pPrChange w:id="33" w:author="Microsoft Office User" w:date="2026-10-23T15:13:00Z">
+          <w:pPr/>
+        </w:pPrChange>
+      </w:pPr>
+    </w:p>
+    <w:p>
+      <w:pPr>
+        <w:spacing w:line="360" w:lineRule="auto"/>
         <w:rPr>
           <w:lang w:val="en-IE" w:eastAsia="en-GB"/>
         </w:rPr>
-      </w:pPr>
-    </w:p>
-    <w:p>
-      <w:pPr>
+        <w:pPrChange w:id="34" w:author="Microsoft Office User" w:date="2026-10-23T15:13:00Z">
+          <w:pPr/>
+        </w:pPrChange>
+      </w:pPr>
+    </w:p>
+    <w:p>
+      <w:pPr>
+        <w:spacing w:line="360" w:lineRule="auto"/>
         <w:rPr>
           <w:lang w:val="en-IE" w:eastAsia="en-GB"/>
         </w:rPr>
-      </w:pPr>
-    </w:p>
-    <w:p>
-      <w:pPr>
+        <w:pPrChange w:id="35" w:author="Microsoft Office User" w:date="2026-10-23T15:13:00Z">
+          <w:pPr/>
+        </w:pPrChange>
+      </w:pPr>
+    </w:p>
+    <w:p>
+      <w:pPr>
+        <w:spacing w:line="360" w:lineRule="auto"/>
         <w:rPr>
           <w:lang w:val="en-IE" w:eastAsia="en-GB"/>
         </w:rPr>
-      </w:pPr>
-    </w:p>
-    <w:p>
-      <w:pPr>
+        <w:pPrChange w:id="36" w:author="Microsoft Office User" w:date="2026-10-23T15:13:00Z">
+          <w:pPr/>
+        </w:pPrChange>
+      </w:pPr>
+    </w:p>
+    <w:p>
+      <w:pPr>
+        <w:spacing w:line="360" w:lineRule="auto"/>
         <w:rPr>
           <w:lang w:val="en-IE" w:eastAsia="en-GB"/>
         </w:rPr>
-      </w:pPr>
-    </w:p>
-    <w:p>
-      <w:pPr>
-        <w:rPr>
-          <w:lang w:val="en-IE" w:eastAsia="en-GB"/>
-        </w:rPr>
-      </w:pPr>
-    </w:p>
-    <w:p>
-      <w:pPr>
-        <w:rPr>
-          <w:lang w:val="en-IE" w:eastAsia="en-GB"/>
-        </w:rPr>
-      </w:pPr>
-    </w:p>
-    <w:p>
-      <w:pPr>
-        <w:rPr>
-          <w:lang w:val="en-IE" w:eastAsia="en-GB"/>
-        </w:rPr>
-      </w:pPr>
-    </w:p>
-    <w:p>
-      <w:pPr>
-        <w:rPr>
-          <w:lang w:val="en-IE" w:eastAsia="en-GB"/>
-        </w:rPr>
-      </w:pPr>
-    </w:p>
-    <w:p>
-      <w:pPr>
-        <w:rPr>
-          <w:lang w:val="en-IE" w:eastAsia="en-GB"/>
-        </w:rPr>
-      </w:pPr>
-    </w:p>
-    <w:p>
-      <w:pPr>
-        <w:rPr>
-          <w:lang w:val="en-IE" w:eastAsia="en-GB"/>
-        </w:rPr>
-      </w:pPr>
-    </w:p>
-    <w:p>
-      <w:pPr>
-        <w:rPr>
-          <w:lang w:val="en-IE" w:eastAsia="en-GB"/>
-        </w:rPr>
-      </w:pPr>
-    </w:p>
-    <w:p>
-      <w:pPr>
-        <w:rPr>
-          <w:lang w:val="en-IE" w:eastAsia="en-GB"/>
-        </w:rPr>
-      </w:pPr>
-    </w:p>
-    <w:p>
-      <w:pPr>
-        <w:rPr>
-          <w:lang w:val="en-IE" w:eastAsia="en-GB"/>
-        </w:rPr>
-      </w:pPr>
-    </w:p>
-    <w:p>
-      <w:pPr>
-        <w:rPr>
-          <w:lang w:val="en-IE" w:eastAsia="en-GB"/>
-        </w:rPr>
-      </w:pPr>
-    </w:p>
-    <w:p>
-      <w:pPr>
-        <w:rPr>
-          <w:lang w:val="en-IE" w:eastAsia="en-GB"/>
-        </w:rPr>
-      </w:pPr>
-    </w:p>
-    <w:p>
-      <w:pPr>
-        <w:rPr>
-          <w:lang w:val="en-IE" w:eastAsia="en-GB"/>
-        </w:rPr>
-      </w:pPr>
-    </w:p>
-    <w:p>
-      <w:pPr>
-        <w:rPr>
-          <w:lang w:val="en-IE" w:eastAsia="en-GB"/>
-        </w:rPr>
-      </w:pPr>
-    </w:p>
-    <w:p>
-      <w:pPr>
-        <w:rPr>
-          <w:lang w:val="en-IE" w:eastAsia="en-GB"/>
-        </w:rPr>
-      </w:pPr>
-    </w:p>
-    <w:p>
-      <w:pPr>
-        <w:rPr>
-          <w:lang w:val="en-IE" w:eastAsia="en-GB"/>
-        </w:rPr>
-      </w:pPr>
-    </w:p>
-    <w:p>
-      <w:pPr>
-        <w:rPr>
-          <w:lang w:val="en-IE" w:eastAsia="en-GB"/>
-        </w:rPr>
-      </w:pPr>
-    </w:p>
-    <w:p>
-      <w:pPr>
-        <w:rPr>
-          <w:lang w:val="en-IE" w:eastAsia="en-GB"/>
-        </w:rPr>
+        <w:pPrChange w:id="37" w:author="Microsoft Office User" w:date="2026-10-23T15:13:00Z">
+          <w:pPr/>
+        </w:pPrChange>
       </w:pPr>
     </w:p>
     <w:p>
       <w:pPr>
         <w:pStyle w:val="Heading1"/>
-        <w:rPr>
+        <w:spacing w:line="360" w:lineRule="auto"/>
+        <w:rPr>
+          <w:del w:id="38" w:author="Microsoft Office User" w:date="2026-10-23T15:13:00Z"/>
           <w:rStyle w:val="SubtleEmphasis"/>
           <w:i w:val="0"/>
           <w:iCs w:val="0"/>
           <w:color w:val="2F5496" w:themeColor="accent1" w:themeShade="BF"/>
         </w:rPr>
       </w:pPr>
-      <w:r>
+    </w:p>
+    <w:p>
+      <w:pPr>
+        <w:rPr>
+          <w:ins w:id="39" w:author="Microsoft Office User" w:date="2026-10-23T15:13:00Z"/>
+          <w:lang w:val="en-IE" w:eastAsia="en-GB"/>
+        </w:rPr>
+      </w:pPr>
+    </w:p>
+    <w:p>
+      <w:pPr>
+        <w:spacing w:line="360" w:lineRule="auto"/>
+        <w:rPr>
+          <w:del w:id="40" w:author="Microsoft Office User" w:date="2026-10-23T15:13:00Z"/>
+          <w:lang w:val="en-IE" w:eastAsia="en-GB"/>
+        </w:rPr>
+        <w:pPrChange w:id="41" w:author="Microsoft Office User" w:date="2026-10-23T15:13:00Z">
+          <w:pPr/>
+        </w:pPrChange>
+      </w:pPr>
+    </w:p>
+    <w:p>
+      <w:pPr>
+        <w:spacing w:line="360" w:lineRule="auto"/>
+        <w:rPr>
+          <w:del w:id="42" w:author="Microsoft Office User" w:date="2026-10-23T15:13:00Z"/>
+          <w:lang w:val="en-IE" w:eastAsia="en-GB"/>
+        </w:rPr>
+        <w:pPrChange w:id="43" w:author="Microsoft Office User" w:date="2026-10-23T15:13:00Z">
+          <w:pPr/>
+        </w:pPrChange>
+      </w:pPr>
+    </w:p>
+    <w:p>
+      <w:pPr>
+        <w:spacing w:line="360" w:lineRule="auto"/>
+        <w:rPr>
+          <w:del w:id="44" w:author="Microsoft Office User" w:date="2026-10-23T15:13:00Z"/>
+          <w:lang w:val="en-IE" w:eastAsia="en-GB"/>
+        </w:rPr>
+        <w:pPrChange w:id="45" w:author="Microsoft Office User" w:date="2026-10-23T15:13:00Z">
+          <w:pPr/>
+        </w:pPrChange>
+      </w:pPr>
+    </w:p>
+    <w:p>
+      <w:pPr>
+        <w:spacing w:line="360" w:lineRule="auto"/>
+        <w:rPr>
+          <w:del w:id="46" w:author="Microsoft Office User" w:date="2026-10-23T15:13:00Z"/>
+          <w:lang w:val="en-IE" w:eastAsia="en-GB"/>
+        </w:rPr>
+        <w:pPrChange w:id="47" w:author="Microsoft Office User" w:date="2026-10-23T15:13:00Z">
+          <w:pPr/>
+        </w:pPrChange>
+      </w:pPr>
+    </w:p>
+    <w:p>
+      <w:pPr>
+        <w:spacing w:line="360" w:lineRule="auto"/>
+        <w:rPr>
+          <w:del w:id="48" w:author="Microsoft Office User" w:date="2026-10-23T15:13:00Z"/>
+          <w:lang w:val="en-IE" w:eastAsia="en-GB"/>
+        </w:rPr>
+        <w:pPrChange w:id="49" w:author="Microsoft Office User" w:date="2026-10-23T15:13:00Z">
+          <w:pPr/>
+        </w:pPrChange>
+      </w:pPr>
+    </w:p>
+    <w:p>
+      <w:pPr>
+        <w:spacing w:line="360" w:lineRule="auto"/>
+        <w:rPr>
+          <w:del w:id="50" w:author="Microsoft Office User" w:date="2026-10-23T15:13:00Z"/>
+          <w:lang w:val="en-IE" w:eastAsia="en-GB"/>
+        </w:rPr>
+        <w:pPrChange w:id="51" w:author="Microsoft Office User" w:date="2026-10-23T15:13:00Z">
+          <w:pPr/>
+        </w:pPrChange>
+      </w:pPr>
+    </w:p>
+    <w:p>
+      <w:pPr>
+        <w:spacing w:line="360" w:lineRule="auto"/>
+        <w:rPr>
+          <w:del w:id="52" w:author="Microsoft Office User" w:date="2026-10-23T15:13:00Z"/>
+          <w:lang w:val="en-IE" w:eastAsia="en-GB"/>
+        </w:rPr>
+        <w:pPrChange w:id="53" w:author="Microsoft Office User" w:date="2026-10-23T15:13:00Z">
+          <w:pPr/>
+        </w:pPrChange>
+      </w:pPr>
+    </w:p>
+    <w:p>
+      <w:pPr>
+        <w:spacing w:line="360" w:lineRule="auto"/>
+        <w:rPr>
+          <w:del w:id="54" w:author="Microsoft Office User" w:date="2026-10-23T15:13:00Z"/>
+          <w:lang w:val="en-IE" w:eastAsia="en-GB"/>
+        </w:rPr>
+        <w:pPrChange w:id="55" w:author="Microsoft Office User" w:date="2026-10-23T15:13:00Z">
+          <w:pPr/>
+        </w:pPrChange>
+      </w:pPr>
+    </w:p>
+    <w:p>
+      <w:pPr>
+        <w:spacing w:line="360" w:lineRule="auto"/>
+        <w:rPr>
+          <w:del w:id="56" w:author="Microsoft Office User" w:date="2026-10-23T15:13:00Z"/>
+          <w:lang w:val="en-IE" w:eastAsia="en-GB"/>
+        </w:rPr>
+        <w:pPrChange w:id="57" w:author="Microsoft Office User" w:date="2026-10-23T15:13:00Z">
+          <w:pPr/>
+        </w:pPrChange>
+      </w:pPr>
+    </w:p>
+    <w:p>
+      <w:pPr>
+        <w:spacing w:line="360" w:lineRule="auto"/>
+        <w:rPr>
+          <w:del w:id="58" w:author="Microsoft Office User" w:date="2026-10-23T15:13:00Z"/>
+          <w:lang w:val="en-IE" w:eastAsia="en-GB"/>
+        </w:rPr>
+        <w:pPrChange w:id="59" w:author="Microsoft Office User" w:date="2026-10-23T15:13:00Z">
+          <w:pPr/>
+        </w:pPrChange>
+      </w:pPr>
+    </w:p>
+    <w:p>
+      <w:pPr>
+        <w:spacing w:line="360" w:lineRule="auto"/>
+        <w:rPr>
+          <w:del w:id="60" w:author="Microsoft Office User" w:date="2026-10-23T15:13:00Z"/>
+          <w:lang w:val="en-IE" w:eastAsia="en-GB"/>
+        </w:rPr>
+        <w:pPrChange w:id="61" w:author="Microsoft Office User" w:date="2026-10-23T15:13:00Z">
+          <w:pPr/>
+        </w:pPrChange>
+      </w:pPr>
+    </w:p>
+    <w:p>
+      <w:pPr>
+        <w:spacing w:line="360" w:lineRule="auto"/>
+        <w:rPr>
+          <w:del w:id="62" w:author="Microsoft Office User" w:date="2026-10-23T15:13:00Z"/>
+          <w:lang w:val="en-IE" w:eastAsia="en-GB"/>
+        </w:rPr>
+        <w:pPrChange w:id="63" w:author="Microsoft Office User" w:date="2026-10-23T15:13:00Z">
+          <w:pPr/>
+        </w:pPrChange>
+      </w:pPr>
+    </w:p>
+    <w:p>
+      <w:pPr>
+        <w:spacing w:line="360" w:lineRule="auto"/>
+        <w:rPr>
+          <w:del w:id="64" w:author="Microsoft Office User" w:date="2026-10-23T15:13:00Z"/>
+          <w:lang w:val="en-IE" w:eastAsia="en-GB"/>
+        </w:rPr>
+        <w:pPrChange w:id="65" w:author="Microsoft Office User" w:date="2026-10-23T15:13:00Z">
+          <w:pPr/>
+        </w:pPrChange>
+      </w:pPr>
+    </w:p>
+    <w:p>
+      <w:pPr>
+        <w:spacing w:line="360" w:lineRule="auto"/>
+        <w:rPr>
+          <w:del w:id="66" w:author="Microsoft Office User" w:date="2026-10-23T15:13:00Z"/>
+          <w:lang w:val="en-IE" w:eastAsia="en-GB"/>
+        </w:rPr>
+        <w:pPrChange w:id="67" w:author="Microsoft Office User" w:date="2026-10-23T15:13:00Z">
+          <w:pPr/>
+        </w:pPrChange>
+      </w:pPr>
+    </w:p>
+    <w:p>
+      <w:pPr>
+        <w:spacing w:line="360" w:lineRule="auto"/>
+        <w:rPr>
+          <w:del w:id="68" w:author="Microsoft Office User" w:date="2026-10-23T15:13:00Z"/>
+          <w:lang w:val="en-IE" w:eastAsia="en-GB"/>
+        </w:rPr>
+        <w:pPrChange w:id="69" w:author="Microsoft Office User" w:date="2026-10-23T15:13:00Z">
+          <w:pPr/>
+        </w:pPrChange>
+      </w:pPr>
+    </w:p>
+    <w:p>
+      <w:pPr>
+        <w:spacing w:line="360" w:lineRule="auto"/>
+        <w:rPr>
+          <w:del w:id="70" w:author="Microsoft Office User" w:date="2026-10-23T15:13:00Z"/>
+          <w:lang w:val="en-IE" w:eastAsia="en-GB"/>
+        </w:rPr>
+        <w:pPrChange w:id="71" w:author="Microsoft Office User" w:date="2026-10-23T15:13:00Z">
+          <w:pPr/>
+        </w:pPrChange>
+      </w:pPr>
+    </w:p>
+    <w:p>
+      <w:pPr>
+        <w:pStyle w:val="Heading1"/>
+        <w:spacing w:line="360" w:lineRule="auto"/>
         <w:rPr>
           <w:rStyle w:val="SubtleEmphasis"/>
           <w:i w:val="0"/>
           <w:iCs w:val="0"/>
           <w:color w:val="2F5496" w:themeColor="accent1" w:themeShade="BF"/>
         </w:rPr>
-        <w:lastRenderedPageBreak/>
+        <w:pPrChange w:id="72" w:author="Microsoft Office User" w:date="2026-10-23T15:13:00Z">
+          <w:pPr>
+            <w:pStyle w:val="Heading1"/>
+          </w:pPr>
+        </w:pPrChange>
+      </w:pPr>
+      <w:r>
+        <w:rPr>
+          <w:rStyle w:val="SubtleEmphasis"/>
+          <w:i w:val="0"/>
+          <w:iCs w:val="0"/>
+          <w:color w:val="2F5496" w:themeColor="accent1" w:themeShade="BF"/>
+        </w:rPr>
         <w:t>Movie Dataset</w:t>
       </w:r>
     </w:p>
@@ -1787,13 +2111,25 @@
     <w:p>
       <w:pPr>
         <w:pStyle w:val="Heading2"/>
+        <w:spacing w:line="360" w:lineRule="auto"/>
+        <w:pPrChange w:id="73" w:author="Microsoft Office User" w:date="2026-10-23T15:13:00Z">
+          <w:pPr>
+            <w:pStyle w:val="Heading2"/>
+          </w:pPr>
+        </w:pPrChange>
       </w:pPr>
     </w:p>
     <w:p>
       <w:pPr>
         <w:pStyle w:val="Heading2"/>
-      </w:pPr>
-      <w:bookmarkStart w:id="0" w:name="_Hlk243560503"/>
+        <w:spacing w:line="360" w:lineRule="auto"/>
+        <w:pPrChange w:id="74" w:author="Microsoft Office User" w:date="2026-10-23T15:13:00Z">
+          <w:pPr>
+            <w:pStyle w:val="Heading2"/>
+          </w:pPr>
+        </w:pPrChange>
+      </w:pPr>
+      <w:bookmarkStart w:id="75" w:name="_Hlk243560503"/>
       <w:r>
         <w:t>Dataset Structure Overview</w:t>
       </w:r>
@@ -1807,6 +2143,12 @@
     <w:p>
       <w:pPr>
         <w:pStyle w:val="Heading3"/>
+        <w:spacing w:line="360" w:lineRule="auto"/>
+        <w:pPrChange w:id="76" w:author="Microsoft Office User" w:date="2026-10-23T15:13:00Z">
+          <w:pPr>
+            <w:pStyle w:val="Heading3"/>
+          </w:pPr>
+        </w:pPrChange>
       </w:pPr>
       <w:r>
         <w:t>Read data</w:t>
@@ -1861,7 +2203,7 @@
         <w:t>variables.</w:t>
       </w:r>
     </w:p>
-    <w:bookmarkEnd w:id="0"/>
+    <w:bookmarkEnd w:id="75"/>
     <w:p>
       <w:pPr>
         <w:spacing w:line="360" w:lineRule="auto"/>
@@ -1922,14 +2264,24 @@
     </w:p>
     <w:p>
       <w:pPr>
+        <w:spacing w:line="360" w:lineRule="auto"/>
         <w:rPr>
           <w:lang w:val="en-IE" w:eastAsia="en-GB"/>
         </w:rPr>
+        <w:pPrChange w:id="77" w:author="Microsoft Office User" w:date="2026-10-23T15:13:00Z">
+          <w:pPr/>
+        </w:pPrChange>
       </w:pPr>
     </w:p>
     <w:p>
       <w:pPr>
         <w:pStyle w:val="Heading3"/>
+        <w:spacing w:line="360" w:lineRule="auto"/>
+        <w:pPrChange w:id="78" w:author="Microsoft Office User" w:date="2026-10-23T15:13:00Z">
+          <w:pPr>
+            <w:pStyle w:val="Heading3"/>
+          </w:pPr>
+        </w:pPrChange>
       </w:pPr>
       <w:r>
         <w:t>Clean the data</w:t>
@@ -1980,9 +2332,13 @@
     </w:p>
     <w:p>
       <w:pPr>
+        <w:spacing w:line="360" w:lineRule="auto"/>
         <w:rPr>
           <w:lang w:val="en-IE" w:eastAsia="en-GB"/>
         </w:rPr>
+        <w:pPrChange w:id="79" w:author="Microsoft Office User" w:date="2026-10-23T15:13:00Z">
+          <w:pPr/>
+        </w:pPrChange>
       </w:pPr>
       <w:r>
         <w:rPr>
@@ -2035,14 +2391,24 @@
     </w:p>
     <w:p>
       <w:pPr>
+        <w:spacing w:line="360" w:lineRule="auto"/>
         <w:rPr>
           <w:lang w:val="en-IE" w:eastAsia="en-GB"/>
         </w:rPr>
+        <w:pPrChange w:id="80" w:author="Microsoft Office User" w:date="2026-10-23T15:13:00Z">
+          <w:pPr/>
+        </w:pPrChange>
       </w:pPr>
     </w:p>
     <w:p>
       <w:pPr>
         <w:pStyle w:val="Heading2"/>
+        <w:spacing w:line="360" w:lineRule="auto"/>
+        <w:pPrChange w:id="81" w:author="Microsoft Office User" w:date="2026-10-23T15:13:00Z">
+          <w:pPr>
+            <w:pStyle w:val="Heading2"/>
+          </w:pPr>
+        </w:pPrChange>
       </w:pPr>
       <w:r>
         <w:t>Exploratory Data Analysis and Descriptive Statistics</w:t>
@@ -2050,14 +2416,24 @@
     </w:p>
     <w:p>
       <w:pPr>
+        <w:spacing w:line="360" w:lineRule="auto"/>
         <w:rPr>
           <w:lang w:val="en-IE" w:eastAsia="en-GB"/>
         </w:rPr>
+        <w:pPrChange w:id="82" w:author="Microsoft Office User" w:date="2026-10-23T15:13:00Z">
+          <w:pPr/>
+        </w:pPrChange>
       </w:pPr>
     </w:p>
     <w:p>
       <w:pPr>
         <w:pStyle w:val="Heading2"/>
+        <w:spacing w:line="360" w:lineRule="auto"/>
+        <w:pPrChange w:id="83" w:author="Microsoft Office User" w:date="2026-10-23T15:13:00Z">
+          <w:pPr>
+            <w:pStyle w:val="Heading2"/>
+          </w:pPr>
+        </w:pPrChange>
       </w:pPr>
       <w:r>
         <w:t>Measures Of Central Tendency</w:t>
@@ -2066,11 +2442,23 @@
     <w:p>
       <w:pPr>
         <w:pStyle w:val="Heading2"/>
+        <w:spacing w:line="360" w:lineRule="auto"/>
+        <w:pPrChange w:id="84" w:author="Microsoft Office User" w:date="2026-10-23T15:13:00Z">
+          <w:pPr>
+            <w:pStyle w:val="Heading2"/>
+          </w:pPr>
+        </w:pPrChange>
       </w:pPr>
     </w:p>
     <w:p>
       <w:pPr>
         <w:pStyle w:val="Heading3"/>
+        <w:spacing w:line="360" w:lineRule="auto"/>
+        <w:pPrChange w:id="85" w:author="Microsoft Office User" w:date="2026-10-23T15:13:00Z">
+          <w:pPr>
+            <w:pStyle w:val="Heading3"/>
+          </w:pPr>
+        </w:pPrChange>
       </w:pPr>
       <w:r>
         <w:t>Mean, Median and Mode</w:t>
@@ -2271,7 +2659,15 @@
         <w:t>.0</w:t>
       </w:r>
       <w:r>
-        <w:t xml:space="preserve">, and the mode is 0. </w:t>
+        <w:t xml:space="preserve">, and the mode is </w:t>
+      </w:r>
+      <w:ins w:id="86" w:author="Microsoft Office User" w:date="2026-10-23T10:29:00Z">
+        <w:r>
+          <w:t>1,00</w:t>
+        </w:r>
+      </w:ins>
+      <w:r>
+        <w:t xml:space="preserve">0. </w:t>
       </w:r>
     </w:p>
     <w:p>
@@ -2288,6 +2684,7 @@
         <w:rPr>
           <w:u w:val="single"/>
         </w:rPr>
+        <w:lastRenderedPageBreak/>
         <w:t>Actor_</w:t>
       </w:r>
       <w:r>
@@ -2353,7 +2750,15 @@
         <w:t>826.0</w:t>
       </w:r>
       <w:r>
-        <w:t xml:space="preserve">, and the mode is 0. </w:t>
+        <w:t xml:space="preserve">, and the mode is </w:t>
+      </w:r>
+      <w:ins w:id="87" w:author="Microsoft Office User" w:date="2026-10-23T10:29:00Z">
+        <w:r>
+          <w:t>1,00</w:t>
+        </w:r>
+      </w:ins>
+      <w:r>
+        <w:t xml:space="preserve">0. </w:t>
       </w:r>
     </w:p>
     <w:p>
@@ -2370,7 +2775,6 @@
         <w:rPr>
           <w:u w:val="single"/>
         </w:rPr>
-        <w:lastRenderedPageBreak/>
         <w:t>Actor_</w:t>
       </w:r>
       <w:r>
@@ -2443,7 +2847,15 @@
         <w:t>0</w:t>
       </w:r>
       <w:r>
-        <w:t xml:space="preserve">, and the mode is 0. </w:t>
+        <w:t xml:space="preserve">, and the mode is </w:t>
+      </w:r>
+      <w:ins w:id="88" w:author="Microsoft Office User" w:date="2026-10-23T10:29:00Z">
+        <w:r>
+          <w:t>1,00</w:t>
+        </w:r>
+      </w:ins>
+      <w:r>
+        <w:t xml:space="preserve">0. </w:t>
       </w:r>
     </w:p>
     <w:p>
@@ -2455,6 +2867,9 @@
         </w:numPr>
         <w:spacing w:line="360" w:lineRule="auto"/>
         <w:jc w:val="both"/>
+        <w:rPr>
+          <w:ins w:id="89" w:author="Microsoft Office User" w:date="2026-10-23T15:14:00Z"/>
+        </w:rPr>
       </w:pPr>
       <w:r>
         <w:rPr>
@@ -2499,8 +2914,39 @@
         <w:t>.0</w:t>
       </w:r>
       <w:r>
-        <w:t xml:space="preserve">, and the mode is 0. </w:t>
-      </w:r>
+        <w:t xml:space="preserve">, and the mode is </w:t>
+      </w:r>
+      <w:ins w:id="90" w:author="Microsoft Office User" w:date="2026-10-23T10:29:00Z">
+        <w:r>
+          <w:t>1,261</w:t>
+        </w:r>
+      </w:ins>
+      <w:del w:id="91" w:author="Microsoft Office User" w:date="2026-10-23T10:29:00Z">
+        <w:r>
+          <w:delText>0</w:delText>
+        </w:r>
+      </w:del>
+      <w:r>
+        <w:t xml:space="preserve">. </w:t>
+      </w:r>
+    </w:p>
+    <w:p>
+      <w:pPr>
+        <w:pStyle w:val="ListParagraph"/>
+        <w:spacing w:line="360" w:lineRule="auto"/>
+        <w:jc w:val="both"/>
+        <w:pPrChange w:id="92" w:author="Microsoft Office User" w:date="2026-10-23T15:14:00Z">
+          <w:pPr>
+            <w:pStyle w:val="ListParagraph"/>
+            <w:numPr>
+              <w:numId w:val="2"/>
+            </w:numPr>
+            <w:spacing w:line="360" w:lineRule="auto"/>
+            <w:ind w:hanging="360"/>
+            <w:jc w:val="both"/>
+          </w:pPr>
+        </w:pPrChange>
+      </w:pPr>
     </w:p>
     <w:p>
       <w:pPr>
@@ -2604,11 +3050,23 @@
     <w:p>
       <w:pPr>
         <w:pStyle w:val="Heading3"/>
+        <w:spacing w:line="360" w:lineRule="auto"/>
+        <w:pPrChange w:id="93" w:author="Microsoft Office User" w:date="2026-10-23T15:13:00Z">
+          <w:pPr>
+            <w:pStyle w:val="Heading3"/>
+          </w:pPr>
+        </w:pPrChange>
       </w:pPr>
     </w:p>
     <w:p>
       <w:pPr>
         <w:pStyle w:val="Heading3"/>
+        <w:spacing w:line="360" w:lineRule="auto"/>
+        <w:pPrChange w:id="94" w:author="Microsoft Office User" w:date="2026-10-23T15:13:00Z">
+          <w:pPr>
+            <w:pStyle w:val="Heading3"/>
+          </w:pPr>
+        </w:pPrChange>
       </w:pPr>
       <w:r>
         <w:t>Plot the distribution</w:t>
@@ -2691,36 +3149,29 @@
         <w:rPr>
           <w:u w:val="single"/>
         </w:rPr>
-        <w:t>Actor_1_</w:t>
-      </w:r>
-      <w:r>
-        <w:rPr>
-          <w:u w:val="single"/>
-        </w:rPr>
-        <w:t>facebook_likes</w:t>
-      </w:r>
-      <w:r>
-        <w:t xml:space="preserve">: illustrates a mean of </w:t>
+        <w:t>Actor_1_facebook_likes</w:t>
+      </w:r>
+      <w:r>
+        <w:t xml:space="preserve">: </w:t>
+      </w:r>
+      <w:r>
+        <w:t xml:space="preserve">illustrates a </w:t>
       </w:r>
       <w:r>
         <w:rPr>
           <w:b/>
           <w:bCs/>
         </w:rPr>
-        <w:t>9,770.612</w:t>
-      </w:r>
-      <w:r>
-        <w:t xml:space="preserve">, whereas the median drops drastically to </w:t>
-      </w:r>
-      <w:r>
-        <w:rPr>
-          <w:b/>
-          <w:bCs/>
-        </w:rPr>
-        <w:t>8,000.0</w:t>
-      </w:r>
-      <w:r>
-        <w:t xml:space="preserve">, and the mode is 0. </w:t>
+        <w:t>right-skewed distribution</w:t>
+      </w:r>
+      <w:r>
+        <w:t xml:space="preserve">; </w:t>
+      </w:r>
+      <w:r>
+        <w:t>compared to director_facebook_likes</w:t>
+      </w:r>
+      <w:r>
+        <w:t>, actor_1_facebook_likes demonstrated a higher baseline level of engagement.</w:t>
       </w:r>
     </w:p>
     <w:p>
@@ -2737,36 +3188,34 @@
         <w:rPr>
           <w:u w:val="single"/>
         </w:rPr>
-        <w:t>Actor_2_</w:t>
-      </w:r>
-      <w:r>
-        <w:rPr>
-          <w:u w:val="single"/>
-        </w:rPr>
-        <w:t>facebook_likes</w:t>
-      </w:r>
-      <w:r>
-        <w:t xml:space="preserve">: illustrates a mean of </w:t>
+        <w:t>Actor_2_facebook_likes</w:t>
+      </w:r>
+      <w:r>
+        <w:t xml:space="preserve">: </w:t>
+      </w:r>
+      <w:r>
+        <w:t xml:space="preserve">illustrates a </w:t>
       </w:r>
       <w:r>
         <w:rPr>
           <w:b/>
           <w:bCs/>
         </w:rPr>
-        <w:t>2,870.91</w:t>
-      </w:r>
-      <w:r>
-        <w:t xml:space="preserve">, whereas the median drops drastically to </w:t>
-      </w:r>
-      <w:r>
-        <w:rPr>
-          <w:b/>
-          <w:bCs/>
-        </w:rPr>
-        <w:t>826.0</w:t>
-      </w:r>
-      <w:r>
-        <w:t xml:space="preserve">, and the mode is 0. </w:t>
+        <w:t>right-skewed distribution</w:t>
+      </w:r>
+      <w:r>
+        <w:t xml:space="preserve">; </w:t>
+      </w:r>
+      <w:r>
+        <w:t>these prominent outlier</w:t>
+      </w:r>
+      <w:ins w:id="95" w:author="Microsoft Office User" w:date="2026-10-23T09:45:00Z">
+        <w:r>
+          <w:t>s</w:t>
+        </w:r>
+      </w:ins>
+      <w:r>
+        <w:t xml:space="preserve"> represent co-stars who are major stars in their own right</w:t>
       </w:r>
     </w:p>
     <w:p>
@@ -2783,36 +3232,26 @@
         <w:rPr>
           <w:u w:val="single"/>
         </w:rPr>
-        <w:t>Actor_3_</w:t>
-      </w:r>
-      <w:r>
-        <w:rPr>
-          <w:u w:val="single"/>
-        </w:rPr>
-        <w:t>facebook_likes</w:t>
-      </w:r>
-      <w:r>
-        <w:t xml:space="preserve">: illustrates a mean of </w:t>
+        <w:t>Actor_3_facebook_likes</w:t>
+      </w:r>
+      <w:r>
+        <w:t xml:space="preserve">: </w:t>
+      </w:r>
+      <w:r>
+        <w:t xml:space="preserve">illustrates a </w:t>
       </w:r>
       <w:r>
         <w:rPr>
           <w:b/>
           <w:bCs/>
         </w:rPr>
-        <w:t>1,117.778</w:t>
-      </w:r>
-      <w:r>
-        <w:t xml:space="preserve">, whereas the median drops drastically to </w:t>
-      </w:r>
-      <w:r>
-        <w:rPr>
-          <w:b/>
-          <w:bCs/>
-        </w:rPr>
-        <w:t>532.0</w:t>
-      </w:r>
-      <w:r>
-        <w:t xml:space="preserve">, and the mode is 0. </w:t>
+        <w:t>right-skewed distribution</w:t>
+      </w:r>
+      <w:r>
+        <w:t xml:space="preserve">; </w:t>
+      </w:r>
+      <w:r>
+        <w:t>the distribution shows a long tail, similar to director_facebook_likes</w:t>
       </w:r>
     </w:p>
     <w:p>
@@ -2829,37 +3268,2195 @@
         <w:rPr>
           <w:u w:val="single"/>
         </w:rPr>
-        <w:t>Cast_total_</w:t>
-      </w:r>
-      <w:r>
-        <w:rPr>
-          <w:u w:val="single"/>
-        </w:rPr>
-        <w:t>facebook_likes</w:t>
-      </w:r>
-      <w:r>
-        <w:t xml:space="preserve">: illustrates a mean of </w:t>
+        <w:lastRenderedPageBreak/>
+        <w:t>Cast_total_facebook_likes</w:t>
+      </w:r>
+      <w:r>
+        <w:t xml:space="preserve">: </w:t>
+      </w:r>
+      <w:r>
+        <w:t xml:space="preserve">illustrates a </w:t>
       </w:r>
       <w:r>
         <w:rPr>
           <w:b/>
           <w:bCs/>
         </w:rPr>
-        <w:t>1,5033.43</w:t>
-      </w:r>
-      <w:r>
-        <w:t xml:space="preserve">, whereas the median drops drastically to </w:t>
-      </w:r>
-      <w:r>
+        <w:t>right-skewed distribution</w:t>
+      </w:r>
+      <w:r>
+        <w:t xml:space="preserve">; </w:t>
+      </w:r>
+      <w:r>
+        <w:t>this metric consolidates a combination of the entire ensemble.</w:t>
+      </w:r>
+    </w:p>
+    <w:p>
+      <w:pPr>
+        <w:spacing w:line="360" w:lineRule="auto"/>
+        <w:jc w:val="both"/>
         <w:rPr>
           <w:b/>
           <w:bCs/>
         </w:rPr>
-        <w:t>11,294.0</w:t>
-      </w:r>
-      <w:r>
-        <w:t xml:space="preserve">, and the mode is 0. </w:t>
-      </w:r>
+      </w:pPr>
+    </w:p>
+    <w:p>
+      <w:pPr>
+        <w:spacing w:line="360" w:lineRule="auto"/>
+        <w:jc w:val="both"/>
+        <w:rPr>
+          <w:ins w:id="96" w:author="Microsoft Office User" w:date="2026-10-23T10:20:00Z"/>
+          <w:b/>
+          <w:bCs/>
+        </w:rPr>
+      </w:pPr>
+      <w:r>
+        <w:rPr>
+          <w:b/>
+          <w:bCs/>
+          <w:noProof/>
+        </w:rPr>
+        <w:drawing>
+          <wp:inline distT="0" distB="0" distL="0" distR="0" wp14:anchorId="6F9EBF3E" wp14:editId="39458E7D">
+            <wp:extent cx="6120130" cy="4030980"/>
+            <wp:effectExtent l="0" t="0" r="1270" b="0"/>
+            <wp:docPr id="739870824" name="Picture 4"/>
+            <wp:cNvGraphicFramePr>
+              <a:graphicFrameLocks xmlns:a="http://schemas.openxmlformats.org/drawingml/2006/main" noChangeAspect="1"/>
+            </wp:cNvGraphicFramePr>
+            <a:graphic xmlns:a="http://schemas.openxmlformats.org/drawingml/2006/main">
+              <a:graphicData uri="http://schemas.openxmlformats.org/drawingml/2006/picture">
+                <pic:pic xmlns:pic="http://schemas.openxmlformats.org/drawingml/2006/picture">
+                  <pic:nvPicPr>
+                    <pic:cNvPr id="739870824" name="Picture 739870824"/>
+                    <pic:cNvPicPr/>
+                  </pic:nvPicPr>
+                  <pic:blipFill>
+                    <a:blip r:embed="rId12" cstate="print">
+                      <a:extLst>
+                        <a:ext uri="{28A0092B-C50C-407E-A947-70E740481C1C}">
+                          <a14:useLocalDpi xmlns:a14="http://schemas.microsoft.com/office/drawing/2010/main" val="0"/>
+                        </a:ext>
+                      </a:extLst>
+                    </a:blip>
+                    <a:stretch>
+                      <a:fillRect/>
+                    </a:stretch>
+                  </pic:blipFill>
+                  <pic:spPr>
+                    <a:xfrm>
+                      <a:off x="0" y="0"/>
+                      <a:ext cx="6120130" cy="4030980"/>
+                    </a:xfrm>
+                    <a:prstGeom prst="rect">
+                      <a:avLst/>
+                    </a:prstGeom>
+                  </pic:spPr>
+                </pic:pic>
+              </a:graphicData>
+            </a:graphic>
+          </wp:inline>
+        </w:drawing>
+      </w:r>
+    </w:p>
+    <w:p>
+      <w:pPr>
+        <w:spacing w:line="360" w:lineRule="auto"/>
+        <w:jc w:val="both"/>
+        <w:rPr>
+          <w:ins w:id="97" w:author="Microsoft Office User" w:date="2026-10-23T10:21:00Z"/>
+        </w:rPr>
+      </w:pPr>
+      <w:ins w:id="98" w:author="Microsoft Office User" w:date="2026-10-23T10:20:00Z">
+        <w:r>
+          <w:rPr>
+            <w:rPrChange w:id="99" w:author="Microsoft Office User" w:date="2026-10-23T10:20:00Z">
+              <w:rPr>
+                <w:b/>
+                <w:bCs/>
+              </w:rPr>
+            </w:rPrChange>
+          </w:rPr>
+          <w:t>Example of Plot of distribution</w:t>
+        </w:r>
+      </w:ins>
+      <w:ins w:id="100" w:author="Microsoft Office User" w:date="2026-10-23T10:21:00Z">
+        <w:r>
+          <w:t>.</w:t>
+        </w:r>
+      </w:ins>
+    </w:p>
+    <w:p>
+      <w:pPr>
+        <w:spacing w:line="360" w:lineRule="auto"/>
+        <w:jc w:val="both"/>
+        <w:rPr>
+          <w:rPrChange w:id="101" w:author="Microsoft Office User" w:date="2026-10-23T10:20:00Z">
+            <w:rPr>
+              <w:b/>
+              <w:bCs/>
+            </w:rPr>
+          </w:rPrChange>
+        </w:rPr>
+      </w:pPr>
+    </w:p>
+    <w:p>
+      <w:pPr>
+        <w:pStyle w:val="Heading2"/>
+        <w:spacing w:line="360" w:lineRule="auto"/>
+        <w:pPrChange w:id="102" w:author="Microsoft Office User" w:date="2026-10-23T15:13:00Z">
+          <w:pPr>
+            <w:pStyle w:val="Heading2"/>
+          </w:pPr>
+        </w:pPrChange>
+      </w:pPr>
+      <w:r>
+        <w:t>Measures of Dispersion/Variability</w:t>
+      </w:r>
+    </w:p>
+    <w:p>
+      <w:pPr>
+        <w:spacing w:line="360" w:lineRule="auto"/>
+        <w:rPr>
+          <w:lang w:val="en-IE" w:eastAsia="en-GB"/>
+        </w:rPr>
+        <w:pPrChange w:id="103" w:author="Microsoft Office User" w:date="2026-10-23T15:13:00Z">
+          <w:pPr/>
+        </w:pPrChange>
+      </w:pPr>
+    </w:p>
+    <w:p>
+      <w:pPr>
+        <w:pStyle w:val="Heading2"/>
+        <w:spacing w:line="360" w:lineRule="auto"/>
+        <w:pPrChange w:id="104" w:author="Microsoft Office User" w:date="2026-10-23T15:13:00Z">
+          <w:pPr>
+            <w:pStyle w:val="Heading2"/>
+          </w:pPr>
+        </w:pPrChange>
+      </w:pPr>
+      <w:r>
+        <w:t>Computation of measures of dispersion or variability</w:t>
+      </w:r>
+    </w:p>
+    <w:p>
+      <w:pPr>
+        <w:pStyle w:val="Heading3"/>
+        <w:spacing w:line="360" w:lineRule="auto"/>
+        <w:pPrChange w:id="105" w:author="Microsoft Office User" w:date="2026-10-23T15:13:00Z">
+          <w:pPr>
+            <w:pStyle w:val="Heading3"/>
+          </w:pPr>
+        </w:pPrChange>
+      </w:pPr>
+    </w:p>
+    <w:p>
+      <w:pPr>
+        <w:pStyle w:val="Heading3"/>
+        <w:spacing w:line="360" w:lineRule="auto"/>
+        <w:pPrChange w:id="106" w:author="Microsoft Office User" w:date="2026-10-23T15:13:00Z">
+          <w:pPr>
+            <w:pStyle w:val="Heading3"/>
+          </w:pPr>
+        </w:pPrChange>
+      </w:pPr>
+      <w:r>
+        <w:t>Minimum value, Maximum value</w:t>
+      </w:r>
+      <w:r>
+        <w:t>,</w:t>
+      </w:r>
+      <w:r>
+        <w:t xml:space="preserve"> Range</w:t>
+      </w:r>
+      <w:r>
+        <w:t>, Variance, Standard Deviation and Q1 &amp; Q3 Interquartile</w:t>
+      </w:r>
+    </w:p>
+    <w:p>
+      <w:pPr>
+        <w:spacing w:line="360" w:lineRule="auto"/>
+        <w:jc w:val="both"/>
+      </w:pPr>
+    </w:p>
+    <w:p>
+      <w:pPr>
+        <w:spacing w:line="360" w:lineRule="auto"/>
+        <w:jc w:val="both"/>
+        <w:rPr>
+          <w:del w:id="107" w:author="Microsoft Office User" w:date="2026-10-23T10:16:00Z"/>
+        </w:rPr>
+        <w:pPrChange w:id="108" w:author="Microsoft Office User" w:date="2026-10-23T15:13:00Z">
+          <w:pPr>
+            <w:spacing w:line="360" w:lineRule="auto"/>
+            <w:jc w:val="both"/>
+          </w:pPr>
+        </w:pPrChange>
+      </w:pPr>
+      <w:r>
+        <w:t xml:space="preserve">The extreme values </w:t>
+      </w:r>
+      <w:del w:id="109" w:author="Microsoft Office User" w:date="2026-10-23T10:16:00Z">
+        <w:r>
+          <w:delText xml:space="preserve">across </w:delText>
+        </w:r>
+      </w:del>
+      <w:ins w:id="110" w:author="Microsoft Office User" w:date="2026-10-23T10:16:00Z">
+        <w:r>
+          <w:t xml:space="preserve">in </w:t>
+        </w:r>
+      </w:ins>
+      <w:r>
+        <w:t>the Variance and the Standard Deviation corroborate</w:t>
+      </w:r>
+      <w:del w:id="111" w:author="Microsoft Office User" w:date="2026-10-23T10:16:00Z">
+        <w:r>
+          <w:delText xml:space="preserve"> the</w:delText>
+        </w:r>
+      </w:del>
+      <w:r>
+        <w:t xml:space="preserve"> volatility across the social media metrics.</w:t>
+      </w:r>
+    </w:p>
+    <w:p>
+      <w:pPr>
+        <w:spacing w:line="360" w:lineRule="auto"/>
+        <w:jc w:val="both"/>
+      </w:pPr>
+    </w:p>
+    <w:p>
+      <w:pPr>
+        <w:spacing w:line="360" w:lineRule="auto"/>
+        <w:jc w:val="both"/>
+        <w:rPr>
+          <w:del w:id="112" w:author="Microsoft Office User" w:date="2026-10-23T10:16:00Z"/>
+        </w:rPr>
+        <w:pPrChange w:id="113" w:author="Microsoft Office User" w:date="2026-10-23T15:13:00Z">
+          <w:pPr>
+            <w:spacing w:line="360" w:lineRule="auto"/>
+            <w:jc w:val="both"/>
+          </w:pPr>
+        </w:pPrChange>
+      </w:pPr>
+      <w:ins w:id="114" w:author="Microsoft Office User" w:date="2026-10-23T10:16:00Z">
+        <w:r>
+          <w:rPr>
+            <w:noProof/>
+          </w:rPr>
+          <w:lastRenderedPageBreak/>
+          <w:drawing>
+            <wp:inline distT="0" distB="0" distL="0" distR="0" wp14:anchorId="770BD42A" wp14:editId="34D56AD2">
+              <wp:extent cx="6120130" cy="2045970"/>
+              <wp:effectExtent l="0" t="0" r="1270" b="0"/>
+              <wp:docPr id="1691994977" name="Picture 6"/>
+              <wp:cNvGraphicFramePr>
+                <a:graphicFrameLocks xmlns:a="http://schemas.openxmlformats.org/drawingml/2006/main" noChangeAspect="1"/>
+              </wp:cNvGraphicFramePr>
+              <a:graphic xmlns:a="http://schemas.openxmlformats.org/drawingml/2006/main">
+                <a:graphicData uri="http://schemas.openxmlformats.org/drawingml/2006/picture">
+                  <pic:pic xmlns:pic="http://schemas.openxmlformats.org/drawingml/2006/picture">
+                    <pic:nvPicPr>
+                      <pic:cNvPr id="1691994977" name="Picture 1691994977"/>
+                      <pic:cNvPicPr/>
+                    </pic:nvPicPr>
+                    <pic:blipFill>
+                      <a:blip r:embed="rId13" cstate="print">
+                        <a:extLst>
+                          <a:ext uri="{28A0092B-C50C-407E-A947-70E740481C1C}">
+                            <a14:useLocalDpi xmlns:a14="http://schemas.microsoft.com/office/drawing/2010/main" val="0"/>
+                          </a:ext>
+                        </a:extLst>
+                      </a:blip>
+                      <a:stretch>
+                        <a:fillRect/>
+                      </a:stretch>
+                    </pic:blipFill>
+                    <pic:spPr>
+                      <a:xfrm>
+                        <a:off x="0" y="0"/>
+                        <a:ext cx="6120130" cy="2045970"/>
+                      </a:xfrm>
+                      <a:prstGeom prst="rect">
+                        <a:avLst/>
+                      </a:prstGeom>
+                    </pic:spPr>
+                  </pic:pic>
+                </a:graphicData>
+              </a:graphic>
+            </wp:inline>
+          </w:drawing>
+        </w:r>
+      </w:ins>
+      <w:del w:id="115" w:author="Microsoft Office User" w:date="2026-10-23T10:16:00Z">
+        <w:r>
+          <w:rPr>
+            <w:highlight w:val="yellow"/>
+          </w:rPr>
+          <w:delText>INSERT THE CHART OF FIGMA HERE</w:delText>
+        </w:r>
+      </w:del>
+    </w:p>
+    <w:p>
+      <w:pPr>
+        <w:spacing w:line="360" w:lineRule="auto"/>
+        <w:jc w:val="both"/>
+        <w:rPr>
+          <w:ins w:id="116" w:author="Microsoft Office User" w:date="2026-10-23T10:18:00Z"/>
+        </w:rPr>
+      </w:pPr>
+    </w:p>
+    <w:p>
+      <w:pPr>
+        <w:spacing w:line="360" w:lineRule="auto"/>
+        <w:jc w:val="both"/>
+        <w:rPr>
+          <w:ins w:id="117" w:author="Microsoft Office User" w:date="2026-10-23T10:21:00Z"/>
+        </w:rPr>
+      </w:pPr>
+      <w:ins w:id="118" w:author="Microsoft Office User" w:date="2026-10-23T10:21:00Z">
+        <w:r>
+          <w:t>The summary chart was made using Figma</w:t>
+        </w:r>
+        <w:r>
+          <w:t>.</w:t>
+        </w:r>
+      </w:ins>
+    </w:p>
+    <w:p>
+      <w:pPr>
+        <w:spacing w:line="360" w:lineRule="auto"/>
+        <w:jc w:val="both"/>
+      </w:pPr>
+    </w:p>
+    <w:p>
+      <w:pPr>
+        <w:spacing w:line="360" w:lineRule="auto"/>
+        <w:jc w:val="both"/>
+      </w:pPr>
+      <w:r>
+        <w:t>The distribution metrics revea</w:t>
+      </w:r>
+      <w:ins w:id="119" w:author="Microsoft Office User" w:date="2026-10-23T10:17:00Z">
+        <w:r>
+          <w:t>l</w:t>
+        </w:r>
+      </w:ins>
+      <w:del w:id="120" w:author="Microsoft Office User" w:date="2026-10-23T10:17:00Z">
+        <w:r>
+          <w:delText>l a</w:delText>
+        </w:r>
+      </w:del>
+      <w:ins w:id="121" w:author="Microsoft Office User" w:date="2026-10-23T10:17:00Z">
+        <w:r>
+          <w:t xml:space="preserve"> </w:t>
+        </w:r>
+      </w:ins>
+      <w:del w:id="122" w:author="Microsoft Office User" w:date="2026-10-23T10:17:00Z">
+        <w:r>
+          <w:rPr>
+            <w:b/>
+            <w:bCs/>
+            <w:rPrChange w:id="123" w:author="Microsoft Office User" w:date="2026-10-23T10:19:00Z">
+              <w:rPr/>
+            </w:rPrChange>
+          </w:rPr>
+          <w:delText xml:space="preserve"> </w:delText>
+        </w:r>
+      </w:del>
+      <w:r>
+        <w:rPr>
+          <w:b/>
+          <w:bCs/>
+          <w:rPrChange w:id="124" w:author="Microsoft Office User" w:date="2026-10-23T10:19:00Z">
+            <w:rPr/>
+          </w:rPrChange>
+        </w:rPr>
+        <w:t>positive skewness and extreme outliers</w:t>
+      </w:r>
+      <w:r>
+        <w:t xml:space="preserve"> (see Draw Boxplot Visualisation),</w:t>
+      </w:r>
+      <w:r>
+        <w:t xml:space="preserve"> due to a small proportion of actors and directors reaching maximum ranges </w:t>
+      </w:r>
+      <w:ins w:id="125" w:author="Microsoft Office User" w:date="2026-10-23T10:17:00Z">
+        <w:r>
+          <w:t xml:space="preserve">of </w:t>
+        </w:r>
+      </w:ins>
+      <w:r>
+        <w:t xml:space="preserve">up </w:t>
+      </w:r>
+      <w:del w:id="126" w:author="Microsoft Office User" w:date="2026-10-23T10:17:00Z">
+        <w:r>
+          <w:delText xml:space="preserve">to </w:delText>
+        </w:r>
+      </w:del>
+      <w:ins w:id="127" w:author="Microsoft Office User" w:date="2026-10-23T10:17:00Z">
+        <w:r>
+          <w:t>to</w:t>
+        </w:r>
+        <w:r>
+          <w:t xml:space="preserve"> </w:t>
+        </w:r>
+      </w:ins>
+      <w:r>
+        <w:t>303,717 likes. While the standard deviation exce</w:t>
+      </w:r>
+      <w:r>
+        <w:t>ed</w:t>
+      </w:r>
+      <w:r>
+        <w:t>s the mean values</w:t>
+      </w:r>
+      <w:r>
+        <w:t>,</w:t>
+      </w:r>
+      <w:r>
+        <w:t xml:space="preserve"> th</w:t>
+      </w:r>
+      <w:r>
+        <w:t>is</w:t>
+      </w:r>
+      <w:r>
+        <w:t xml:space="preserve"> confirm</w:t>
+      </w:r>
+      <w:r>
+        <w:t>s</w:t>
+      </w:r>
+      <w:r>
+        <w:t xml:space="preserve"> a non-normal distribution</w:t>
+      </w:r>
+      <w:r>
+        <w:t>. However, the IQR and medians demonstrated a representation of the central tendency and dispersion, validating the necessity of a logarithmic transformation.</w:t>
+      </w:r>
+    </w:p>
+    <w:p>
+      <w:pPr>
+        <w:spacing w:line="360" w:lineRule="auto"/>
+        <w:rPr>
+          <w:del w:id="128" w:author="Microsoft Office User" w:date="2026-10-23T15:14:00Z"/>
+          <w:lang w:val="en-IE" w:eastAsia="en-GB"/>
+        </w:rPr>
+        <w:pPrChange w:id="129" w:author="Microsoft Office User" w:date="2026-10-23T15:13:00Z">
+          <w:pPr/>
+        </w:pPrChange>
+      </w:pPr>
+    </w:p>
+    <w:p>
+      <w:pPr>
+        <w:spacing w:line="360" w:lineRule="auto"/>
+        <w:rPr>
+          <w:lang w:val="en-IE" w:eastAsia="en-GB"/>
+        </w:rPr>
+        <w:pPrChange w:id="130" w:author="Microsoft Office User" w:date="2026-10-23T15:13:00Z">
+          <w:pPr/>
+        </w:pPrChange>
+      </w:pPr>
+    </w:p>
+    <w:p>
+      <w:pPr>
+        <w:spacing w:line="360" w:lineRule="auto"/>
+        <w:rPr>
+          <w:ins w:id="131" w:author="Microsoft Office User" w:date="2026-10-23T10:22:00Z"/>
+          <w:lang w:val="en-IE" w:eastAsia="en-GB"/>
+        </w:rPr>
+        <w:pPrChange w:id="132" w:author="Microsoft Office User" w:date="2026-10-23T15:13:00Z">
+          <w:pPr/>
+        </w:pPrChange>
+      </w:pPr>
+      <w:r>
+        <w:rPr>
+          <w:noProof/>
+          <w:lang w:val="en-IE" w:eastAsia="en-GB"/>
+        </w:rPr>
+        <w:drawing>
+          <wp:inline distT="0" distB="0" distL="0" distR="0" wp14:anchorId="2A912BAA" wp14:editId="669BC091">
+            <wp:extent cx="6120130" cy="4469130"/>
+            <wp:effectExtent l="0" t="0" r="1270" b="1270"/>
+            <wp:docPr id="28758627" name="Picture 5"/>
+            <wp:cNvGraphicFramePr>
+              <a:graphicFrameLocks xmlns:a="http://schemas.openxmlformats.org/drawingml/2006/main" noChangeAspect="1"/>
+            </wp:cNvGraphicFramePr>
+            <a:graphic xmlns:a="http://schemas.openxmlformats.org/drawingml/2006/main">
+              <a:graphicData uri="http://schemas.openxmlformats.org/drawingml/2006/picture">
+                <pic:pic xmlns:pic="http://schemas.openxmlformats.org/drawingml/2006/picture">
+                  <pic:nvPicPr>
+                    <pic:cNvPr id="28758627" name="Picture 28758627"/>
+                    <pic:cNvPicPr/>
+                  </pic:nvPicPr>
+                  <pic:blipFill>
+                    <a:blip r:embed="rId14">
+                      <a:extLst>
+                        <a:ext uri="{28A0092B-C50C-407E-A947-70E740481C1C}">
+                          <a14:useLocalDpi xmlns:a14="http://schemas.microsoft.com/office/drawing/2010/main" val="0"/>
+                        </a:ext>
+                      </a:extLst>
+                    </a:blip>
+                    <a:stretch>
+                      <a:fillRect/>
+                    </a:stretch>
+                  </pic:blipFill>
+                  <pic:spPr>
+                    <a:xfrm>
+                      <a:off x="0" y="0"/>
+                      <a:ext cx="6120130" cy="4469130"/>
+                    </a:xfrm>
+                    <a:prstGeom prst="rect">
+                      <a:avLst/>
+                    </a:prstGeom>
+                  </pic:spPr>
+                </pic:pic>
+              </a:graphicData>
+            </a:graphic>
+          </wp:inline>
+        </w:drawing>
+      </w:r>
+    </w:p>
+    <w:p>
+      <w:pPr>
+        <w:spacing w:line="360" w:lineRule="auto"/>
+        <w:jc w:val="both"/>
+        <w:rPr>
+          <w:ins w:id="133" w:author="Microsoft Office User" w:date="2026-10-23T10:22:00Z"/>
+        </w:rPr>
+      </w:pPr>
+      <w:ins w:id="134" w:author="Microsoft Office User" w:date="2026-10-23T10:22:00Z">
+        <w:r>
+          <w:t xml:space="preserve">Example of </w:t>
+        </w:r>
+      </w:ins>
+      <w:ins w:id="135" w:author="Microsoft Office User" w:date="2026-10-23T15:14:00Z">
+        <w:r>
+          <w:t>a</w:t>
+        </w:r>
+      </w:ins>
+      <w:ins w:id="136" w:author="Microsoft Office User" w:date="2026-10-23T10:22:00Z">
+        <w:r>
+          <w:t xml:space="preserve"> </w:t>
+        </w:r>
+      </w:ins>
+      <w:ins w:id="137" w:author="Microsoft Office User" w:date="2026-10-23T15:14:00Z">
+        <w:r>
+          <w:t>b</w:t>
+        </w:r>
+      </w:ins>
+      <w:ins w:id="138" w:author="Microsoft Office User" w:date="2026-10-23T10:22:00Z">
+        <w:r>
+          <w:t>oxplot</w:t>
+        </w:r>
+        <w:r>
+          <w:t>.</w:t>
+        </w:r>
+      </w:ins>
+    </w:p>
+    <w:p>
+      <w:pPr>
+        <w:spacing w:line="360" w:lineRule="auto"/>
+        <w:rPr>
+          <w:del w:id="139" w:author="Microsoft Office User" w:date="2026-10-23T15:14:00Z"/>
+          <w:lang w:eastAsia="en-GB"/>
+          <w:rPrChange w:id="140" w:author="Microsoft Office User" w:date="2026-10-23T10:22:00Z">
+            <w:rPr>
+              <w:del w:id="141" w:author="Microsoft Office User" w:date="2026-10-23T15:14:00Z"/>
+              <w:lang w:val="en-IE" w:eastAsia="en-GB"/>
+            </w:rPr>
+          </w:rPrChange>
+        </w:rPr>
+        <w:pPrChange w:id="142" w:author="Microsoft Office User" w:date="2026-10-23T15:13:00Z">
+          <w:pPr/>
+        </w:pPrChange>
+      </w:pPr>
+    </w:p>
+    <w:p>
+      <w:pPr>
+        <w:spacing w:line="360" w:lineRule="auto"/>
+        <w:rPr>
+          <w:lang w:val="en-IE" w:eastAsia="en-GB"/>
+        </w:rPr>
+        <w:pPrChange w:id="143" w:author="Microsoft Office User" w:date="2026-10-23T15:13:00Z">
+          <w:pPr/>
+        </w:pPrChange>
+      </w:pPr>
+    </w:p>
+    <w:p>
+      <w:pPr>
+        <w:pStyle w:val="Heading3"/>
+        <w:spacing w:line="360" w:lineRule="auto"/>
+        <w:pPrChange w:id="144" w:author="Microsoft Office User" w:date="2026-10-23T15:13:00Z">
+          <w:pPr>
+            <w:pStyle w:val="Heading3"/>
+          </w:pPr>
+        </w:pPrChange>
+      </w:pPr>
+      <w:r>
+        <w:t>Skewness and Kurtosis</w:t>
+      </w:r>
+    </w:p>
+    <w:p>
+      <w:pPr>
+        <w:spacing w:line="360" w:lineRule="auto"/>
+        <w:rPr>
+          <w:lang w:eastAsia="en-GB"/>
+        </w:rPr>
+        <w:pPrChange w:id="145" w:author="Microsoft Office User" w:date="2026-10-23T15:13:00Z">
+          <w:pPr/>
+        </w:pPrChange>
+      </w:pPr>
+    </w:p>
+    <w:p>
+      <w:pPr>
+        <w:spacing w:line="360" w:lineRule="auto"/>
+        <w:jc w:val="both"/>
+        <w:rPr>
+          <w:ins w:id="146" w:author="Microsoft Office User" w:date="2026-10-23T11:03:00Z"/>
+        </w:rPr>
+      </w:pPr>
+      <w:del w:id="147" w:author="Microsoft Office User" w:date="2026-10-23T10:55:00Z">
+        <w:r>
+          <w:delText>The extreme values across the Variance and the Standard Deviation corroborate the volatility across the social media metrics.</w:delText>
+        </w:r>
+      </w:del>
+      <w:ins w:id="148" w:author="Microsoft Office User" w:date="2026-10-23T10:55:00Z">
+        <w:r>
+          <w:t xml:space="preserve">The engagement </w:t>
+        </w:r>
+      </w:ins>
+      <w:ins w:id="149" w:author="Microsoft Office User" w:date="2026-10-23T10:56:00Z">
+        <w:r>
+          <w:t xml:space="preserve">metrics demonstrated a </w:t>
+        </w:r>
+        <w:r>
+          <w:rPr>
+            <w:b/>
+            <w:bCs/>
+            <w:rPrChange w:id="150" w:author="Microsoft Office User" w:date="2026-10-23T11:00:00Z">
+              <w:rPr/>
+            </w:rPrChange>
+          </w:rPr>
+          <w:t>positive skewness</w:t>
+        </w:r>
+        <w:r>
+          <w:t xml:space="preserve"> (&gt; 3.0)</w:t>
+        </w:r>
+      </w:ins>
+      <w:ins w:id="151" w:author="Microsoft Office User" w:date="2026-10-23T11:32:00Z">
+        <w:r>
+          <w:t xml:space="preserve">, confirming lower values </w:t>
+        </w:r>
+      </w:ins>
+      <w:ins w:id="152" w:author="Microsoft Office User" w:date="2026-10-23T11:33:00Z">
+        <w:r>
+          <w:t xml:space="preserve">with long right tails; </w:t>
+        </w:r>
+      </w:ins>
+      <w:ins w:id="153" w:author="Microsoft Office User" w:date="2026-10-23T10:58:00Z">
+        <w:r>
+          <w:t xml:space="preserve">the main comparison was made </w:t>
+        </w:r>
+      </w:ins>
+      <w:ins w:id="154" w:author="Microsoft Office User" w:date="2026-10-23T11:00:00Z">
+        <w:r>
+          <w:t>between</w:t>
+        </w:r>
+      </w:ins>
+      <w:ins w:id="155" w:author="Microsoft Office User" w:date="2026-10-23T10:58:00Z">
+        <w:r>
+          <w:t xml:space="preserve"> the director </w:t>
+        </w:r>
+      </w:ins>
+      <w:ins w:id="156" w:author="Microsoft Office User" w:date="2026-10-23T11:00:00Z">
+        <w:r>
+          <w:t>and</w:t>
+        </w:r>
+      </w:ins>
+      <w:ins w:id="157" w:author="Microsoft Office User" w:date="2026-10-23T10:58:00Z">
+        <w:r>
+          <w:t xml:space="preserve"> the other variables of engagement (actor_1</w:t>
+        </w:r>
+      </w:ins>
+      <w:ins w:id="158" w:author="Microsoft Office User" w:date="2026-10-23T10:59:00Z">
+        <w:r>
+          <w:t>, actor_2, actor_3 and cast_total)</w:t>
+        </w:r>
+      </w:ins>
+      <w:ins w:id="159" w:author="Microsoft Office User" w:date="2026-10-23T11:00:00Z">
+        <w:r>
+          <w:t>.</w:t>
+        </w:r>
+      </w:ins>
+      <w:ins w:id="160" w:author="Microsoft Office User" w:date="2026-10-23T11:02:00Z">
+        <w:r>
+          <w:t xml:space="preserve"> The director measure is approximately 3.9</w:t>
+        </w:r>
+      </w:ins>
+      <w:ins w:id="161" w:author="Microsoft Office User" w:date="2026-10-23T11:03:00Z">
+        <w:r>
+          <w:t>,</w:t>
+        </w:r>
+      </w:ins>
+      <w:ins w:id="162" w:author="Microsoft Office User" w:date="2026-10-23T11:02:00Z">
+        <w:r>
+          <w:t xml:space="preserve"> and the highest is for actor_2 with around 9</w:t>
+        </w:r>
+      </w:ins>
+      <w:ins w:id="163" w:author="Microsoft Office User" w:date="2026-10-23T11:34:00Z">
+        <w:r>
+          <w:t>.02</w:t>
+        </w:r>
+      </w:ins>
+      <w:ins w:id="164" w:author="Microsoft Office User" w:date="2026-10-23T11:02:00Z">
+        <w:r>
+          <w:t>.</w:t>
+        </w:r>
+      </w:ins>
+    </w:p>
+    <w:p>
+      <w:pPr>
+        <w:spacing w:line="360" w:lineRule="auto"/>
+        <w:jc w:val="both"/>
+        <w:rPr>
+          <w:ins w:id="165" w:author="Microsoft Office User" w:date="2026-10-23T11:06:00Z"/>
+        </w:rPr>
+      </w:pPr>
+    </w:p>
+    <w:p>
+      <w:pPr>
+        <w:spacing w:line="360" w:lineRule="auto"/>
+        <w:jc w:val="both"/>
+        <w:rPr>
+          <w:ins w:id="166" w:author="Microsoft Office User" w:date="2026-10-23T11:13:00Z"/>
+        </w:rPr>
+      </w:pPr>
+      <w:ins w:id="167" w:author="Microsoft Office User" w:date="2026-10-23T11:33:00Z">
+        <w:r>
+          <w:t>Furthermore</w:t>
+        </w:r>
+      </w:ins>
+      <w:ins w:id="168" w:author="Microsoft Office User" w:date="2026-10-23T11:03:00Z">
+        <w:r>
+          <w:t xml:space="preserve">, the kurtosis demonstrated to be a </w:t>
+        </w:r>
+        <w:r>
+          <w:rPr>
+            <w:b/>
+            <w:bCs/>
+            <w:rPrChange w:id="169" w:author="Microsoft Office User" w:date="2026-10-23T11:11:00Z">
+              <w:rPr/>
+            </w:rPrChange>
+          </w:rPr>
+          <w:t>leptokurtic distribution</w:t>
+        </w:r>
+      </w:ins>
+      <w:ins w:id="170" w:author="Microsoft Office User" w:date="2026-10-23T11:04:00Z">
+        <w:r>
+          <w:t xml:space="preserve">, means to have a </w:t>
+        </w:r>
+      </w:ins>
+      <w:ins w:id="171" w:author="Microsoft Office User" w:date="2026-10-23T11:05:00Z">
+        <w:r>
+          <w:t>combination</w:t>
+        </w:r>
+      </w:ins>
+      <w:ins w:id="172" w:author="Microsoft Office User" w:date="2026-10-23T11:04:00Z">
+        <w:r>
+          <w:t xml:space="preserve"> between central peaks and</w:t>
+        </w:r>
+      </w:ins>
+      <w:ins w:id="173" w:author="Microsoft Office User" w:date="2026-10-23T11:05:00Z">
+        <w:r>
+          <w:t xml:space="preserve"> long tail for outliers.</w:t>
+        </w:r>
+      </w:ins>
+      <w:ins w:id="174" w:author="Microsoft Office User" w:date="2026-10-23T11:06:00Z">
+        <w:r>
+          <w:t xml:space="preserve"> However, the variables used for th</w:t>
+        </w:r>
+      </w:ins>
+      <w:ins w:id="175" w:author="Microsoft Office User" w:date="2026-10-23T11:07:00Z">
+        <w:r>
+          <w:t>ese</w:t>
+        </w:r>
+      </w:ins>
+      <w:ins w:id="176" w:author="Microsoft Office User" w:date="2026-10-23T11:06:00Z">
+        <w:r>
+          <w:t xml:space="preserve"> measures were </w:t>
+        </w:r>
+        <w:proofErr w:type="spellStart"/>
+        <w:r>
+          <w:rPr>
+            <w:b/>
+            <w:bCs/>
+            <w:rPrChange w:id="177" w:author="Microsoft Office User" w:date="2026-10-23T11:11:00Z">
+              <w:rPr/>
+            </w:rPrChange>
+          </w:rPr>
+          <w:t>im</w:t>
+        </w:r>
+      </w:ins>
+      <w:ins w:id="178" w:author="Microsoft Office User" w:date="2026-10-23T11:08:00Z">
+        <w:r>
+          <w:rPr>
+            <w:b/>
+            <w:bCs/>
+            <w:rPrChange w:id="179" w:author="Microsoft Office User" w:date="2026-10-23T11:11:00Z">
+              <w:rPr/>
+            </w:rPrChange>
+          </w:rPr>
+          <w:t>db</w:t>
+        </w:r>
+      </w:ins>
+      <w:ins w:id="180" w:author="Microsoft Office User" w:date="2026-10-23T11:06:00Z">
+        <w:r>
+          <w:rPr>
+            <w:b/>
+            <w:bCs/>
+            <w:rPrChange w:id="181" w:author="Microsoft Office User" w:date="2026-10-23T11:11:00Z">
+              <w:rPr/>
+            </w:rPrChange>
+          </w:rPr>
+          <w:t>_score</w:t>
+        </w:r>
+      </w:ins>
+      <w:proofErr w:type="spellEnd"/>
+      <w:ins w:id="182" w:author="Microsoft Office User" w:date="2026-10-23T11:07:00Z">
+        <w:r>
+          <w:rPr>
+            <w:b/>
+            <w:bCs/>
+            <w:rPrChange w:id="183" w:author="Microsoft Office User" w:date="2026-10-23T11:11:00Z">
+              <w:rPr/>
+            </w:rPrChange>
+          </w:rPr>
+          <w:t xml:space="preserve">, </w:t>
+        </w:r>
+      </w:ins>
+      <w:ins w:id="184" w:author="Microsoft Office User" w:date="2026-10-23T11:06:00Z">
+        <w:r>
+          <w:rPr>
+            <w:b/>
+            <w:bCs/>
+            <w:rPrChange w:id="185" w:author="Microsoft Office User" w:date="2026-10-23T11:11:00Z">
+              <w:rPr/>
+            </w:rPrChange>
+          </w:rPr>
+          <w:t>movie</w:t>
+        </w:r>
+      </w:ins>
+      <w:ins w:id="186" w:author="Microsoft Office User" w:date="2026-10-23T11:07:00Z">
+        <w:r>
+          <w:rPr>
+            <w:b/>
+            <w:bCs/>
+            <w:rPrChange w:id="187" w:author="Microsoft Office User" w:date="2026-10-23T11:11:00Z">
+              <w:rPr/>
+            </w:rPrChange>
+          </w:rPr>
+          <w:t>_facebook_likes and duration</w:t>
+        </w:r>
+        <w:r>
+          <w:t xml:space="preserve">; for </w:t>
+        </w:r>
+        <w:proofErr w:type="spellStart"/>
+        <w:r>
+          <w:t>i</w:t>
+        </w:r>
+      </w:ins>
+      <w:ins w:id="188" w:author="Microsoft Office User" w:date="2026-10-23T11:08:00Z">
+        <w:r>
+          <w:t>mdb_score</w:t>
+        </w:r>
+        <w:proofErr w:type="spellEnd"/>
+        <w:r>
+          <w:t xml:space="preserve"> the kurtosis (1.66</w:t>
+        </w:r>
+      </w:ins>
+      <w:ins w:id="189" w:author="Microsoft Office User" w:date="2026-10-23T11:09:00Z">
+        <w:r>
+          <w:t>) and the skewness (-0.60) give the impression of an almost normal distribution, while</w:t>
+        </w:r>
+      </w:ins>
+      <w:ins w:id="190" w:author="Microsoft Office User" w:date="2026-10-23T11:10:00Z">
+        <w:r>
+          <w:t xml:space="preserve"> movie_facebook_likes,</w:t>
+        </w:r>
+        <w:r>
+          <w:t xml:space="preserve"> </w:t>
+        </w:r>
+        <w:r>
+          <w:t>the kurtosis (</w:t>
+        </w:r>
+        <w:r>
+          <w:t>25.22</w:t>
+        </w:r>
+        <w:r>
+          <w:t>) and the skewness (</w:t>
+        </w:r>
+        <w:r>
+          <w:t>3.9</w:t>
+        </w:r>
+      </w:ins>
+      <w:ins w:id="191" w:author="Microsoft Office User" w:date="2026-10-23T11:34:00Z">
+        <w:r>
+          <w:t>8</w:t>
+        </w:r>
+      </w:ins>
+      <w:ins w:id="192" w:author="Microsoft Office User" w:date="2026-10-23T11:10:00Z">
+        <w:r>
+          <w:t xml:space="preserve">) give the impression of an </w:t>
+        </w:r>
+        <w:r>
+          <w:t>exaggerate</w:t>
+        </w:r>
+      </w:ins>
+      <w:ins w:id="193" w:author="Microsoft Office User" w:date="2026-10-23T11:11:00Z">
+        <w:r>
+          <w:t>d</w:t>
+        </w:r>
+      </w:ins>
+      <w:ins w:id="194" w:author="Microsoft Office User" w:date="2026-10-23T11:10:00Z">
+        <w:r>
+          <w:t xml:space="preserve"> </w:t>
+        </w:r>
+      </w:ins>
+      <w:ins w:id="195" w:author="Microsoft Office User" w:date="2026-10-23T11:11:00Z">
+        <w:r>
+          <w:t>leptokurtic.</w:t>
+        </w:r>
+      </w:ins>
+    </w:p>
+    <w:p>
+      <w:pPr>
+        <w:spacing w:line="360" w:lineRule="auto"/>
+        <w:jc w:val="both"/>
+        <w:rPr>
+          <w:ins w:id="196" w:author="Microsoft Office User" w:date="2026-10-23T11:11:00Z"/>
+        </w:rPr>
+      </w:pPr>
+    </w:p>
+    <w:p>
+      <w:pPr>
+        <w:spacing w:line="360" w:lineRule="auto"/>
+        <w:jc w:val="both"/>
+        <w:rPr>
+          <w:ins w:id="197" w:author="Microsoft Office User" w:date="2026-10-23T11:14:00Z"/>
+        </w:rPr>
+      </w:pPr>
+      <w:ins w:id="198" w:author="Microsoft Office User" w:date="2026-10-23T11:13:00Z">
+        <w:r>
+          <w:rPr>
+            <w:noProof/>
+          </w:rPr>
+          <w:drawing>
+            <wp:inline distT="0" distB="0" distL="0" distR="0" wp14:anchorId="39EE87C2" wp14:editId="43D0249C">
+              <wp:extent cx="6120130" cy="2589530"/>
+              <wp:effectExtent l="0" t="0" r="1270" b="1270"/>
+              <wp:docPr id="1402235844" name="Picture 7"/>
+              <wp:cNvGraphicFramePr>
+                <a:graphicFrameLocks xmlns:a="http://schemas.openxmlformats.org/drawingml/2006/main" noChangeAspect="1"/>
+              </wp:cNvGraphicFramePr>
+              <a:graphic xmlns:a="http://schemas.openxmlformats.org/drawingml/2006/main">
+                <a:graphicData uri="http://schemas.openxmlformats.org/drawingml/2006/picture">
+                  <pic:pic xmlns:pic="http://schemas.openxmlformats.org/drawingml/2006/picture">
+                    <pic:nvPicPr>
+                      <pic:cNvPr id="1402235844" name="Picture 1402235844"/>
+                      <pic:cNvPicPr/>
+                    </pic:nvPicPr>
+                    <pic:blipFill>
+                      <a:blip r:embed="rId15" cstate="print">
+                        <a:extLst>
+                          <a:ext uri="{28A0092B-C50C-407E-A947-70E740481C1C}">
+                            <a14:useLocalDpi xmlns:a14="http://schemas.microsoft.com/office/drawing/2010/main" val="0"/>
+                          </a:ext>
+                        </a:extLst>
+                      </a:blip>
+                      <a:stretch>
+                        <a:fillRect/>
+                      </a:stretch>
+                    </pic:blipFill>
+                    <pic:spPr>
+                      <a:xfrm>
+                        <a:off x="0" y="0"/>
+                        <a:ext cx="6120130" cy="2589530"/>
+                      </a:xfrm>
+                      <a:prstGeom prst="rect">
+                        <a:avLst/>
+                      </a:prstGeom>
+                    </pic:spPr>
+                  </pic:pic>
+                </a:graphicData>
+              </a:graphic>
+            </wp:inline>
+          </w:drawing>
+        </w:r>
+      </w:ins>
+    </w:p>
+    <w:p>
+      <w:pPr>
+        <w:spacing w:line="360" w:lineRule="auto"/>
+        <w:jc w:val="both"/>
+        <w:rPr>
+          <w:ins w:id="199" w:author="Microsoft Office User" w:date="2026-10-23T11:14:00Z"/>
+        </w:rPr>
+      </w:pPr>
+      <w:ins w:id="200" w:author="Microsoft Office User" w:date="2026-10-23T11:14:00Z">
+        <w:r>
+          <w:t xml:space="preserve">Example of the </w:t>
+        </w:r>
+        <w:r>
+          <w:t>Skewness</w:t>
+        </w:r>
+        <w:r>
+          <w:t>.</w:t>
+        </w:r>
+      </w:ins>
+    </w:p>
+    <w:p>
+      <w:pPr>
+        <w:spacing w:line="360" w:lineRule="auto"/>
+        <w:jc w:val="both"/>
+        <w:rPr>
+          <w:ins w:id="201" w:author="Microsoft Office User" w:date="2026-10-23T11:14:00Z"/>
+        </w:rPr>
+      </w:pPr>
+    </w:p>
+    <w:p>
+      <w:pPr>
+        <w:spacing w:line="360" w:lineRule="auto"/>
+        <w:jc w:val="both"/>
+        <w:rPr>
+          <w:ins w:id="202" w:author="Microsoft Office User" w:date="2026-10-23T11:14:00Z"/>
+        </w:rPr>
+      </w:pPr>
+      <w:ins w:id="203" w:author="Microsoft Office User" w:date="2026-10-23T11:13:00Z">
+        <w:r>
+          <w:rPr>
+            <w:noProof/>
+          </w:rPr>
+          <w:lastRenderedPageBreak/>
+          <w:drawing>
+            <wp:inline distT="0" distB="0" distL="0" distR="0" wp14:anchorId="66970C02" wp14:editId="76BCCB4C">
+              <wp:extent cx="6120130" cy="2529840"/>
+              <wp:effectExtent l="0" t="0" r="1270" b="0"/>
+              <wp:docPr id="612396903" name="Picture 8"/>
+              <wp:cNvGraphicFramePr>
+                <a:graphicFrameLocks xmlns:a="http://schemas.openxmlformats.org/drawingml/2006/main" noChangeAspect="1"/>
+              </wp:cNvGraphicFramePr>
+              <a:graphic xmlns:a="http://schemas.openxmlformats.org/drawingml/2006/main">
+                <a:graphicData uri="http://schemas.openxmlformats.org/drawingml/2006/picture">
+                  <pic:pic xmlns:pic="http://schemas.openxmlformats.org/drawingml/2006/picture">
+                    <pic:nvPicPr>
+                      <pic:cNvPr id="612396903" name="Picture 612396903"/>
+                      <pic:cNvPicPr/>
+                    </pic:nvPicPr>
+                    <pic:blipFill>
+                      <a:blip r:embed="rId16" cstate="print">
+                        <a:extLst>
+                          <a:ext uri="{28A0092B-C50C-407E-A947-70E740481C1C}">
+                            <a14:useLocalDpi xmlns:a14="http://schemas.microsoft.com/office/drawing/2010/main" val="0"/>
+                          </a:ext>
+                        </a:extLst>
+                      </a:blip>
+                      <a:stretch>
+                        <a:fillRect/>
+                      </a:stretch>
+                    </pic:blipFill>
+                    <pic:spPr>
+                      <a:xfrm>
+                        <a:off x="0" y="0"/>
+                        <a:ext cx="6120130" cy="2529840"/>
+                      </a:xfrm>
+                      <a:prstGeom prst="rect">
+                        <a:avLst/>
+                      </a:prstGeom>
+                    </pic:spPr>
+                  </pic:pic>
+                </a:graphicData>
+              </a:graphic>
+            </wp:inline>
+          </w:drawing>
+        </w:r>
+      </w:ins>
+    </w:p>
+    <w:p>
+      <w:pPr>
+        <w:spacing w:line="360" w:lineRule="auto"/>
+        <w:jc w:val="both"/>
+        <w:rPr>
+          <w:ins w:id="204" w:author="Microsoft Office User" w:date="2026-10-23T11:15:00Z"/>
+        </w:rPr>
+      </w:pPr>
+      <w:ins w:id="205" w:author="Microsoft Office User" w:date="2026-10-23T11:14:00Z">
+        <w:r>
+          <w:t xml:space="preserve">Example of the </w:t>
+        </w:r>
+        <w:r>
+          <w:t>Kurtosis</w:t>
+        </w:r>
+        <w:r>
+          <w:t>.</w:t>
+        </w:r>
+      </w:ins>
+    </w:p>
+    <w:p>
+      <w:pPr>
+        <w:spacing w:line="360" w:lineRule="auto"/>
+        <w:jc w:val="both"/>
+        <w:rPr>
+          <w:ins w:id="206" w:author="Microsoft Office User" w:date="2026-10-23T11:14:00Z"/>
+        </w:rPr>
+      </w:pPr>
+    </w:p>
+    <w:p>
+      <w:pPr>
+        <w:spacing w:line="360" w:lineRule="auto"/>
+        <w:jc w:val="both"/>
+      </w:pPr>
+      <w:ins w:id="207" w:author="Microsoft Office User" w:date="2026-10-23T11:31:00Z">
+        <w:r>
+          <w:rPr>
+            <w:noProof/>
+          </w:rPr>
+          <w:drawing>
+            <wp:inline distT="0" distB="0" distL="0" distR="0" wp14:anchorId="775FCBC8" wp14:editId="5EE5E045">
+              <wp:extent cx="6120130" cy="3500120"/>
+              <wp:effectExtent l="0" t="0" r="1270" b="5080"/>
+              <wp:docPr id="2134370474" name="Picture 9"/>
+              <wp:cNvGraphicFramePr>
+                <a:graphicFrameLocks xmlns:a="http://schemas.openxmlformats.org/drawingml/2006/main" noChangeAspect="1"/>
+              </wp:cNvGraphicFramePr>
+              <a:graphic xmlns:a="http://schemas.openxmlformats.org/drawingml/2006/main">
+                <a:graphicData uri="http://schemas.openxmlformats.org/drawingml/2006/picture">
+                  <pic:pic xmlns:pic="http://schemas.openxmlformats.org/drawingml/2006/picture">
+                    <pic:nvPicPr>
+                      <pic:cNvPr id="2134370474" name="Picture 2134370474"/>
+                      <pic:cNvPicPr/>
+                    </pic:nvPicPr>
+                    <pic:blipFill>
+                      <a:blip r:embed="rId17" cstate="print">
+                        <a:extLst>
+                          <a:ext uri="{28A0092B-C50C-407E-A947-70E740481C1C}">
+                            <a14:useLocalDpi xmlns:a14="http://schemas.microsoft.com/office/drawing/2010/main" val="0"/>
+                          </a:ext>
+                        </a:extLst>
+                      </a:blip>
+                      <a:stretch>
+                        <a:fillRect/>
+                      </a:stretch>
+                    </pic:blipFill>
+                    <pic:spPr>
+                      <a:xfrm>
+                        <a:off x="0" y="0"/>
+                        <a:ext cx="6120130" cy="3500120"/>
+                      </a:xfrm>
+                      <a:prstGeom prst="rect">
+                        <a:avLst/>
+                      </a:prstGeom>
+                    </pic:spPr>
+                  </pic:pic>
+                </a:graphicData>
+              </a:graphic>
+            </wp:inline>
+          </w:drawing>
+        </w:r>
+      </w:ins>
+    </w:p>
+    <w:p>
+      <w:pPr>
+        <w:spacing w:line="360" w:lineRule="auto"/>
+        <w:jc w:val="both"/>
+        <w:rPr>
+          <w:ins w:id="208" w:author="Microsoft Office User" w:date="2026-10-23T11:31:00Z"/>
+        </w:rPr>
+      </w:pPr>
+      <w:ins w:id="209" w:author="Microsoft Office User" w:date="2026-10-23T11:31:00Z">
+        <w:r>
+          <w:t>The summary chart was made using Figma.</w:t>
+        </w:r>
+      </w:ins>
+    </w:p>
+    <w:p>
+      <w:pPr>
+        <w:spacing w:line="360" w:lineRule="auto"/>
+        <w:rPr>
+          <w:lang w:val="en-IE" w:eastAsia="en-GB"/>
+        </w:rPr>
+        <w:pPrChange w:id="210" w:author="Microsoft Office User" w:date="2026-10-23T15:13:00Z">
+          <w:pPr/>
+        </w:pPrChange>
+      </w:pPr>
+    </w:p>
+    <w:p>
+      <w:pPr>
+        <w:pStyle w:val="Heading3"/>
+        <w:tabs>
+          <w:tab w:val="left" w:pos="2135"/>
+        </w:tabs>
+        <w:spacing w:line="360" w:lineRule="auto"/>
+        <w:pPrChange w:id="211" w:author="Microsoft Office User" w:date="2026-10-23T15:13:00Z">
+          <w:pPr>
+            <w:pStyle w:val="Heading3"/>
+            <w:tabs>
+              <w:tab w:val="left" w:pos="2135"/>
+            </w:tabs>
+          </w:pPr>
+        </w:pPrChange>
+      </w:pPr>
+      <w:r>
+        <w:t>Percentage, Percentile and Outliers using Z-Score</w:t>
+      </w:r>
+    </w:p>
+    <w:p>
+      <w:pPr>
+        <w:spacing w:line="360" w:lineRule="auto"/>
+        <w:rPr>
+          <w:lang w:eastAsia="en-GB"/>
+        </w:rPr>
+        <w:pPrChange w:id="212" w:author="Microsoft Office User" w:date="2026-10-23T15:13:00Z">
+          <w:pPr/>
+        </w:pPrChange>
+      </w:pPr>
+    </w:p>
+    <w:p>
+      <w:pPr>
+        <w:spacing w:line="360" w:lineRule="auto"/>
+        <w:rPr>
+          <w:del w:id="213" w:author="Microsoft Office User" w:date="2026-10-23T11:39:00Z"/>
+        </w:rPr>
+        <w:pPrChange w:id="214" w:author="Microsoft Office User" w:date="2026-10-23T15:13:00Z">
+          <w:pPr/>
+        </w:pPrChange>
+      </w:pPr>
+      <w:ins w:id="215" w:author="Microsoft Office User" w:date="2026-10-23T11:40:00Z">
+        <w:r>
+          <w:t xml:space="preserve">The </w:t>
+        </w:r>
+        <w:r>
+          <w:rPr>
+            <w:b/>
+            <w:bCs/>
+            <w:rPrChange w:id="216" w:author="Microsoft Office User" w:date="2026-10-23T11:59:00Z">
+              <w:rPr/>
+            </w:rPrChange>
+          </w:rPr>
+          <w:t>actor_1</w:t>
+        </w:r>
+      </w:ins>
+      <w:ins w:id="217" w:author="Microsoft Office User" w:date="2026-10-23T11:42:00Z">
+        <w:r>
+          <w:rPr>
+            <w:b/>
+            <w:bCs/>
+            <w:rPrChange w:id="218" w:author="Microsoft Office User" w:date="2026-10-23T11:59:00Z">
+              <w:rPr/>
+            </w:rPrChange>
+          </w:rPr>
+          <w:t>,</w:t>
+        </w:r>
+      </w:ins>
+      <w:ins w:id="219" w:author="Microsoft Office User" w:date="2026-10-23T11:40:00Z">
+        <w:r>
+          <w:rPr>
+            <w:b/>
+            <w:bCs/>
+            <w:rPrChange w:id="220" w:author="Microsoft Office User" w:date="2026-10-23T11:59:00Z">
+              <w:rPr/>
+            </w:rPrChange>
+          </w:rPr>
+          <w:t xml:space="preserve"> </w:t>
+        </w:r>
+      </w:ins>
+      <w:ins w:id="221" w:author="Microsoft Office User" w:date="2026-10-23T11:42:00Z">
+        <w:r>
+          <w:rPr>
+            <w:b/>
+            <w:bCs/>
+            <w:rPrChange w:id="222" w:author="Microsoft Office User" w:date="2026-10-23T11:59:00Z">
+              <w:rPr/>
+            </w:rPrChange>
+          </w:rPr>
+          <w:t>with around 65%,</w:t>
+        </w:r>
+      </w:ins>
+      <w:ins w:id="223" w:author="Microsoft Office User" w:date="2026-10-23T11:41:00Z">
+        <w:r>
+          <w:rPr>
+            <w:b/>
+            <w:bCs/>
+            <w:rPrChange w:id="224" w:author="Microsoft Office User" w:date="2026-10-23T11:59:00Z">
+              <w:rPr/>
+            </w:rPrChange>
+          </w:rPr>
+          <w:t xml:space="preserve"> </w:t>
+        </w:r>
+      </w:ins>
+      <w:ins w:id="225" w:author="Microsoft Office User" w:date="2026-10-23T11:40:00Z">
+        <w:r>
+          <w:rPr>
+            <w:b/>
+            <w:bCs/>
+            <w:rPrChange w:id="226" w:author="Microsoft Office User" w:date="2026-10-23T11:59:00Z">
+              <w:rPr/>
+            </w:rPrChange>
+          </w:rPr>
+          <w:t>leads the proportion</w:t>
+        </w:r>
+        <w:r>
+          <w:t xml:space="preserve"> of mean likes across the variables</w:t>
+        </w:r>
+      </w:ins>
+      <w:ins w:id="227" w:author="Microsoft Office User" w:date="2026-10-23T11:42:00Z">
+        <w:r>
+          <w:t xml:space="preserve">, actor_2 and actor_3 with </w:t>
+        </w:r>
+      </w:ins>
+      <w:ins w:id="228" w:author="Microsoft Office User" w:date="2026-10-23T11:43:00Z">
+        <w:r>
+          <w:t>approx. 19.3% and 7.5%</w:t>
+        </w:r>
+      </w:ins>
+      <w:ins w:id="229" w:author="Microsoft Office User" w:date="2026-10-23T11:44:00Z">
+        <w:r>
+          <w:t>,</w:t>
+        </w:r>
+      </w:ins>
+      <w:ins w:id="230" w:author="Microsoft Office User" w:date="2026-10-23T11:43:00Z">
+        <w:r>
+          <w:t xml:space="preserve"> and the director with around 7.6</w:t>
+        </w:r>
+      </w:ins>
+      <w:ins w:id="231" w:author="Microsoft Office User" w:date="2026-10-23T11:50:00Z">
+        <w:r>
+          <w:t>%. Furthermore</w:t>
+        </w:r>
+      </w:ins>
+      <w:ins w:id="232" w:author="Microsoft Office User" w:date="2026-10-23T11:44:00Z">
+        <w:r>
+          <w:t>, in the point of view of the 90</w:t>
+        </w:r>
+        <w:r>
+          <w:rPr>
+            <w:vertAlign w:val="superscript"/>
+            <w:rPrChange w:id="233" w:author="Microsoft Office User" w:date="2026-10-23T11:44:00Z">
+              <w:rPr/>
+            </w:rPrChange>
+          </w:rPr>
+          <w:t>th</w:t>
+        </w:r>
+        <w:r>
+          <w:t xml:space="preserve"> per</w:t>
+        </w:r>
+      </w:ins>
+      <w:ins w:id="234" w:author="Microsoft Office User" w:date="2026-10-23T11:45:00Z">
+        <w:r>
+          <w:t>centile illustrate</w:t>
+        </w:r>
+      </w:ins>
+      <w:ins w:id="235" w:author="Microsoft Office User" w:date="2026-10-23T11:48:00Z">
+        <w:r>
+          <w:t>s</w:t>
+        </w:r>
+      </w:ins>
+      <w:ins w:id="236" w:author="Microsoft Office User" w:date="2026-10-23T11:45:00Z">
+        <w:r>
+          <w:t xml:space="preserve"> a</w:t>
+        </w:r>
+      </w:ins>
+      <w:ins w:id="237" w:author="Microsoft Office User" w:date="2026-10-23T11:48:00Z">
+        <w:r>
+          <w:t>n</w:t>
+        </w:r>
+      </w:ins>
+      <w:ins w:id="238" w:author="Microsoft Office User" w:date="2026-10-23T11:45:00Z">
+        <w:r>
+          <w:t xml:space="preserve"> upper</w:t>
+        </w:r>
+      </w:ins>
+      <w:ins w:id="239" w:author="Microsoft Office User" w:date="2026-10-23T11:48:00Z">
+        <w:r>
+          <w:t xml:space="preserve"> </w:t>
+        </w:r>
+      </w:ins>
+      <w:ins w:id="240" w:author="Microsoft Office User" w:date="2026-10-23T11:45:00Z">
+        <w:r>
+          <w:t>tail</w:t>
+        </w:r>
+      </w:ins>
+      <w:ins w:id="241" w:author="Microsoft Office User" w:date="2026-10-23T11:50:00Z">
+        <w:r>
+          <w:t>;</w:t>
+        </w:r>
+      </w:ins>
+      <w:ins w:id="242" w:author="Microsoft Office User" w:date="2026-10-23T11:45:00Z">
+        <w:r>
+          <w:t xml:space="preserve"> for instance: directo</w:t>
+        </w:r>
+      </w:ins>
+      <w:ins w:id="243" w:author="Microsoft Office User" w:date="2026-10-23T11:46:00Z">
+        <w:r>
+          <w:t xml:space="preserve">r </w:t>
+        </w:r>
+      </w:ins>
+      <w:ins w:id="244" w:author="Microsoft Office User" w:date="2026-10-23T11:48:00Z">
+        <w:r>
+          <w:t>≤ 724.4</w:t>
+        </w:r>
+      </w:ins>
+      <w:ins w:id="245" w:author="Microsoft Office User" w:date="2026-10-23T11:50:00Z">
+        <w:r>
+          <w:t xml:space="preserve"> likes,</w:t>
+        </w:r>
+      </w:ins>
+      <w:ins w:id="246" w:author="Microsoft Office User" w:date="2026-10-23T11:49:00Z">
+        <w:r>
+          <w:t xml:space="preserve"> but actor_1 falls below 22.000 likes represents some anomalies</w:t>
+        </w:r>
+      </w:ins>
+      <w:ins w:id="247" w:author="Microsoft Office User" w:date="2026-10-23T11:50:00Z">
+        <w:r>
+          <w:t xml:space="preserve">. </w:t>
+        </w:r>
+      </w:ins>
+      <w:del w:id="248" w:author="Microsoft Office User" w:date="2026-10-23T11:39:00Z">
+        <w:r>
+          <w:delText>The extreme values across the Variance and the Standard Deviation corroborate the volatility across the social media metrics.</w:delText>
+        </w:r>
+      </w:del>
+    </w:p>
+    <w:p>
+      <w:pPr>
+        <w:spacing w:line="360" w:lineRule="auto"/>
+        <w:jc w:val="both"/>
+        <w:rPr>
+          <w:ins w:id="249" w:author="Microsoft Office User" w:date="2026-10-23T11:50:00Z"/>
+        </w:rPr>
+      </w:pPr>
+    </w:p>
+    <w:p>
+      <w:pPr>
+        <w:spacing w:line="360" w:lineRule="auto"/>
+        <w:jc w:val="both"/>
+        <w:rPr>
+          <w:ins w:id="250" w:author="Microsoft Office User" w:date="2026-10-23T11:50:00Z"/>
+        </w:rPr>
+      </w:pPr>
+      <w:ins w:id="251" w:author="Microsoft Office User" w:date="2026-10-23T11:51:00Z">
+        <w:r>
+          <w:lastRenderedPageBreak/>
+          <w:t>Because Z-Score assumes normality, these detected outliers fu</w:t>
+        </w:r>
+      </w:ins>
+      <w:ins w:id="252" w:author="Microsoft Office User" w:date="2026-10-23T11:52:00Z">
+        <w:r>
+          <w:t>r</w:t>
+        </w:r>
+      </w:ins>
+      <w:ins w:id="253" w:author="Microsoft Office User" w:date="2026-10-23T11:51:00Z">
+        <w:r>
+          <w:t xml:space="preserve">ther justify removing the tail values </w:t>
+        </w:r>
+      </w:ins>
+      <w:ins w:id="254" w:author="Microsoft Office User" w:date="2026-10-23T11:52:00Z">
+        <w:r>
+          <w:t>before model execution.</w:t>
+        </w:r>
+      </w:ins>
+    </w:p>
+    <w:p>
+      <w:pPr>
+        <w:spacing w:line="360" w:lineRule="auto"/>
+        <w:rPr>
+          <w:lang w:eastAsia="en-GB"/>
+        </w:rPr>
+        <w:pPrChange w:id="255" w:author="Microsoft Office User" w:date="2026-10-23T15:13:00Z">
+          <w:pPr/>
+        </w:pPrChange>
+      </w:pPr>
+    </w:p>
+    <w:p>
+      <w:pPr>
+        <w:spacing w:line="360" w:lineRule="auto"/>
+        <w:rPr>
+          <w:lang w:val="en-IE" w:eastAsia="en-GB"/>
+        </w:rPr>
+        <w:pPrChange w:id="256" w:author="Microsoft Office User" w:date="2026-10-23T15:13:00Z">
+          <w:pPr/>
+        </w:pPrChange>
+      </w:pPr>
+    </w:p>
+    <w:p>
+      <w:pPr>
+        <w:pStyle w:val="Heading2"/>
+        <w:spacing w:line="360" w:lineRule="auto"/>
+        <w:rPr>
+          <w:ins w:id="257" w:author="Microsoft Office User" w:date="2026-10-23T11:53:00Z"/>
+        </w:rPr>
+        <w:pPrChange w:id="258" w:author="Microsoft Office User" w:date="2026-10-23T15:13:00Z">
+          <w:pPr>
+            <w:pStyle w:val="Heading2"/>
+          </w:pPr>
+        </w:pPrChange>
+      </w:pPr>
+      <w:ins w:id="259" w:author="Microsoft Office User" w:date="2026-10-23T11:53:00Z">
+        <w:r>
+          <w:t>Coefficient of Correlation</w:t>
+        </w:r>
+      </w:ins>
+    </w:p>
+    <w:p>
+      <w:pPr>
+        <w:spacing w:line="360" w:lineRule="auto"/>
+        <w:jc w:val="both"/>
+        <w:rPr>
+          <w:ins w:id="260" w:author="Microsoft Office User" w:date="2026-10-23T11:53:00Z"/>
+        </w:rPr>
+      </w:pPr>
+    </w:p>
+    <w:p>
+      <w:pPr>
+        <w:spacing w:line="360" w:lineRule="auto"/>
+        <w:jc w:val="both"/>
+        <w:rPr>
+          <w:ins w:id="261" w:author="Microsoft Office User" w:date="2026-10-23T12:04:00Z"/>
+        </w:rPr>
+      </w:pPr>
+      <w:ins w:id="262" w:author="Microsoft Office User" w:date="2026-10-23T11:57:00Z">
+        <w:r>
+          <w:t xml:space="preserve">There </w:t>
+        </w:r>
+      </w:ins>
+      <w:ins w:id="263" w:author="Microsoft Office User" w:date="2026-10-23T11:59:00Z">
+        <w:r>
+          <w:t>is</w:t>
+        </w:r>
+      </w:ins>
+      <w:ins w:id="264" w:author="Microsoft Office User" w:date="2026-10-23T11:57:00Z">
+        <w:r>
+          <w:t xml:space="preserve"> a </w:t>
+        </w:r>
+        <w:r>
+          <w:rPr>
+            <w:b/>
+            <w:bCs/>
+            <w:rPrChange w:id="265" w:author="Microsoft Office User" w:date="2026-10-23T12:59:00Z">
+              <w:rPr/>
+            </w:rPrChange>
+          </w:rPr>
+          <w:t>positive correlation</w:t>
+        </w:r>
+        <w:r>
+          <w:t xml:space="preserve"> between </w:t>
+        </w:r>
+        <w:r>
+          <w:rPr>
+            <w:b/>
+            <w:bCs/>
+            <w:rPrChange w:id="266" w:author="Microsoft Office User" w:date="2026-10-23T13:00:00Z">
+              <w:rPr/>
+            </w:rPrChange>
+          </w:rPr>
+          <w:t>actor_1 and cast_total</w:t>
+        </w:r>
+        <w:r>
+          <w:t xml:space="preserve"> (0.91)</w:t>
+        </w:r>
+      </w:ins>
+      <w:ins w:id="267" w:author="Microsoft Office User" w:date="2026-10-23T11:58:00Z">
+        <w:r>
+          <w:t>, alongside the correlation with actor_2 (0.84)</w:t>
+        </w:r>
+      </w:ins>
+      <w:ins w:id="268" w:author="Microsoft Office User" w:date="2026-10-23T12:00:00Z">
+        <w:r>
+          <w:t xml:space="preserve">. </w:t>
+        </w:r>
+      </w:ins>
+      <w:ins w:id="269" w:author="Microsoft Office User" w:date="2026-10-23T12:01:00Z">
+        <w:r>
+          <w:t>On the</w:t>
+        </w:r>
+      </w:ins>
+      <w:ins w:id="270" w:author="Microsoft Office User" w:date="2026-10-23T12:00:00Z">
+        <w:r>
+          <w:t xml:space="preserve"> one hand, strong engagement synchroni</w:t>
+        </w:r>
+      </w:ins>
+      <w:ins w:id="271" w:author="Microsoft Office User" w:date="2026-10-23T12:03:00Z">
+        <w:r>
+          <w:t>s</w:t>
+        </w:r>
+      </w:ins>
+      <w:ins w:id="272" w:author="Microsoft Office User" w:date="2026-10-23T12:00:00Z">
+        <w:r>
+          <w:t xml:space="preserve">ation </w:t>
+        </w:r>
+      </w:ins>
+      <w:ins w:id="273" w:author="Microsoft Office User" w:date="2026-10-23T12:03:00Z">
+        <w:r>
+          <w:t>is shown</w:t>
+        </w:r>
+      </w:ins>
+      <w:ins w:id="274" w:author="Microsoft Office User" w:date="2026-10-23T12:01:00Z">
+        <w:r>
+          <w:t xml:space="preserve"> between </w:t>
+        </w:r>
+        <w:proofErr w:type="spellStart"/>
+        <w:r>
+          <w:rPr>
+            <w:b/>
+            <w:bCs/>
+            <w:rPrChange w:id="275" w:author="Microsoft Office User" w:date="2026-10-23T13:00:00Z">
+              <w:rPr/>
+            </w:rPrChange>
+          </w:rPr>
+          <w:t>num_voted_users</w:t>
+        </w:r>
+        <w:proofErr w:type="spellEnd"/>
+        <w:r>
+          <w:rPr>
+            <w:b/>
+            <w:bCs/>
+            <w:rPrChange w:id="276" w:author="Microsoft Office User" w:date="2026-10-23T13:00:00Z">
+              <w:rPr/>
+            </w:rPrChange>
+          </w:rPr>
+          <w:t xml:space="preserve"> and </w:t>
+        </w:r>
+        <w:proofErr w:type="spellStart"/>
+        <w:r>
+          <w:rPr>
+            <w:b/>
+            <w:bCs/>
+            <w:rPrChange w:id="277" w:author="Microsoft Office User" w:date="2026-10-23T13:00:00Z">
+              <w:rPr/>
+            </w:rPrChange>
+          </w:rPr>
+          <w:t>num_user</w:t>
+        </w:r>
+      </w:ins>
+      <w:ins w:id="278" w:author="Microsoft Office User" w:date="2026-10-23T12:02:00Z">
+        <w:r>
+          <w:rPr>
+            <w:b/>
+            <w:bCs/>
+            <w:rPrChange w:id="279" w:author="Microsoft Office User" w:date="2026-10-23T13:00:00Z">
+              <w:rPr/>
+            </w:rPrChange>
+          </w:rPr>
+          <w:t>_for_review</w:t>
+        </w:r>
+        <w:proofErr w:type="spellEnd"/>
+        <w:r>
+          <w:t xml:space="preserve"> (0.77), and on the other hand</w:t>
+        </w:r>
+      </w:ins>
+      <w:ins w:id="280" w:author="Microsoft Office User" w:date="2026-10-23T12:04:00Z">
+        <w:r>
+          <w:t>, between</w:t>
+        </w:r>
+      </w:ins>
+      <w:ins w:id="281" w:author="Microsoft Office User" w:date="2026-10-23T12:02:00Z">
+        <w:r>
+          <w:t xml:space="preserve"> </w:t>
+        </w:r>
+        <w:proofErr w:type="spellStart"/>
+        <w:r>
+          <w:rPr>
+            <w:b/>
+            <w:bCs/>
+            <w:rPrChange w:id="282" w:author="Microsoft Office User" w:date="2026-10-23T13:00:00Z">
+              <w:rPr/>
+            </w:rPrChange>
+          </w:rPr>
+          <w:t>num_critic_for_reviews</w:t>
+        </w:r>
+        <w:proofErr w:type="spellEnd"/>
+        <w:r>
+          <w:rPr>
+            <w:b/>
+            <w:bCs/>
+            <w:rPrChange w:id="283" w:author="Microsoft Office User" w:date="2026-10-23T13:00:00Z">
+              <w:rPr/>
+            </w:rPrChange>
+          </w:rPr>
+          <w:t xml:space="preserve"> and movie_facebook_like</w:t>
+        </w:r>
+      </w:ins>
+      <w:ins w:id="284" w:author="Microsoft Office User" w:date="2026-10-23T12:03:00Z">
+        <w:r>
+          <w:rPr>
+            <w:b/>
+            <w:bCs/>
+            <w:rPrChange w:id="285" w:author="Microsoft Office User" w:date="2026-10-23T13:00:00Z">
+              <w:rPr/>
+            </w:rPrChange>
+          </w:rPr>
+          <w:t>s</w:t>
+        </w:r>
+        <w:r>
+          <w:t xml:space="preserve"> (0.74), demonstrating that advertising and the community interact uniformly.</w:t>
+        </w:r>
+      </w:ins>
+    </w:p>
+    <w:p>
+      <w:pPr>
+        <w:spacing w:line="360" w:lineRule="auto"/>
+        <w:jc w:val="both"/>
+        <w:rPr>
+          <w:ins w:id="286" w:author="Microsoft Office User" w:date="2026-10-23T11:57:00Z"/>
+        </w:rPr>
+      </w:pPr>
+      <w:ins w:id="287" w:author="Microsoft Office User" w:date="2026-10-23T12:04:00Z">
+        <w:r>
+          <w:t xml:space="preserve">Meanwhile, the relation between </w:t>
+        </w:r>
+        <w:r>
+          <w:rPr>
+            <w:b/>
+            <w:bCs/>
+            <w:rPrChange w:id="288" w:author="Microsoft Office User" w:date="2026-10-23T13:00:00Z">
+              <w:rPr/>
+            </w:rPrChange>
+          </w:rPr>
+          <w:t>gross</w:t>
+        </w:r>
+      </w:ins>
+      <w:ins w:id="289" w:author="Microsoft Office User" w:date="2026-10-23T12:06:00Z">
+        <w:r>
+          <w:rPr>
+            <w:b/>
+            <w:bCs/>
+            <w:rPrChange w:id="290" w:author="Microsoft Office User" w:date="2026-10-23T13:00:00Z">
+              <w:rPr/>
+            </w:rPrChange>
+          </w:rPr>
+          <w:t xml:space="preserve"> </w:t>
+        </w:r>
+        <w:r>
+          <w:t xml:space="preserve">(≤0.28) </w:t>
+        </w:r>
+      </w:ins>
+      <w:ins w:id="291" w:author="Microsoft Office User" w:date="2026-10-23T12:04:00Z">
+        <w:r>
+          <w:t xml:space="preserve">and </w:t>
+        </w:r>
+        <w:proofErr w:type="spellStart"/>
+        <w:r>
+          <w:rPr>
+            <w:b/>
+            <w:bCs/>
+            <w:rPrChange w:id="292" w:author="Microsoft Office User" w:date="2026-10-23T13:00:00Z">
+              <w:rPr/>
+            </w:rPrChange>
+          </w:rPr>
+          <w:t>imdb_scor</w:t>
+        </w:r>
+      </w:ins>
+      <w:ins w:id="293" w:author="Microsoft Office User" w:date="2026-10-23T12:05:00Z">
+        <w:r>
+          <w:rPr>
+            <w:b/>
+            <w:bCs/>
+            <w:rPrChange w:id="294" w:author="Microsoft Office User" w:date="2026-10-23T13:00:00Z">
+              <w:rPr/>
+            </w:rPrChange>
+          </w:rPr>
+          <w:t>e</w:t>
+        </w:r>
+        <w:proofErr w:type="spellEnd"/>
+        <w:r>
+          <w:t xml:space="preserve"> </w:t>
+        </w:r>
+      </w:ins>
+      <w:ins w:id="295" w:author="Microsoft Office User" w:date="2026-10-23T12:06:00Z">
+        <w:r>
+          <w:t xml:space="preserve">(≤0.24) </w:t>
+        </w:r>
+      </w:ins>
+      <w:ins w:id="296" w:author="Microsoft Office User" w:date="2026-10-23T12:05:00Z">
+        <w:r>
+          <w:t>explain</w:t>
+        </w:r>
+      </w:ins>
+      <w:ins w:id="297" w:author="Microsoft Office User" w:date="2026-10-23T12:06:00Z">
+        <w:r>
+          <w:t>s</w:t>
+        </w:r>
+      </w:ins>
+      <w:ins w:id="298" w:author="Microsoft Office User" w:date="2026-10-23T12:05:00Z">
+        <w:r>
+          <w:t xml:space="preserve"> that social media likes </w:t>
+        </w:r>
+        <w:r>
+          <w:rPr>
+            <w:b/>
+            <w:bCs/>
+            <w:rPrChange w:id="299" w:author="Microsoft Office User" w:date="2026-10-23T12:59:00Z">
+              <w:rPr/>
+            </w:rPrChange>
+          </w:rPr>
+          <w:t xml:space="preserve">alone </w:t>
+        </w:r>
+      </w:ins>
+      <w:ins w:id="300" w:author="Microsoft Office User" w:date="2026-10-23T12:06:00Z">
+        <w:r>
+          <w:rPr>
+            <w:b/>
+            <w:bCs/>
+            <w:rPrChange w:id="301" w:author="Microsoft Office User" w:date="2026-10-23T12:59:00Z">
+              <w:rPr/>
+            </w:rPrChange>
+          </w:rPr>
+          <w:t xml:space="preserve">are </w:t>
+        </w:r>
+      </w:ins>
+      <w:ins w:id="302" w:author="Microsoft Office User" w:date="2026-10-23T12:05:00Z">
+        <w:r>
+          <w:rPr>
+            <w:b/>
+            <w:bCs/>
+            <w:rPrChange w:id="303" w:author="Microsoft Office User" w:date="2026-10-23T12:59:00Z">
+              <w:rPr/>
+            </w:rPrChange>
+          </w:rPr>
+          <w:t xml:space="preserve">limited </w:t>
+        </w:r>
+      </w:ins>
+      <w:ins w:id="304" w:author="Microsoft Office User" w:date="2026-10-23T12:06:00Z">
+        <w:r>
+          <w:rPr>
+            <w:b/>
+            <w:bCs/>
+            <w:rPrChange w:id="305" w:author="Microsoft Office User" w:date="2026-10-23T12:59:00Z">
+              <w:rPr/>
+            </w:rPrChange>
+          </w:rPr>
+          <w:t>for revenue or ratings.</w:t>
+        </w:r>
+      </w:ins>
+    </w:p>
+    <w:p>
+      <w:pPr>
+        <w:spacing w:line="360" w:lineRule="auto"/>
+        <w:jc w:val="both"/>
+        <w:rPr>
+          <w:ins w:id="306" w:author="Microsoft Office User" w:date="2026-10-23T12:27:00Z"/>
+        </w:rPr>
+      </w:pPr>
+    </w:p>
+    <w:p>
+      <w:pPr>
+        <w:spacing w:line="360" w:lineRule="auto"/>
+        <w:jc w:val="both"/>
+        <w:rPr>
+          <w:ins w:id="307" w:author="Microsoft Office User" w:date="2026-10-23T11:53:00Z"/>
+        </w:rPr>
+      </w:pPr>
+      <w:ins w:id="308" w:author="Microsoft Office User" w:date="2026-10-23T12:27:00Z">
+        <w:r>
+          <w:rPr>
+            <w:noProof/>
+          </w:rPr>
+          <w:drawing>
+            <wp:inline distT="0" distB="0" distL="0" distR="0" wp14:anchorId="2E460F99" wp14:editId="24CD00CB">
+              <wp:extent cx="5389582" cy="4959556"/>
+              <wp:effectExtent l="0" t="0" r="0" b="0"/>
+              <wp:docPr id="824183067" name="Picture 10"/>
+              <wp:cNvGraphicFramePr>
+                <a:graphicFrameLocks xmlns:a="http://schemas.openxmlformats.org/drawingml/2006/main" noChangeAspect="1"/>
+              </wp:cNvGraphicFramePr>
+              <a:graphic xmlns:a="http://schemas.openxmlformats.org/drawingml/2006/main">
+                <a:graphicData uri="http://schemas.openxmlformats.org/drawingml/2006/picture">
+                  <pic:pic xmlns:pic="http://schemas.openxmlformats.org/drawingml/2006/picture">
+                    <pic:nvPicPr>
+                      <pic:cNvPr id="824183067" name="Picture 824183067"/>
+                      <pic:cNvPicPr/>
+                    </pic:nvPicPr>
+                    <pic:blipFill>
+                      <a:blip r:embed="rId18" cstate="print">
+                        <a:extLst>
+                          <a:ext uri="{28A0092B-C50C-407E-A947-70E740481C1C}">
+                            <a14:useLocalDpi xmlns:a14="http://schemas.microsoft.com/office/drawing/2010/main" val="0"/>
+                          </a:ext>
+                        </a:extLst>
+                      </a:blip>
+                      <a:stretch>
+                        <a:fillRect/>
+                      </a:stretch>
+                    </pic:blipFill>
+                    <pic:spPr>
+                      <a:xfrm>
+                        <a:off x="0" y="0"/>
+                        <a:ext cx="5397248" cy="4966611"/>
+                      </a:xfrm>
+                      <a:prstGeom prst="rect">
+                        <a:avLst/>
+                      </a:prstGeom>
+                    </pic:spPr>
+                  </pic:pic>
+                </a:graphicData>
+              </a:graphic>
+            </wp:inline>
+          </w:drawing>
+        </w:r>
+      </w:ins>
+    </w:p>
+    <w:p>
+      <w:pPr>
+        <w:spacing w:line="360" w:lineRule="auto"/>
+        <w:jc w:val="both"/>
+        <w:rPr>
+          <w:ins w:id="309" w:author="Microsoft Office User" w:date="2026-10-23T12:27:00Z"/>
+        </w:rPr>
+      </w:pPr>
+      <w:ins w:id="310" w:author="Microsoft Office User" w:date="2026-10-23T12:27:00Z">
+        <w:r>
+          <w:t xml:space="preserve">The summary chart was </w:t>
+        </w:r>
+        <w:r>
+          <w:t xml:space="preserve">modified </w:t>
+        </w:r>
+        <w:r>
+          <w:t>using Figma.</w:t>
+        </w:r>
+      </w:ins>
+    </w:p>
+    <w:p>
+      <w:pPr>
+        <w:spacing w:line="360" w:lineRule="auto"/>
+        <w:rPr>
+          <w:del w:id="311" w:author="Microsoft Office User" w:date="2026-10-23T11:53:00Z"/>
+          <w:lang w:eastAsia="en-GB"/>
+          <w:rPrChange w:id="312" w:author="Microsoft Office User" w:date="2026-10-23T11:53:00Z">
+            <w:rPr>
+              <w:del w:id="313" w:author="Microsoft Office User" w:date="2026-10-23T11:53:00Z"/>
+              <w:lang w:val="en-IE" w:eastAsia="en-GB"/>
+            </w:rPr>
+          </w:rPrChange>
+        </w:rPr>
+        <w:pPrChange w:id="314" w:author="Microsoft Office User" w:date="2026-10-23T15:13:00Z">
+          <w:pPr/>
+        </w:pPrChange>
+      </w:pPr>
+    </w:p>
+    <w:p>
+      <w:pPr>
+        <w:spacing w:line="360" w:lineRule="auto"/>
+        <w:rPr>
+          <w:lang w:val="en-IE" w:eastAsia="en-GB"/>
+        </w:rPr>
+        <w:pPrChange w:id="315" w:author="Microsoft Office User" w:date="2026-10-23T15:13:00Z">
+          <w:pPr/>
+        </w:pPrChange>
+      </w:pPr>
+    </w:p>
+    <w:p>
+      <w:pPr>
+        <w:pStyle w:val="Heading2"/>
+        <w:spacing w:line="360" w:lineRule="auto"/>
+        <w:rPr>
+          <w:ins w:id="316" w:author="Microsoft Office User" w:date="2026-10-23T11:54:00Z"/>
+        </w:rPr>
+        <w:pPrChange w:id="317" w:author="Microsoft Office User" w:date="2026-10-23T15:13:00Z">
+          <w:pPr>
+            <w:pStyle w:val="Heading2"/>
+          </w:pPr>
+        </w:pPrChange>
+      </w:pPr>
+      <w:ins w:id="318" w:author="Microsoft Office User" w:date="2026-10-23T11:54:00Z">
+        <w:r>
+          <w:t>Regression</w:t>
+        </w:r>
+      </w:ins>
+    </w:p>
+    <w:p>
+      <w:pPr>
+        <w:spacing w:line="360" w:lineRule="auto"/>
+        <w:jc w:val="both"/>
+        <w:rPr>
+          <w:ins w:id="319" w:author="Microsoft Office User" w:date="2026-10-23T11:54:00Z"/>
+        </w:rPr>
+      </w:pPr>
+    </w:p>
+    <w:p>
+      <w:pPr>
+        <w:pStyle w:val="Heading3"/>
+        <w:spacing w:line="360" w:lineRule="auto"/>
+        <w:rPr>
+          <w:ins w:id="320" w:author="Microsoft Office User" w:date="2026-10-23T11:54:00Z"/>
+        </w:rPr>
+        <w:pPrChange w:id="321" w:author="Microsoft Office User" w:date="2026-10-23T15:13:00Z">
+          <w:pPr>
+            <w:pStyle w:val="Heading3"/>
+          </w:pPr>
+        </w:pPrChange>
+      </w:pPr>
+      <w:ins w:id="322" w:author="Microsoft Office User" w:date="2026-10-23T12:42:00Z">
+        <w:r>
+          <w:t>6 regression</w:t>
+        </w:r>
+      </w:ins>
+      <w:ins w:id="323" w:author="Microsoft Office User" w:date="2026-10-23T12:49:00Z">
+        <w:r>
+          <w:t xml:space="preserve"> models</w:t>
+        </w:r>
+      </w:ins>
+    </w:p>
+    <w:p>
+      <w:pPr>
+        <w:spacing w:line="360" w:lineRule="auto"/>
+        <w:jc w:val="both"/>
+        <w:rPr>
+          <w:ins w:id="324" w:author="Microsoft Office User" w:date="2026-10-23T11:54:00Z"/>
+        </w:rPr>
+      </w:pPr>
+    </w:p>
+    <w:p>
+      <w:pPr>
+        <w:spacing w:line="360" w:lineRule="auto"/>
+        <w:jc w:val="both"/>
+        <w:rPr>
+          <w:ins w:id="325" w:author="Microsoft Office User" w:date="2026-10-23T11:54:00Z"/>
+        </w:rPr>
+      </w:pPr>
+      <w:ins w:id="326" w:author="Microsoft Office User" w:date="2026-10-23T12:42:00Z">
+        <w:r>
+          <w:t>T</w:t>
+        </w:r>
+      </w:ins>
+      <w:ins w:id="327" w:author="Microsoft Office User" w:date="2026-10-23T12:43:00Z">
+        <w:r>
+          <w:t>he regression was checked using 6 different mod</w:t>
+        </w:r>
+      </w:ins>
+      <w:ins w:id="328" w:author="Microsoft Office User" w:date="2026-10-23T12:44:00Z">
+        <w:r>
+          <w:t>el</w:t>
+        </w:r>
+      </w:ins>
+      <w:ins w:id="329" w:author="Microsoft Office User" w:date="2026-10-23T12:43:00Z">
+        <w:r>
+          <w:t>s</w:t>
+        </w:r>
+      </w:ins>
+      <w:ins w:id="330" w:author="Microsoft Office User" w:date="2026-10-23T12:44:00Z">
+        <w:r>
+          <w:t xml:space="preserve"> </w:t>
+        </w:r>
+        <w:r>
+          <w:rPr>
+            <w:b/>
+            <w:bCs/>
+            <w:rPrChange w:id="331" w:author="Microsoft Office User" w:date="2026-10-23T13:00:00Z">
+              <w:rPr/>
+            </w:rPrChange>
+          </w:rPr>
+          <w:t>(Linear regression,</w:t>
+        </w:r>
+      </w:ins>
+      <w:ins w:id="332" w:author="Microsoft Office User" w:date="2026-10-23T12:45:00Z">
+        <w:r>
+          <w:rPr>
+            <w:b/>
+            <w:bCs/>
+            <w:rPrChange w:id="333" w:author="Microsoft Office User" w:date="2026-10-23T13:00:00Z">
+              <w:rPr/>
+            </w:rPrChange>
+          </w:rPr>
+          <w:t xml:space="preserve"> Ridge regression, Lasso regression, Decision Tree regression, Random Forest regression, K-Ne</w:t>
+        </w:r>
+      </w:ins>
+      <w:ins w:id="334" w:author="Microsoft Office User" w:date="2026-10-23T12:46:00Z">
+        <w:r>
+          <w:rPr>
+            <w:b/>
+            <w:bCs/>
+            <w:rPrChange w:id="335" w:author="Microsoft Office User" w:date="2026-10-23T13:00:00Z">
+              <w:rPr/>
+            </w:rPrChange>
+          </w:rPr>
+          <w:t>arest Neighbours regression)</w:t>
+        </w:r>
+        <w:r>
+          <w:t>, plus</w:t>
+        </w:r>
+      </w:ins>
+      <w:ins w:id="336" w:author="Microsoft Office User" w:date="2026-10-23T12:47:00Z">
+        <w:r>
+          <w:t xml:space="preserve"> a </w:t>
+        </w:r>
+        <w:r>
+          <w:t>Q-Q Plot</w:t>
+        </w:r>
+        <w:r>
+          <w:t xml:space="preserve"> </w:t>
+        </w:r>
+        <w:proofErr w:type="gramStart"/>
+        <w:r>
+          <w:t xml:space="preserve">- </w:t>
+        </w:r>
+        <w:r>
+          <w:t xml:space="preserve"> Normal</w:t>
+        </w:r>
+        <w:proofErr w:type="gramEnd"/>
+        <w:r>
+          <w:t xml:space="preserve"> distribution, </w:t>
+        </w:r>
+        <w:r>
+          <w:t xml:space="preserve">and the </w:t>
+        </w:r>
+        <w:r>
+          <w:t>68-95-99.7 empirical rule</w:t>
+        </w:r>
+        <w:r>
+          <w:t>.</w:t>
+        </w:r>
+      </w:ins>
+    </w:p>
+    <w:p>
+      <w:pPr>
+        <w:spacing w:line="360" w:lineRule="auto"/>
+        <w:rPr>
+          <w:lang w:eastAsia="en-GB"/>
+          <w:rPrChange w:id="337" w:author="Microsoft Office User" w:date="2026-10-23T12:47:00Z">
+            <w:rPr>
+              <w:lang w:val="en-IE" w:eastAsia="en-GB"/>
+            </w:rPr>
+          </w:rPrChange>
+        </w:rPr>
+        <w:pPrChange w:id="338" w:author="Microsoft Office User" w:date="2026-10-23T15:13:00Z">
+          <w:pPr/>
+        </w:pPrChange>
+      </w:pPr>
+    </w:p>
+    <w:p>
+      <w:pPr>
+        <w:spacing w:line="360" w:lineRule="auto"/>
+        <w:rPr>
+          <w:ins w:id="339" w:author="Microsoft Office User" w:date="2026-10-23T12:50:00Z"/>
+          <w:lang w:val="en-IE" w:eastAsia="en-GB"/>
+        </w:rPr>
+        <w:pPrChange w:id="340" w:author="Microsoft Office User" w:date="2026-10-23T15:13:00Z">
+          <w:pPr/>
+        </w:pPrChange>
+      </w:pPr>
+      <w:ins w:id="341" w:author="Microsoft Office User" w:date="2026-10-23T12:49:00Z">
+        <w:r>
+          <w:rPr>
+            <w:lang w:val="en-IE" w:eastAsia="en-GB"/>
+          </w:rPr>
+          <w:t>Important points</w:t>
+        </w:r>
+      </w:ins>
+      <w:ins w:id="342" w:author="Microsoft Office User" w:date="2026-10-23T12:50:00Z">
+        <w:r>
+          <w:rPr>
+            <w:lang w:val="en-IE" w:eastAsia="en-GB"/>
+          </w:rPr>
+          <w:t>:</w:t>
+        </w:r>
+      </w:ins>
     </w:p>
     <w:p>
       <w:pPr>
@@ -2869,339 +5466,2474 @@
           <w:numId w:val="2"/>
         </w:numPr>
         <w:spacing w:line="360" w:lineRule="auto"/>
+        <w:rPr>
+          <w:ins w:id="343" w:author="Microsoft Office User" w:date="2026-10-23T12:53:00Z"/>
+        </w:rPr>
+        <w:pPrChange w:id="344" w:author="Microsoft Office User" w:date="2026-10-23T15:13:00Z">
+          <w:pPr>
+            <w:pStyle w:val="ListParagraph"/>
+            <w:numPr>
+              <w:numId w:val="2"/>
+            </w:numPr>
+            <w:ind w:hanging="360"/>
+          </w:pPr>
+        </w:pPrChange>
+      </w:pPr>
+      <w:ins w:id="345" w:author="Microsoft Office User" w:date="2026-10-23T12:51:00Z">
+        <w:r>
+          <w:t xml:space="preserve">Even though </w:t>
+        </w:r>
+      </w:ins>
+      <w:ins w:id="346" w:author="Microsoft Office User" w:date="2026-10-23T12:52:00Z">
+        <w:r>
+          <w:t xml:space="preserve">some of the models </w:t>
+        </w:r>
+        <w:r>
+          <w:rPr>
+            <w:b/>
+            <w:bCs/>
+            <w:rPrChange w:id="347" w:author="Microsoft Office User" w:date="2026-10-23T13:01:00Z">
+              <w:rPr/>
+            </w:rPrChange>
+          </w:rPr>
+          <w:t>tried to normali</w:t>
+        </w:r>
+      </w:ins>
+      <w:ins w:id="348" w:author="Microsoft Office User" w:date="2026-10-23T12:55:00Z">
+        <w:r>
+          <w:rPr>
+            <w:b/>
+            <w:bCs/>
+            <w:rPrChange w:id="349" w:author="Microsoft Office User" w:date="2026-10-23T13:01:00Z">
+              <w:rPr/>
+            </w:rPrChange>
+          </w:rPr>
+          <w:t>s</w:t>
+        </w:r>
+      </w:ins>
+      <w:ins w:id="350" w:author="Microsoft Office User" w:date="2026-10-23T12:52:00Z">
+        <w:r>
+          <w:rPr>
+            <w:b/>
+            <w:bCs/>
+            <w:rPrChange w:id="351" w:author="Microsoft Office User" w:date="2026-10-23T13:01:00Z">
+              <w:rPr/>
+            </w:rPrChange>
+          </w:rPr>
+          <w:t xml:space="preserve">e </w:t>
+        </w:r>
+        <w:r>
+          <w:t xml:space="preserve">the metrics, </w:t>
+        </w:r>
+      </w:ins>
+      <w:ins w:id="352" w:author="Microsoft Office User" w:date="2026-10-23T12:53:00Z">
+        <w:r>
+          <w:t>the best variance was 2,5% for director_facebook_likes.</w:t>
+        </w:r>
+      </w:ins>
+    </w:p>
+    <w:p>
+      <w:pPr>
+        <w:pStyle w:val="ListParagraph"/>
+        <w:numPr>
+          <w:ilvl w:val="0"/>
+          <w:numId w:val="2"/>
+        </w:numPr>
+        <w:spacing w:line="360" w:lineRule="auto"/>
+        <w:rPr>
+          <w:ins w:id="353" w:author="Microsoft Office User" w:date="2026-10-23T12:55:00Z"/>
+        </w:rPr>
+        <w:pPrChange w:id="354" w:author="Microsoft Office User" w:date="2026-10-23T15:13:00Z">
+          <w:pPr>
+            <w:pStyle w:val="ListParagraph"/>
+            <w:numPr>
+              <w:numId w:val="2"/>
+            </w:numPr>
+            <w:ind w:hanging="360"/>
+          </w:pPr>
+        </w:pPrChange>
+      </w:pPr>
+      <w:ins w:id="355" w:author="Microsoft Office User" w:date="2026-10-23T12:54:00Z">
+        <w:r>
+          <w:t xml:space="preserve">K-Nearest Neighbours and Decision Tree try to overfit </w:t>
+        </w:r>
+      </w:ins>
+      <w:ins w:id="356" w:author="Microsoft Office User" w:date="2026-10-23T12:55:00Z">
+        <w:r>
+          <w:t xml:space="preserve">the </w:t>
+        </w:r>
+      </w:ins>
+      <w:ins w:id="357" w:author="Microsoft Office User" w:date="2026-10-23T12:54:00Z">
+        <w:r>
+          <w:t>training cluster</w:t>
+        </w:r>
+      </w:ins>
+      <w:ins w:id="358" w:author="Microsoft Office User" w:date="2026-10-23T12:55:00Z">
+        <w:r>
+          <w:t>; t</w:t>
+        </w:r>
+        <w:r>
+          <w:rPr>
+            <w:b/>
+            <w:bCs/>
+            <w:rPrChange w:id="359" w:author="Microsoft Office User" w:date="2026-10-23T13:01:00Z">
+              <w:rPr/>
+            </w:rPrChange>
+          </w:rPr>
+          <w:t>he result is a negative R2 and the highest MSE.</w:t>
+        </w:r>
+      </w:ins>
+    </w:p>
+    <w:p>
+      <w:pPr>
+        <w:pStyle w:val="ListParagraph"/>
+        <w:numPr>
+          <w:ilvl w:val="0"/>
+          <w:numId w:val="2"/>
+        </w:numPr>
+        <w:spacing w:line="360" w:lineRule="auto"/>
+        <w:rPr>
+          <w:ins w:id="360" w:author="Microsoft Office User" w:date="2026-10-23T13:06:00Z"/>
+        </w:rPr>
+      </w:pPr>
+      <w:ins w:id="361" w:author="Microsoft Office User" w:date="2026-10-23T12:55:00Z">
+        <w:r>
+          <w:t xml:space="preserve">The </w:t>
+        </w:r>
+      </w:ins>
+      <w:proofErr w:type="spellStart"/>
+      <w:ins w:id="362" w:author="Microsoft Office User" w:date="2026-10-23T12:56:00Z">
+        <w:r>
+          <w:t>cast_total</w:t>
+        </w:r>
+        <w:proofErr w:type="spellEnd"/>
+        <w:r>
+          <w:t xml:space="preserve"> (actor_1, actor_2, actor_3) does not predict the popularity o</w:t>
+        </w:r>
+      </w:ins>
+      <w:ins w:id="363" w:author="Microsoft Office User" w:date="2026-10-23T12:58:00Z">
+        <w:r>
+          <w:t>f</w:t>
+        </w:r>
+      </w:ins>
+      <w:ins w:id="364" w:author="Microsoft Office User" w:date="2026-10-23T12:56:00Z">
+        <w:r>
+          <w:t xml:space="preserve"> the director</w:t>
+        </w:r>
+      </w:ins>
+      <w:ins w:id="365" w:author="Microsoft Office User" w:date="2026-10-23T12:57:00Z">
+        <w:r>
+          <w:t xml:space="preserve">. </w:t>
+        </w:r>
+        <w:r>
+          <w:rPr>
+            <w:b/>
+            <w:bCs/>
+            <w:rPrChange w:id="366" w:author="Microsoft Office User" w:date="2026-10-23T13:01:00Z">
+              <w:rPr/>
+            </w:rPrChange>
+          </w:rPr>
+          <w:t>Director is the target variable,</w:t>
+        </w:r>
+        <w:r>
+          <w:t xml:space="preserve"> that is means the independent variable in the investigation, because </w:t>
+        </w:r>
+        <w:r>
+          <w:t xml:space="preserve">there are external </w:t>
+        </w:r>
+      </w:ins>
+      <w:ins w:id="367" w:author="Microsoft Office User" w:date="2026-10-23T12:58:00Z">
+        <w:r>
+          <w:t>factors that are not in the dataset, such as prestige.</w:t>
+        </w:r>
+      </w:ins>
+    </w:p>
+    <w:p>
+      <w:pPr>
+        <w:pStyle w:val="ListParagraph"/>
+        <w:spacing w:line="360" w:lineRule="auto"/>
+        <w:pPrChange w:id="368" w:author="Microsoft Office User" w:date="2026-10-23T15:13:00Z">
+          <w:pPr/>
+        </w:pPrChange>
+      </w:pPr>
+    </w:p>
+    <w:p>
+      <w:pPr>
+        <w:spacing w:line="360" w:lineRule="auto"/>
+        <w:rPr>
+          <w:ins w:id="369" w:author="Microsoft Office User" w:date="2026-10-23T13:05:00Z"/>
+          <w:lang w:val="en-IE" w:eastAsia="en-GB"/>
+        </w:rPr>
+      </w:pPr>
+      <w:ins w:id="370" w:author="Microsoft Office User" w:date="2026-10-23T13:04:00Z">
+        <w:r>
+          <w:rPr>
+            <w:noProof/>
+            <w:lang w:val="en-IE" w:eastAsia="en-GB"/>
+          </w:rPr>
+          <w:drawing>
+            <wp:inline distT="0" distB="0" distL="0" distR="0" wp14:anchorId="5E9DB312" wp14:editId="596C6AE1">
+              <wp:extent cx="5023822" cy="3280236"/>
+              <wp:effectExtent l="0" t="0" r="5715" b="0"/>
+              <wp:docPr id="1209659915" name="Picture 11"/>
+              <wp:cNvGraphicFramePr>
+                <a:graphicFrameLocks xmlns:a="http://schemas.openxmlformats.org/drawingml/2006/main" noChangeAspect="1"/>
+              </wp:cNvGraphicFramePr>
+              <a:graphic xmlns:a="http://schemas.openxmlformats.org/drawingml/2006/main">
+                <a:graphicData uri="http://schemas.openxmlformats.org/drawingml/2006/picture">
+                  <pic:pic xmlns:pic="http://schemas.openxmlformats.org/drawingml/2006/picture">
+                    <pic:nvPicPr>
+                      <pic:cNvPr id="1209659915" name="Picture 1209659915"/>
+                      <pic:cNvPicPr/>
+                    </pic:nvPicPr>
+                    <pic:blipFill>
+                      <a:blip r:embed="rId19" cstate="print">
+                        <a:extLst>
+                          <a:ext uri="{28A0092B-C50C-407E-A947-70E740481C1C}">
+                            <a14:useLocalDpi xmlns:a14="http://schemas.microsoft.com/office/drawing/2010/main" val="0"/>
+                          </a:ext>
+                        </a:extLst>
+                      </a:blip>
+                      <a:stretch>
+                        <a:fillRect/>
+                      </a:stretch>
+                    </pic:blipFill>
+                    <pic:spPr>
+                      <a:xfrm>
+                        <a:off x="0" y="0"/>
+                        <a:ext cx="5041987" cy="3292097"/>
+                      </a:xfrm>
+                      <a:prstGeom prst="rect">
+                        <a:avLst/>
+                      </a:prstGeom>
+                    </pic:spPr>
+                  </pic:pic>
+                </a:graphicData>
+              </a:graphic>
+            </wp:inline>
+          </w:drawing>
+        </w:r>
+      </w:ins>
+    </w:p>
+    <w:p>
+      <w:pPr>
+        <w:spacing w:line="360" w:lineRule="auto"/>
         <w:jc w:val="both"/>
         <w:rPr>
+          <w:ins w:id="371" w:author="Microsoft Office User" w:date="2026-10-23T13:04:00Z"/>
+          <w:rPrChange w:id="372" w:author="Microsoft Office User" w:date="2026-10-23T13:05:00Z">
+            <w:rPr>
+              <w:ins w:id="373" w:author="Microsoft Office User" w:date="2026-10-23T13:04:00Z"/>
+              <w:lang w:val="en-IE" w:eastAsia="en-GB"/>
+            </w:rPr>
+          </w:rPrChange>
+        </w:rPr>
+        <w:pPrChange w:id="374" w:author="Microsoft Office User" w:date="2026-10-23T15:13:00Z">
+          <w:pPr>
+            <w:spacing w:line="360" w:lineRule="auto"/>
+          </w:pPr>
+        </w:pPrChange>
+      </w:pPr>
+      <w:ins w:id="375" w:author="Microsoft Office User" w:date="2026-10-23T13:05:00Z">
+        <w:r>
+          <w:t>Q-Q Plot to check normality visually</w:t>
+        </w:r>
+        <w:r>
+          <w:t>.</w:t>
+        </w:r>
+      </w:ins>
+    </w:p>
+    <w:p>
+      <w:pPr>
+        <w:spacing w:line="360" w:lineRule="auto"/>
+        <w:rPr>
+          <w:ins w:id="376" w:author="Microsoft Office User" w:date="2026-10-23T13:05:00Z"/>
+          <w:lang w:val="en-IE" w:eastAsia="en-GB"/>
+        </w:rPr>
+      </w:pPr>
+      <w:ins w:id="377" w:author="Microsoft Office User" w:date="2026-10-23T13:04:00Z">
+        <w:r>
+          <w:rPr>
+            <w:noProof/>
+            <w:lang w:val="en-IE" w:eastAsia="en-GB"/>
+          </w:rPr>
+          <w:lastRenderedPageBreak/>
+          <w:drawing>
+            <wp:inline distT="0" distB="0" distL="0" distR="0" wp14:anchorId="1F79B27A" wp14:editId="5295D72B">
+              <wp:extent cx="4999142" cy="3227294"/>
+              <wp:effectExtent l="0" t="0" r="5080" b="0"/>
+              <wp:docPr id="857743342" name="Picture 12"/>
+              <wp:cNvGraphicFramePr>
+                <a:graphicFrameLocks xmlns:a="http://schemas.openxmlformats.org/drawingml/2006/main" noChangeAspect="1"/>
+              </wp:cNvGraphicFramePr>
+              <a:graphic xmlns:a="http://schemas.openxmlformats.org/drawingml/2006/main">
+                <a:graphicData uri="http://schemas.openxmlformats.org/drawingml/2006/picture">
+                  <pic:pic xmlns:pic="http://schemas.openxmlformats.org/drawingml/2006/picture">
+                    <pic:nvPicPr>
+                      <pic:cNvPr id="857743342" name="Picture 857743342"/>
+                      <pic:cNvPicPr/>
+                    </pic:nvPicPr>
+                    <pic:blipFill>
+                      <a:blip r:embed="rId20" cstate="print">
+                        <a:extLst>
+                          <a:ext uri="{28A0092B-C50C-407E-A947-70E740481C1C}">
+                            <a14:useLocalDpi xmlns:a14="http://schemas.microsoft.com/office/drawing/2010/main" val="0"/>
+                          </a:ext>
+                        </a:extLst>
+                      </a:blip>
+                      <a:stretch>
+                        <a:fillRect/>
+                      </a:stretch>
+                    </pic:blipFill>
+                    <pic:spPr>
+                      <a:xfrm>
+                        <a:off x="0" y="0"/>
+                        <a:ext cx="5037109" cy="3251804"/>
+                      </a:xfrm>
+                      <a:prstGeom prst="rect">
+                        <a:avLst/>
+                      </a:prstGeom>
+                    </pic:spPr>
+                  </pic:pic>
+                </a:graphicData>
+              </a:graphic>
+            </wp:inline>
+          </w:drawing>
+        </w:r>
+      </w:ins>
+    </w:p>
+    <w:p>
+      <w:pPr>
+        <w:spacing w:line="360" w:lineRule="auto"/>
+        <w:jc w:val="both"/>
+        <w:rPr>
+          <w:ins w:id="378" w:author="Microsoft Office User" w:date="2026-10-23T13:05:00Z"/>
+        </w:rPr>
+      </w:pPr>
+      <w:ins w:id="379" w:author="Microsoft Office User" w:date="2026-10-23T13:05:00Z">
+        <w:r>
+          <w:t xml:space="preserve">Q-Q Plot </w:t>
+        </w:r>
+        <w:r>
+          <w:t>after tran</w:t>
+        </w:r>
+      </w:ins>
+      <w:ins w:id="380" w:author="Microsoft Office User" w:date="2026-10-23T13:06:00Z">
+        <w:r>
+          <w:t>sformation</w:t>
+        </w:r>
+      </w:ins>
+      <w:ins w:id="381" w:author="Microsoft Office User" w:date="2026-10-23T13:05:00Z">
+        <w:r>
+          <w:t>.</w:t>
+        </w:r>
+      </w:ins>
+    </w:p>
+    <w:p>
+      <w:pPr>
+        <w:spacing w:line="360" w:lineRule="auto"/>
+        <w:rPr>
+          <w:ins w:id="382" w:author="Microsoft Office User" w:date="2026-10-23T13:05:00Z"/>
+          <w:lang w:eastAsia="en-GB"/>
+          <w:rPrChange w:id="383" w:author="Microsoft Office User" w:date="2026-10-23T13:05:00Z">
+            <w:rPr>
+              <w:ins w:id="384" w:author="Microsoft Office User" w:date="2026-10-23T13:05:00Z"/>
+              <w:lang w:val="en-IE" w:eastAsia="en-GB"/>
+            </w:rPr>
+          </w:rPrChange>
+        </w:rPr>
+      </w:pPr>
+    </w:p>
+    <w:p>
+      <w:pPr>
+        <w:spacing w:line="360" w:lineRule="auto"/>
+        <w:rPr>
+          <w:ins w:id="385" w:author="Microsoft Office User" w:date="2026-10-23T15:16:00Z"/>
+          <w:lang w:val="en-IE" w:eastAsia="en-GB"/>
+        </w:rPr>
+      </w:pPr>
+      <w:ins w:id="386" w:author="Microsoft Office User" w:date="2026-10-23T13:04:00Z">
+        <w:r>
+          <w:rPr>
+            <w:noProof/>
+            <w:lang w:val="en-IE" w:eastAsia="en-GB"/>
+          </w:rPr>
+          <w:drawing>
+            <wp:inline distT="0" distB="0" distL="0" distR="0" wp14:anchorId="3A06C87D" wp14:editId="0832ED79">
+              <wp:extent cx="5303520" cy="3100232"/>
+              <wp:effectExtent l="0" t="0" r="5080" b="0"/>
+              <wp:docPr id="1900999208" name="Picture 13"/>
+              <wp:cNvGraphicFramePr>
+                <a:graphicFrameLocks xmlns:a="http://schemas.openxmlformats.org/drawingml/2006/main" noChangeAspect="1"/>
+              </wp:cNvGraphicFramePr>
+              <a:graphic xmlns:a="http://schemas.openxmlformats.org/drawingml/2006/main">
+                <a:graphicData uri="http://schemas.openxmlformats.org/drawingml/2006/picture">
+                  <pic:pic xmlns:pic="http://schemas.openxmlformats.org/drawingml/2006/picture">
+                    <pic:nvPicPr>
+                      <pic:cNvPr id="1900999208" name="Picture 1900999208"/>
+                      <pic:cNvPicPr/>
+                    </pic:nvPicPr>
+                    <pic:blipFill>
+                      <a:blip r:embed="rId21" cstate="print">
+                        <a:extLst>
+                          <a:ext uri="{28A0092B-C50C-407E-A947-70E740481C1C}">
+                            <a14:useLocalDpi xmlns:a14="http://schemas.microsoft.com/office/drawing/2010/main" val="0"/>
+                          </a:ext>
+                        </a:extLst>
+                      </a:blip>
+                      <a:stretch>
+                        <a:fillRect/>
+                      </a:stretch>
+                    </pic:blipFill>
+                    <pic:spPr>
+                      <a:xfrm>
+                        <a:off x="0" y="0"/>
+                        <a:ext cx="5319673" cy="3109674"/>
+                      </a:xfrm>
+                      <a:prstGeom prst="rect">
+                        <a:avLst/>
+                      </a:prstGeom>
+                    </pic:spPr>
+                  </pic:pic>
+                </a:graphicData>
+              </a:graphic>
+            </wp:inline>
+          </w:drawing>
+        </w:r>
+      </w:ins>
+    </w:p>
+    <w:p>
+      <w:pPr>
+        <w:spacing w:line="360" w:lineRule="auto"/>
+        <w:rPr>
+          <w:ins w:id="387" w:author="Microsoft Office User" w:date="2026-10-23T13:06:00Z"/>
+          <w:lang w:val="en-IE" w:eastAsia="en-GB"/>
+        </w:rPr>
+      </w:pPr>
+      <w:ins w:id="388" w:author="Microsoft Office User" w:date="2026-10-23T15:16:00Z">
+        <w:r>
+          <w:rPr>
+            <w:lang w:val="en-IE" w:eastAsia="en-GB"/>
+          </w:rPr>
+          <w:t>Plot of MSE.</w:t>
+        </w:r>
+      </w:ins>
+    </w:p>
+    <w:p>
+      <w:pPr>
+        <w:spacing w:line="360" w:lineRule="auto"/>
+        <w:rPr>
+          <w:ins w:id="389" w:author="Microsoft Office User" w:date="2026-10-23T13:06:00Z"/>
+          <w:lang w:val="en-IE" w:eastAsia="en-GB"/>
+        </w:rPr>
+      </w:pPr>
+      <w:ins w:id="390" w:author="Microsoft Office User" w:date="2026-10-23T13:04:00Z">
+        <w:r>
+          <w:rPr>
+            <w:noProof/>
+            <w:lang w:val="en-IE" w:eastAsia="en-GB"/>
+          </w:rPr>
+          <w:lastRenderedPageBreak/>
+          <w:drawing>
+            <wp:inline distT="0" distB="0" distL="0" distR="0" wp14:anchorId="7B33D878" wp14:editId="63AF8249">
+              <wp:extent cx="6120130" cy="3720465"/>
+              <wp:effectExtent l="0" t="0" r="1270" b="635"/>
+              <wp:docPr id="1114317486" name="Picture 14"/>
+              <wp:cNvGraphicFramePr>
+                <a:graphicFrameLocks xmlns:a="http://schemas.openxmlformats.org/drawingml/2006/main" noChangeAspect="1"/>
+              </wp:cNvGraphicFramePr>
+              <a:graphic xmlns:a="http://schemas.openxmlformats.org/drawingml/2006/main">
+                <a:graphicData uri="http://schemas.openxmlformats.org/drawingml/2006/picture">
+                  <pic:pic xmlns:pic="http://schemas.openxmlformats.org/drawingml/2006/picture">
+                    <pic:nvPicPr>
+                      <pic:cNvPr id="1114317486" name="Picture 1114317486"/>
+                      <pic:cNvPicPr/>
+                    </pic:nvPicPr>
+                    <pic:blipFill>
+                      <a:blip r:embed="rId22" cstate="print">
+                        <a:extLst>
+                          <a:ext uri="{28A0092B-C50C-407E-A947-70E740481C1C}">
+                            <a14:useLocalDpi xmlns:a14="http://schemas.microsoft.com/office/drawing/2010/main" val="0"/>
+                          </a:ext>
+                        </a:extLst>
+                      </a:blip>
+                      <a:stretch>
+                        <a:fillRect/>
+                      </a:stretch>
+                    </pic:blipFill>
+                    <pic:spPr>
+                      <a:xfrm>
+                        <a:off x="0" y="0"/>
+                        <a:ext cx="6120130" cy="3720465"/>
+                      </a:xfrm>
+                      <a:prstGeom prst="rect">
+                        <a:avLst/>
+                      </a:prstGeom>
+                    </pic:spPr>
+                  </pic:pic>
+                </a:graphicData>
+              </a:graphic>
+            </wp:inline>
+          </w:drawing>
+        </w:r>
+      </w:ins>
+    </w:p>
+    <w:p>
+      <w:pPr>
+        <w:spacing w:line="360" w:lineRule="auto"/>
+        <w:rPr>
+          <w:del w:id="391" w:author="Microsoft Office User" w:date="2026-10-23T13:07:00Z"/>
+          <w:lang w:val="en-IE" w:eastAsia="en-GB"/>
+        </w:rPr>
+        <w:pPrChange w:id="392" w:author="Microsoft Office User" w:date="2026-10-23T15:13:00Z">
+          <w:pPr/>
+        </w:pPrChange>
+      </w:pPr>
+      <w:ins w:id="393" w:author="Microsoft Office User" w:date="2026-10-23T13:07:00Z">
+        <w:r>
+          <w:rPr>
+            <w:lang w:val="en-IE" w:eastAsia="en-GB"/>
+          </w:rPr>
+          <w:t>Plot of R2.</w:t>
+        </w:r>
+      </w:ins>
+    </w:p>
+    <w:p>
+      <w:pPr>
+        <w:spacing w:line="360" w:lineRule="auto"/>
+        <w:rPr>
+          <w:lang w:val="en-IE" w:eastAsia="en-GB"/>
+        </w:rPr>
+        <w:pPrChange w:id="394" w:author="Microsoft Office User" w:date="2026-10-23T15:13:00Z">
+          <w:pPr/>
+        </w:pPrChange>
+      </w:pPr>
+    </w:p>
+    <w:p>
+      <w:pPr>
+        <w:spacing w:line="360" w:lineRule="auto"/>
+        <w:rPr>
+          <w:ins w:id="395" w:author="Microsoft Office User" w:date="2026-10-23T13:08:00Z"/>
+          <w:lang w:val="en-IE" w:eastAsia="en-GB"/>
+        </w:rPr>
+        <w:pPrChange w:id="396" w:author="Microsoft Office User" w:date="2026-10-23T15:13:00Z">
+          <w:pPr/>
+        </w:pPrChange>
+      </w:pPr>
+    </w:p>
+    <w:p>
+      <w:pPr>
+        <w:spacing w:line="360" w:lineRule="auto"/>
+        <w:rPr>
+          <w:del w:id="397" w:author="Microsoft Office User" w:date="2026-10-23T15:16:00Z"/>
+          <w:lang w:val="en-IE" w:eastAsia="en-GB"/>
+        </w:rPr>
+        <w:pPrChange w:id="398" w:author="Microsoft Office User" w:date="2026-10-23T15:13:00Z">
+          <w:pPr/>
+        </w:pPrChange>
+      </w:pPr>
+    </w:p>
+    <w:p>
+      <w:pPr>
+        <w:pStyle w:val="Heading2"/>
+        <w:spacing w:line="360" w:lineRule="auto"/>
+        <w:rPr>
+          <w:ins w:id="399" w:author="Microsoft Office User" w:date="2026-10-23T14:54:00Z"/>
+        </w:rPr>
+        <w:pPrChange w:id="400" w:author="Microsoft Office User" w:date="2026-10-23T15:13:00Z">
+          <w:pPr>
+            <w:pStyle w:val="Heading2"/>
+          </w:pPr>
+        </w:pPrChange>
+      </w:pPr>
+      <w:ins w:id="401" w:author="Microsoft Office User" w:date="2026-10-23T13:07:00Z">
+        <w:r>
+          <w:t>Discrete Distribution</w:t>
+        </w:r>
+      </w:ins>
+    </w:p>
+    <w:p>
+      <w:pPr>
+        <w:spacing w:line="360" w:lineRule="auto"/>
+        <w:rPr>
+          <w:ins w:id="402" w:author="Microsoft Office User" w:date="2026-10-23T14:54:00Z"/>
+          <w:lang w:val="en-IE" w:eastAsia="en-GB"/>
+        </w:rPr>
+        <w:pPrChange w:id="403" w:author="Microsoft Office User" w:date="2026-10-23T15:13:00Z">
+          <w:pPr/>
+        </w:pPrChange>
+      </w:pPr>
+    </w:p>
+    <w:p>
+      <w:pPr>
+        <w:spacing w:line="360" w:lineRule="auto"/>
+        <w:rPr>
+          <w:ins w:id="404" w:author="Microsoft Office User" w:date="2026-10-23T14:54:00Z"/>
+          <w:lang w:eastAsia="en-GB"/>
+        </w:rPr>
+        <w:pPrChange w:id="405" w:author="Microsoft Office User" w:date="2026-10-23T15:13:00Z">
+          <w:pPr/>
+        </w:pPrChange>
+      </w:pPr>
+      <w:ins w:id="406" w:author="Microsoft Office User" w:date="2026-10-23T14:54:00Z">
+        <w:r>
+          <w:t xml:space="preserve">Both distributions </w:t>
+        </w:r>
+      </w:ins>
+      <w:ins w:id="407" w:author="Microsoft Office User" w:date="2026-10-23T14:55:00Z">
+        <w:r>
+          <w:t xml:space="preserve">focus on </w:t>
+        </w:r>
+        <w:r>
+          <w:rPr>
+            <w:b/>
+            <w:bCs/>
+            <w:rPrChange w:id="408" w:author="Microsoft Office User" w:date="2026-10-23T15:16:00Z">
+              <w:rPr/>
+            </w:rPrChange>
+          </w:rPr>
+          <w:t>director_facebook_likes</w:t>
+        </w:r>
+      </w:ins>
+    </w:p>
+    <w:p>
+      <w:pPr>
+        <w:spacing w:line="360" w:lineRule="auto"/>
+        <w:rPr>
+          <w:ins w:id="409" w:author="Microsoft Office User" w:date="2026-10-23T13:07:00Z"/>
+          <w:lang w:eastAsia="en-GB"/>
+        </w:rPr>
+        <w:pPrChange w:id="410" w:author="Microsoft Office User" w:date="2026-10-23T15:13:00Z">
+          <w:pPr>
+            <w:spacing w:line="360" w:lineRule="auto"/>
+            <w:jc w:val="both"/>
+          </w:pPr>
+        </w:pPrChange>
+      </w:pPr>
+    </w:p>
+    <w:p>
+      <w:pPr>
+        <w:pStyle w:val="Heading3"/>
+        <w:spacing w:line="360" w:lineRule="auto"/>
+        <w:rPr>
+          <w:ins w:id="411" w:author="Microsoft Office User" w:date="2026-10-23T13:07:00Z"/>
+        </w:rPr>
+        <w:pPrChange w:id="412" w:author="Microsoft Office User" w:date="2026-10-23T15:13:00Z">
+          <w:pPr>
+            <w:pStyle w:val="Heading3"/>
+          </w:pPr>
+        </w:pPrChange>
+      </w:pPr>
+      <w:ins w:id="413" w:author="Microsoft Office User" w:date="2026-10-23T13:07:00Z">
+        <w:r>
+          <w:t>Binomial Distribution</w:t>
+        </w:r>
+      </w:ins>
+    </w:p>
+    <w:p>
+      <w:pPr>
+        <w:spacing w:line="360" w:lineRule="auto"/>
+        <w:rPr>
+          <w:ins w:id="414" w:author="Microsoft Office User" w:date="2026-10-23T13:08:00Z"/>
+          <w:lang w:eastAsia="en-GB"/>
+        </w:rPr>
+        <w:pPrChange w:id="415" w:author="Microsoft Office User" w:date="2026-10-23T15:13:00Z">
+          <w:pPr/>
+        </w:pPrChange>
+      </w:pPr>
+    </w:p>
+    <w:p>
+      <w:pPr>
+        <w:spacing w:line="360" w:lineRule="auto"/>
+        <w:rPr>
+          <w:ins w:id="416" w:author="Microsoft Office User" w:date="2026-10-23T15:18:00Z"/>
+        </w:rPr>
+      </w:pPr>
+      <w:ins w:id="417" w:author="Microsoft Office User" w:date="2026-10-23T15:20:00Z">
+        <w:r>
+          <w:t>With</w:t>
+        </w:r>
+      </w:ins>
+      <w:ins w:id="418" w:author="Microsoft Office User" w:date="2026-10-23T14:58:00Z">
+        <w:r>
+          <w:t xml:space="preserve"> </w:t>
+        </w:r>
+      </w:ins>
+      <w:ins w:id="419" w:author="Microsoft Office User" w:date="2026-10-23T14:56:00Z">
+        <w:r>
+          <w:rPr>
+            <w:b/>
+            <w:bCs/>
+            <w:rPrChange w:id="420" w:author="Microsoft Office User" w:date="2026-10-23T15:01:00Z">
+              <w:rPr/>
+            </w:rPrChange>
+          </w:rPr>
+          <w:t>n = 500 trials</w:t>
+        </w:r>
+      </w:ins>
+      <w:ins w:id="421" w:author="Microsoft Office User" w:date="2026-10-23T15:21:00Z">
+        <w:r>
+          <w:t xml:space="preserve"> and a success probability </w:t>
+        </w:r>
+      </w:ins>
+      <w:ins w:id="422" w:author="Microsoft Office User" w:date="2026-10-23T14:57:00Z">
+        <w:r>
+          <w:rPr>
+            <w:b/>
+            <w:bCs/>
+            <w:rPrChange w:id="423" w:author="Microsoft Office User" w:date="2026-10-23T15:01:00Z">
+              <w:rPr/>
+            </w:rPrChange>
+          </w:rPr>
+          <w:t>p around 0.0082</w:t>
+        </w:r>
+        <w:r>
+          <w:t xml:space="preserve"> per tria</w:t>
+        </w:r>
+      </w:ins>
+      <w:ins w:id="424" w:author="Microsoft Office User" w:date="2026-10-23T14:58:00Z">
+        <w:r>
+          <w:t xml:space="preserve">l. The </w:t>
+        </w:r>
+      </w:ins>
+      <w:ins w:id="425" w:author="Microsoft Office User" w:date="2026-10-23T15:21:00Z">
+        <w:r>
+          <w:t>model</w:t>
+        </w:r>
+      </w:ins>
+      <w:ins w:id="426" w:author="Microsoft Office User" w:date="2026-10-23T14:58:00Z">
+        <w:r>
+          <w:t xml:space="preserve"> illustrate</w:t>
+        </w:r>
+      </w:ins>
+      <w:ins w:id="427" w:author="Microsoft Office User" w:date="2026-10-23T15:00:00Z">
+        <w:r>
+          <w:t>s that</w:t>
+        </w:r>
+      </w:ins>
+      <w:ins w:id="428" w:author="Microsoft Office User" w:date="2026-10-23T14:58:00Z">
+        <w:r>
+          <w:t xml:space="preserve"> </w:t>
+        </w:r>
+      </w:ins>
+      <w:ins w:id="429" w:author="Microsoft Office User" w:date="2026-10-23T14:59:00Z">
+        <w:r>
+          <w:t>the</w:t>
+        </w:r>
+      </w:ins>
+      <w:ins w:id="430" w:author="Microsoft Office User" w:date="2026-10-23T14:58:00Z">
+        <w:r>
+          <w:t xml:space="preserve"> P</w:t>
+        </w:r>
+      </w:ins>
+      <w:ins w:id="431" w:author="Microsoft Office User" w:date="2026-10-23T14:59:00Z">
+        <w:r>
+          <w:t xml:space="preserve">robability Mass Function has accumulated low </w:t>
+        </w:r>
+      </w:ins>
+      <w:ins w:id="432" w:author="Microsoft Office User" w:date="2026-10-23T15:00:00Z">
+        <w:r>
+          <w:t>values (k around 0 – 10)</w:t>
+        </w:r>
+      </w:ins>
+      <w:ins w:id="433" w:author="Microsoft Office User" w:date="2026-10-23T15:22:00Z">
+        <w:r>
+          <w:t>,</w:t>
+        </w:r>
+      </w:ins>
+      <w:ins w:id="434" w:author="Microsoft Office User" w:date="2026-10-23T15:00:00Z">
+        <w:r>
+          <w:t xml:space="preserve"> </w:t>
+        </w:r>
+      </w:ins>
+      <w:ins w:id="435" w:author="Microsoft Office User" w:date="2026-10-23T14:59:00Z">
+        <w:r>
+          <w:t>and the Cumulative Distribution Function</w:t>
+        </w:r>
+      </w:ins>
+      <w:ins w:id="436" w:author="Microsoft Office User" w:date="2026-10-23T15:00:00Z">
+        <w:r>
+          <w:t xml:space="preserve"> </w:t>
+        </w:r>
+      </w:ins>
+      <w:ins w:id="437" w:author="Microsoft Office User" w:date="2026-10-23T15:22:00Z">
+        <w:r>
+          <w:t>rapidly approaches</w:t>
+        </w:r>
+      </w:ins>
+      <w:ins w:id="438" w:author="Microsoft Office User" w:date="2026-10-23T15:00:00Z">
+        <w:r>
+          <w:t xml:space="preserve"> 1.0.</w:t>
+        </w:r>
+      </w:ins>
+      <w:ins w:id="439" w:author="Microsoft Office User" w:date="2026-10-23T15:01:00Z">
+        <w:r>
+          <w:t xml:space="preserve"> </w:t>
+        </w:r>
+      </w:ins>
+      <w:ins w:id="440" w:author="Microsoft Office User" w:date="2026-10-23T15:22:00Z">
+        <w:r>
+          <w:t>The</w:t>
+        </w:r>
+      </w:ins>
+      <w:ins w:id="441" w:author="Microsoft Office User" w:date="2026-10-23T15:01:00Z">
+        <w:r>
+          <w:t xml:space="preserve"> </w:t>
+        </w:r>
+      </w:ins>
+      <w:ins w:id="442" w:author="Microsoft Office User" w:date="2026-10-23T15:22:00Z">
+        <w:r>
+          <w:t>small</w:t>
+        </w:r>
+      </w:ins>
+      <w:ins w:id="443" w:author="Microsoft Office User" w:date="2026-10-23T15:01:00Z">
+        <w:r>
+          <w:t xml:space="preserve"> </w:t>
+        </w:r>
+      </w:ins>
+      <w:ins w:id="444" w:author="Microsoft Office User" w:date="2026-10-23T15:22:00Z">
+        <w:r>
+          <w:t>p-value</w:t>
+        </w:r>
+      </w:ins>
+      <w:ins w:id="445" w:author="Microsoft Office User" w:date="2026-10-23T15:01:00Z">
+        <w:r>
+          <w:t xml:space="preserve"> show</w:t>
+        </w:r>
+      </w:ins>
+      <w:ins w:id="446" w:author="Microsoft Office User" w:date="2026-10-23T15:03:00Z">
+        <w:r>
+          <w:t xml:space="preserve">s </w:t>
+        </w:r>
+      </w:ins>
+      <w:ins w:id="447" w:author="Microsoft Office User" w:date="2026-10-23T15:02:00Z">
+        <w:r>
+          <w:t xml:space="preserve">that engagement of the director is a </w:t>
+        </w:r>
+        <w:r>
+          <w:rPr>
+            <w:b/>
+            <w:bCs/>
+            <w:rPrChange w:id="448" w:author="Microsoft Office User" w:date="2026-10-23T15:03:00Z">
+              <w:rPr/>
+            </w:rPrChange>
+          </w:rPr>
+          <w:t>rare event across independent trials</w:t>
+        </w:r>
+        <w:r>
+          <w:t>.</w:t>
+        </w:r>
+      </w:ins>
+    </w:p>
+    <w:p>
+      <w:pPr>
+        <w:spacing w:line="360" w:lineRule="auto"/>
+        <w:rPr>
+          <w:ins w:id="449" w:author="Microsoft Office User" w:date="2026-10-23T15:18:00Z"/>
+          <w:lang w:eastAsia="en-GB"/>
+        </w:rPr>
+      </w:pPr>
+      <w:ins w:id="450" w:author="Microsoft Office User" w:date="2026-10-23T15:18:00Z">
+        <w:r>
+          <w:rPr>
+            <w:noProof/>
+            <w:lang w:eastAsia="en-GB"/>
+          </w:rPr>
+          <w:lastRenderedPageBreak/>
+          <w:drawing>
+            <wp:inline distT="0" distB="0" distL="0" distR="0" wp14:anchorId="34031A04" wp14:editId="40CF70F6">
+              <wp:extent cx="6209157" cy="2495774"/>
+              <wp:effectExtent l="0" t="0" r="1270" b="6350"/>
+              <wp:docPr id="1744872334" name="Picture 15"/>
+              <wp:cNvGraphicFramePr>
+                <a:graphicFrameLocks xmlns:a="http://schemas.openxmlformats.org/drawingml/2006/main" noChangeAspect="1"/>
+              </wp:cNvGraphicFramePr>
+              <a:graphic xmlns:a="http://schemas.openxmlformats.org/drawingml/2006/main">
+                <a:graphicData uri="http://schemas.openxmlformats.org/drawingml/2006/picture">
+                  <pic:pic xmlns:pic="http://schemas.openxmlformats.org/drawingml/2006/picture">
+                    <pic:nvPicPr>
+                      <pic:cNvPr id="1744872334" name="Picture 1744872334"/>
+                      <pic:cNvPicPr/>
+                    </pic:nvPicPr>
+                    <pic:blipFill>
+                      <a:blip r:embed="rId23" cstate="print">
+                        <a:extLst>
+                          <a:ext uri="{28A0092B-C50C-407E-A947-70E740481C1C}">
+                            <a14:useLocalDpi xmlns:a14="http://schemas.microsoft.com/office/drawing/2010/main" val="0"/>
+                          </a:ext>
+                        </a:extLst>
+                      </a:blip>
+                      <a:stretch>
+                        <a:fillRect/>
+                      </a:stretch>
+                    </pic:blipFill>
+                    <pic:spPr>
+                      <a:xfrm>
+                        <a:off x="0" y="0"/>
+                        <a:ext cx="6230137" cy="2504207"/>
+                      </a:xfrm>
+                      <a:prstGeom prst="rect">
+                        <a:avLst/>
+                      </a:prstGeom>
+                    </pic:spPr>
+                  </pic:pic>
+                </a:graphicData>
+              </a:graphic>
+            </wp:inline>
+          </w:drawing>
+        </w:r>
+      </w:ins>
+    </w:p>
+    <w:p>
+      <w:pPr>
+        <w:spacing w:line="360" w:lineRule="auto"/>
+        <w:rPr>
+          <w:del w:id="451" w:author="Microsoft Office User" w:date="2026-10-23T15:18:00Z"/>
+          <w:lang w:eastAsia="en-GB"/>
+          <w:rPrChange w:id="452" w:author="Microsoft Office User" w:date="2026-10-23T13:07:00Z">
+            <w:rPr>
+              <w:del w:id="453" w:author="Microsoft Office User" w:date="2026-10-23T15:18:00Z"/>
+              <w:lang w:val="en-IE" w:eastAsia="en-GB"/>
+            </w:rPr>
+          </w:rPrChange>
+        </w:rPr>
+        <w:pPrChange w:id="454" w:author="Microsoft Office User" w:date="2026-10-23T15:13:00Z">
+          <w:pPr/>
+        </w:pPrChange>
+      </w:pPr>
+      <w:ins w:id="455" w:author="Microsoft Office User" w:date="2026-10-23T15:18:00Z">
+        <w:r>
+          <w:rPr>
+            <w:lang w:val="en-IE" w:eastAsia="en-GB"/>
+          </w:rPr>
+          <w:t xml:space="preserve">Plot of </w:t>
+        </w:r>
+        <w:r>
+          <w:rPr>
+            <w:lang w:val="en-IE" w:eastAsia="en-GB"/>
+          </w:rPr>
+          <w:t>Binomial distribution</w:t>
+        </w:r>
+        <w:r>
+          <w:rPr>
+            <w:lang w:val="en-IE" w:eastAsia="en-GB"/>
+          </w:rPr>
+          <w:t>.</w:t>
+        </w:r>
+      </w:ins>
+    </w:p>
+    <w:p>
+      <w:pPr>
+        <w:spacing w:line="360" w:lineRule="auto"/>
+        <w:rPr>
+          <w:del w:id="456" w:author="Microsoft Office User" w:date="2026-10-23T15:19:00Z"/>
+          <w:lang w:val="en-IE" w:eastAsia="en-GB"/>
+        </w:rPr>
+      </w:pPr>
+    </w:p>
+    <w:p>
+      <w:pPr>
+        <w:spacing w:line="360" w:lineRule="auto"/>
+        <w:rPr>
+          <w:ins w:id="457" w:author="Microsoft Office User" w:date="2026-10-23T15:19:00Z"/>
+          <w:lang w:val="en-IE" w:eastAsia="en-GB"/>
+        </w:rPr>
+        <w:pPrChange w:id="458" w:author="Microsoft Office User" w:date="2026-10-23T15:13:00Z">
+          <w:pPr/>
+        </w:pPrChange>
+      </w:pPr>
+    </w:p>
+    <w:p>
+      <w:pPr>
+        <w:spacing w:line="360" w:lineRule="auto"/>
+        <w:rPr>
+          <w:lang w:val="en-IE" w:eastAsia="en-GB"/>
+        </w:rPr>
+        <w:pPrChange w:id="459" w:author="Microsoft Office User" w:date="2026-10-23T15:13:00Z">
+          <w:pPr/>
+        </w:pPrChange>
+      </w:pPr>
+    </w:p>
+    <w:p>
+      <w:pPr>
+        <w:pStyle w:val="Heading3"/>
+        <w:spacing w:line="360" w:lineRule="auto"/>
+        <w:rPr>
+          <w:ins w:id="460" w:author="Microsoft Office User" w:date="2026-10-23T13:08:00Z"/>
+        </w:rPr>
+        <w:pPrChange w:id="461" w:author="Microsoft Office User" w:date="2026-10-23T15:13:00Z">
+          <w:pPr>
+            <w:pStyle w:val="Heading3"/>
+          </w:pPr>
+        </w:pPrChange>
+      </w:pPr>
+      <w:ins w:id="462" w:author="Microsoft Office User" w:date="2026-10-23T13:08:00Z">
+        <w:r>
+          <w:t xml:space="preserve">Poisson </w:t>
+        </w:r>
+        <w:r>
+          <w:t>Distribution</w:t>
+        </w:r>
+      </w:ins>
+    </w:p>
+    <w:p>
+      <w:pPr>
+        <w:spacing w:line="360" w:lineRule="auto"/>
+        <w:rPr>
+          <w:ins w:id="463" w:author="Microsoft Office User" w:date="2026-10-23T13:08:00Z"/>
+          <w:lang w:eastAsia="en-GB"/>
+        </w:rPr>
+        <w:pPrChange w:id="464" w:author="Microsoft Office User" w:date="2026-10-23T15:13:00Z">
+          <w:pPr/>
+        </w:pPrChange>
+      </w:pPr>
+    </w:p>
+    <w:p>
+      <w:pPr>
+        <w:spacing w:line="360" w:lineRule="auto"/>
+        <w:rPr>
+          <w:ins w:id="465" w:author="Microsoft Office User" w:date="2026-10-23T15:11:00Z"/>
           <w:b/>
           <w:bCs/>
-        </w:rPr>
-      </w:pPr>
-    </w:p>
-    <w:p>
-      <w:pPr>
-        <w:spacing w:line="360" w:lineRule="auto"/>
-        <w:jc w:val="both"/>
-        <w:rPr>
-          <w:lang w:val="en-IE"/>
-        </w:rPr>
-      </w:pPr>
-    </w:p>
-    <w:p>
-      <w:pPr>
-        <w:spacing w:line="360" w:lineRule="auto"/>
-        <w:jc w:val="both"/>
-      </w:pPr>
-    </w:p>
-    <w:p>
-      <w:pPr>
-        <w:rPr>
+          <w:rPrChange w:id="466" w:author="Microsoft Office User" w:date="2026-10-23T15:13:00Z">
+            <w:rPr>
+              <w:ins w:id="467" w:author="Microsoft Office User" w:date="2026-10-23T15:11:00Z"/>
+            </w:rPr>
+          </w:rPrChange>
+        </w:rPr>
+        <w:pPrChange w:id="468" w:author="Microsoft Office User" w:date="2026-10-23T15:13:00Z">
+          <w:pPr/>
+        </w:pPrChange>
+      </w:pPr>
+      <w:ins w:id="469" w:author="Microsoft Office User" w:date="2026-10-23T15:23:00Z">
+        <w:r>
+          <w:t>Given a</w:t>
+        </w:r>
+      </w:ins>
+      <w:ins w:id="470" w:author="Microsoft Office User" w:date="2026-10-23T15:05:00Z">
+        <w:r>
+          <w:t xml:space="preserve"> </w:t>
+        </w:r>
+      </w:ins>
+      <w:ins w:id="471" w:author="Microsoft Office User" w:date="2026-10-23T15:04:00Z">
+        <w:r>
+          <w:rPr>
+            <w:b/>
+            <w:bCs/>
+            <w:rPrChange w:id="472" w:author="Microsoft Office User" w:date="2026-10-23T15:13:00Z">
+              <w:rPr/>
+            </w:rPrChange>
+          </w:rPr>
+          <w:t>rate</w:t>
+        </w:r>
+      </w:ins>
+      <w:ins w:id="473" w:author="Microsoft Office User" w:date="2026-10-23T15:05:00Z">
+        <w:r>
+          <w:rPr>
+            <w:b/>
+            <w:bCs/>
+            <w:rPrChange w:id="474" w:author="Microsoft Office User" w:date="2026-10-23T15:13:00Z">
+              <w:rPr/>
+            </w:rPrChange>
+          </w:rPr>
+          <w:t xml:space="preserve"> parameter </w:t>
+        </w:r>
+      </w:ins>
+      <w:ins w:id="475" w:author="Microsoft Office User" w:date="2026-10-23T15:23:00Z">
+        <w:r>
+          <w:rPr>
+            <w:b/>
+            <w:bCs/>
+          </w:rPr>
+          <w:t xml:space="preserve">= </w:t>
+        </w:r>
+      </w:ins>
+      <w:ins w:id="476" w:author="Microsoft Office User" w:date="2026-10-23T15:05:00Z">
+        <w:r>
+          <w:rPr>
+            <w:b/>
+            <w:bCs/>
+            <w:rPrChange w:id="477" w:author="Microsoft Office User" w:date="2026-10-23T15:13:00Z">
+              <w:rPr/>
+            </w:rPrChange>
+          </w:rPr>
+          <w:t>4</w:t>
+        </w:r>
+        <w:r>
+          <w:t>, the PMF calculates discrete event</w:t>
+        </w:r>
+      </w:ins>
+      <w:ins w:id="478" w:author="Microsoft Office User" w:date="2026-10-23T15:06:00Z">
+        <w:r>
+          <w:t>s</w:t>
+        </w:r>
+      </w:ins>
+      <w:ins w:id="479" w:author="Microsoft Office User" w:date="2026-10-23T15:05:00Z">
+        <w:r>
+          <w:t xml:space="preserve"> over fixed intervals.</w:t>
+        </w:r>
+      </w:ins>
+      <w:ins w:id="480" w:author="Microsoft Office User" w:date="2026-10-23T15:07:00Z">
+        <w:r>
+          <w:t xml:space="preserve"> It is a curve slightly right</w:t>
+        </w:r>
+      </w:ins>
+      <w:ins w:id="481" w:author="Microsoft Office User" w:date="2026-10-23T15:11:00Z">
+        <w:r>
+          <w:t>–</w:t>
+        </w:r>
+      </w:ins>
+      <w:ins w:id="482" w:author="Microsoft Office User" w:date="2026-10-23T15:07:00Z">
+        <w:r>
+          <w:t>skew</w:t>
+        </w:r>
+      </w:ins>
+      <w:ins w:id="483" w:author="Microsoft Office User" w:date="2026-10-23T15:08:00Z">
+        <w:r>
+          <w:t>e</w:t>
+        </w:r>
+      </w:ins>
+      <w:ins w:id="484" w:author="Microsoft Office User" w:date="2026-10-23T15:07:00Z">
+        <w:r>
+          <w:t>d</w:t>
+        </w:r>
+      </w:ins>
+      <w:ins w:id="485" w:author="Microsoft Office User" w:date="2026-10-23T15:08:00Z">
+        <w:r>
+          <w:t xml:space="preserve"> near k</w:t>
+        </w:r>
+      </w:ins>
+      <w:ins w:id="486" w:author="Microsoft Office User" w:date="2026-10-23T15:09:00Z">
+        <w:r>
+          <w:t xml:space="preserve"> = 4 occurrences</w:t>
+        </w:r>
+      </w:ins>
+      <w:ins w:id="487" w:author="Microsoft Office User" w:date="2026-10-23T15:25:00Z">
+        <w:r>
+          <w:t>. Beyon</w:t>
+        </w:r>
+      </w:ins>
+      <w:ins w:id="488" w:author="Microsoft Office User" w:date="2026-10-23T15:26:00Z">
+        <w:r>
+          <w:t xml:space="preserve">d </w:t>
+        </w:r>
+      </w:ins>
+      <w:ins w:id="489" w:author="Microsoft Office User" w:date="2026-10-23T15:09:00Z">
+        <w:r>
+          <w:rPr>
+            <w:b/>
+            <w:bCs/>
+            <w:rPrChange w:id="490" w:author="Microsoft Office User" w:date="2026-10-23T15:13:00Z">
+              <w:rPr/>
+            </w:rPrChange>
+          </w:rPr>
+          <w:t>10 events</w:t>
+        </w:r>
+      </w:ins>
+      <w:ins w:id="491" w:author="Microsoft Office User" w:date="2026-10-23T15:26:00Z">
+        <w:r>
+          <w:rPr>
+            <w:b/>
+            <w:bCs/>
+          </w:rPr>
+          <w:t>,</w:t>
+        </w:r>
+      </w:ins>
+      <w:ins w:id="492" w:author="Microsoft Office User" w:date="2026-10-23T15:09:00Z">
+        <w:r>
+          <w:rPr>
+            <w:b/>
+            <w:bCs/>
+            <w:rPrChange w:id="493" w:author="Microsoft Office User" w:date="2026-10-23T15:13:00Z">
+              <w:rPr/>
+            </w:rPrChange>
+          </w:rPr>
+          <w:t xml:space="preserve"> </w:t>
+        </w:r>
+      </w:ins>
+      <w:ins w:id="494" w:author="Microsoft Office User" w:date="2026-10-23T15:26:00Z">
+        <w:r>
+          <w:rPr>
+            <w:b/>
+            <w:bCs/>
+          </w:rPr>
+          <w:t xml:space="preserve">the probability </w:t>
+        </w:r>
+      </w:ins>
+      <w:ins w:id="495" w:author="Microsoft Office User" w:date="2026-10-23T15:09:00Z">
+        <w:r>
+          <w:rPr>
+            <w:b/>
+            <w:bCs/>
+            <w:rPrChange w:id="496" w:author="Microsoft Office User" w:date="2026-10-23T15:13:00Z">
+              <w:rPr/>
+            </w:rPrChange>
+          </w:rPr>
+          <w:t xml:space="preserve">is almost </w:t>
+        </w:r>
+      </w:ins>
+      <w:ins w:id="497" w:author="Microsoft Office User" w:date="2026-10-23T15:10:00Z">
+        <w:r>
+          <w:rPr>
+            <w:b/>
+            <w:bCs/>
+            <w:rPrChange w:id="498" w:author="Microsoft Office User" w:date="2026-10-23T15:13:00Z">
+              <w:rPr/>
+            </w:rPrChange>
+          </w:rPr>
+          <w:t xml:space="preserve">zero. </w:t>
+        </w:r>
+      </w:ins>
+    </w:p>
+    <w:p>
+      <w:pPr>
+        <w:spacing w:line="360" w:lineRule="auto"/>
+        <w:rPr>
+          <w:ins w:id="499" w:author="Microsoft Office User" w:date="2026-10-23T15:11:00Z"/>
+        </w:rPr>
+        <w:pPrChange w:id="500" w:author="Microsoft Office User" w:date="2026-10-23T15:13:00Z">
+          <w:pPr/>
+        </w:pPrChange>
+      </w:pPr>
+    </w:p>
+    <w:p>
+      <w:pPr>
+        <w:spacing w:line="360" w:lineRule="auto"/>
+        <w:rPr>
+          <w:ins w:id="501" w:author="Microsoft Office User" w:date="2026-10-23T15:19:00Z"/>
+        </w:rPr>
+      </w:pPr>
+      <w:ins w:id="502" w:author="Microsoft Office User" w:date="2026-10-23T15:11:00Z">
+        <w:r>
+          <w:t>Due to the fact of n = 500 and p = 0.0082</w:t>
+        </w:r>
+      </w:ins>
+      <w:ins w:id="503" w:author="Microsoft Office User" w:date="2026-10-23T15:12:00Z">
+        <w:r>
+          <w:t xml:space="preserve"> </w:t>
+        </w:r>
+      </w:ins>
+      <w:ins w:id="504" w:author="Microsoft Office User" w:date="2026-10-23T15:26:00Z">
+        <w:r>
+          <w:t xml:space="preserve">provides </w:t>
+        </w:r>
+      </w:ins>
+      <w:ins w:id="505" w:author="Microsoft Office User" w:date="2026-10-23T15:27:00Z">
+        <w:r>
+          <w:t xml:space="preserve">an accurate </w:t>
+        </w:r>
+      </w:ins>
+      <w:ins w:id="506" w:author="Microsoft Office User" w:date="2026-10-23T15:12:00Z">
+        <w:r>
+          <w:t xml:space="preserve">approximation </w:t>
+        </w:r>
+      </w:ins>
+      <w:ins w:id="507" w:author="Microsoft Office User" w:date="2026-10-23T15:27:00Z">
+        <w:r>
+          <w:t xml:space="preserve">of Binomial </w:t>
+        </w:r>
+      </w:ins>
+      <w:ins w:id="508" w:author="Microsoft Office User" w:date="2026-10-23T15:12:00Z">
+        <w:r>
+          <w:t xml:space="preserve">for discrete engagement </w:t>
+        </w:r>
+      </w:ins>
+      <w:ins w:id="509" w:author="Microsoft Office User" w:date="2026-10-23T15:27:00Z">
+        <w:r>
+          <w:t>metrics</w:t>
+        </w:r>
+      </w:ins>
+      <w:ins w:id="510" w:author="Microsoft Office User" w:date="2026-10-23T15:13:00Z">
+        <w:r>
+          <w:t>.</w:t>
+        </w:r>
+      </w:ins>
+    </w:p>
+    <w:p>
+      <w:pPr>
+        <w:spacing w:line="360" w:lineRule="auto"/>
+        <w:rPr>
+          <w:ins w:id="511" w:author="Microsoft Office User" w:date="2026-10-23T13:08:00Z"/>
+          <w:lang w:eastAsia="en-GB"/>
+        </w:rPr>
+        <w:pPrChange w:id="512" w:author="Microsoft Office User" w:date="2026-10-23T15:13:00Z">
+          <w:pPr/>
+        </w:pPrChange>
+      </w:pPr>
+      <w:ins w:id="513" w:author="Microsoft Office User" w:date="2026-10-23T15:19:00Z">
+        <w:r>
+          <w:rPr>
+            <w:noProof/>
+            <w:lang w:eastAsia="en-GB"/>
+          </w:rPr>
+          <w:drawing>
+            <wp:inline distT="0" distB="0" distL="0" distR="0" wp14:anchorId="0707CA34" wp14:editId="24A09DB8">
+              <wp:extent cx="4980791" cy="3549808"/>
+              <wp:effectExtent l="0" t="0" r="0" b="0"/>
+              <wp:docPr id="1811436593" name="Picture 16"/>
+              <wp:cNvGraphicFramePr>
+                <a:graphicFrameLocks xmlns:a="http://schemas.openxmlformats.org/drawingml/2006/main" noChangeAspect="1"/>
+              </wp:cNvGraphicFramePr>
+              <a:graphic xmlns:a="http://schemas.openxmlformats.org/drawingml/2006/main">
+                <a:graphicData uri="http://schemas.openxmlformats.org/drawingml/2006/picture">
+                  <pic:pic xmlns:pic="http://schemas.openxmlformats.org/drawingml/2006/picture">
+                    <pic:nvPicPr>
+                      <pic:cNvPr id="1811436593" name="Picture 1811436593"/>
+                      <pic:cNvPicPr/>
+                    </pic:nvPicPr>
+                    <pic:blipFill>
+                      <a:blip r:embed="rId24" cstate="print">
+                        <a:extLst>
+                          <a:ext uri="{28A0092B-C50C-407E-A947-70E740481C1C}">
+                            <a14:useLocalDpi xmlns:a14="http://schemas.microsoft.com/office/drawing/2010/main" val="0"/>
+                          </a:ext>
+                        </a:extLst>
+                      </a:blip>
+                      <a:stretch>
+                        <a:fillRect/>
+                      </a:stretch>
+                    </pic:blipFill>
+                    <pic:spPr>
+                      <a:xfrm>
+                        <a:off x="0" y="0"/>
+                        <a:ext cx="4990131" cy="3556465"/>
+                      </a:xfrm>
+                      <a:prstGeom prst="rect">
+                        <a:avLst/>
+                      </a:prstGeom>
+                    </pic:spPr>
+                  </pic:pic>
+                </a:graphicData>
+              </a:graphic>
+            </wp:inline>
+          </w:drawing>
+        </w:r>
+      </w:ins>
+    </w:p>
+    <w:p>
+      <w:pPr>
+        <w:spacing w:line="360" w:lineRule="auto"/>
+        <w:rPr>
+          <w:del w:id="514" w:author="Microsoft Office User" w:date="2026-10-23T15:19:00Z"/>
           <w:lang w:val="en-IE" w:eastAsia="en-GB"/>
         </w:rPr>
-      </w:pPr>
-    </w:p>
-    <w:p>
-      <w:pPr>
+        <w:pPrChange w:id="515" w:author="Microsoft Office User" w:date="2026-10-23T15:13:00Z">
+          <w:pPr/>
+        </w:pPrChange>
+      </w:pPr>
+      <w:ins w:id="516" w:author="Microsoft Office User" w:date="2026-10-23T15:19:00Z">
+        <w:r>
+          <w:rPr>
+            <w:lang w:val="en-IE" w:eastAsia="en-GB"/>
+          </w:rPr>
+          <w:t xml:space="preserve">Plot of </w:t>
+        </w:r>
+        <w:r>
+          <w:rPr>
+            <w:lang w:val="en-IE" w:eastAsia="en-GB"/>
+          </w:rPr>
+          <w:t>Poisson</w:t>
+        </w:r>
+        <w:r>
+          <w:rPr>
+            <w:lang w:val="en-IE" w:eastAsia="en-GB"/>
+          </w:rPr>
+          <w:t xml:space="preserve"> distribution.</w:t>
+        </w:r>
+      </w:ins>
+    </w:p>
+    <w:p>
+      <w:pPr>
+        <w:spacing w:line="360" w:lineRule="auto"/>
         <w:rPr>
           <w:lang w:val="en-IE" w:eastAsia="en-GB"/>
         </w:rPr>
-      </w:pPr>
-    </w:p>
-    <w:p>
-      <w:pPr>
+        <w:pPrChange w:id="517" w:author="Microsoft Office User" w:date="2026-10-23T15:13:00Z">
+          <w:pPr/>
+        </w:pPrChange>
+      </w:pPr>
+    </w:p>
+    <w:p>
+      <w:pPr>
+        <w:pStyle w:val="Heading2"/>
+        <w:spacing w:line="360" w:lineRule="auto"/>
+        <w:rPr>
+          <w:ins w:id="518" w:author="Microsoft Office User" w:date="2026-10-23T13:08:00Z"/>
+        </w:rPr>
+        <w:pPrChange w:id="519" w:author="Microsoft Office User" w:date="2026-10-23T15:13:00Z">
+          <w:pPr>
+            <w:pStyle w:val="Heading2"/>
+          </w:pPr>
+        </w:pPrChange>
+      </w:pPr>
+      <w:ins w:id="520" w:author="Microsoft Office User" w:date="2026-10-23T13:08:00Z">
+        <w:r>
+          <w:lastRenderedPageBreak/>
+          <w:t>Central Limit Theorem (CLT)</w:t>
+        </w:r>
+      </w:ins>
+    </w:p>
+    <w:p>
+      <w:pPr>
+        <w:spacing w:line="360" w:lineRule="auto"/>
         <w:rPr>
           <w:lang w:val="en-IE" w:eastAsia="en-GB"/>
         </w:rPr>
-      </w:pPr>
-    </w:p>
-    <w:p>
-      <w:pPr>
-        <w:rPr>
-          <w:lang w:val="en-IE" w:eastAsia="en-GB"/>
-        </w:rPr>
-      </w:pPr>
-    </w:p>
-    <w:p>
-      <w:pPr>
-        <w:rPr>
-          <w:lang w:val="en-IE" w:eastAsia="en-GB"/>
-        </w:rPr>
-      </w:pPr>
-    </w:p>
-    <w:p>
-      <w:pPr>
-        <w:rPr>
-          <w:lang w:val="en-IE" w:eastAsia="en-GB"/>
-        </w:rPr>
-      </w:pPr>
-    </w:p>
-    <w:p>
-      <w:pPr>
-        <w:rPr>
-          <w:lang w:val="en-IE" w:eastAsia="en-GB"/>
-        </w:rPr>
-      </w:pPr>
-    </w:p>
-    <w:p>
-      <w:pPr>
-        <w:rPr>
-          <w:lang w:val="en-IE" w:eastAsia="en-GB"/>
-        </w:rPr>
-      </w:pPr>
-    </w:p>
-    <w:p>
-      <w:pPr>
-        <w:rPr>
-          <w:lang w:val="en-IE" w:eastAsia="en-GB"/>
-        </w:rPr>
-      </w:pPr>
-    </w:p>
-    <w:p>
-      <w:pPr>
-        <w:rPr>
-          <w:lang w:val="en-IE" w:eastAsia="en-GB"/>
-        </w:rPr>
-      </w:pPr>
-    </w:p>
-    <w:p>
-      <w:pPr>
-        <w:rPr>
-          <w:lang w:val="en-IE" w:eastAsia="en-GB"/>
-        </w:rPr>
-      </w:pPr>
-    </w:p>
-    <w:p>
-      <w:pPr>
-        <w:rPr>
-          <w:lang w:val="en-IE" w:eastAsia="en-GB"/>
-        </w:rPr>
-      </w:pPr>
-    </w:p>
-    <w:p>
-      <w:pPr>
-        <w:rPr>
-          <w:lang w:val="en-IE" w:eastAsia="en-GB"/>
-        </w:rPr>
-      </w:pPr>
-    </w:p>
-    <w:p>
-      <w:pPr>
-        <w:rPr>
-          <w:lang w:val="en-IE" w:eastAsia="en-GB"/>
-        </w:rPr>
-      </w:pPr>
-    </w:p>
-    <w:p>
-      <w:pPr>
-        <w:rPr>
-          <w:lang w:val="en-IE" w:eastAsia="en-GB"/>
-        </w:rPr>
-      </w:pPr>
-    </w:p>
-    <w:p>
-      <w:pPr>
-        <w:rPr>
-          <w:lang w:val="en-IE" w:eastAsia="en-GB"/>
-        </w:rPr>
-      </w:pPr>
-    </w:p>
-    <w:p>
-      <w:pPr>
-        <w:rPr>
-          <w:lang w:val="en-IE" w:eastAsia="en-GB"/>
-        </w:rPr>
-      </w:pPr>
-    </w:p>
-    <w:p>
-      <w:pPr>
-        <w:rPr>
-          <w:lang w:val="en-IE" w:eastAsia="en-GB"/>
-        </w:rPr>
-      </w:pPr>
-    </w:p>
-    <w:p>
-      <w:pPr>
-        <w:rPr>
-          <w:lang w:val="en-IE" w:eastAsia="en-GB"/>
-        </w:rPr>
-      </w:pPr>
-    </w:p>
-    <w:p>
-      <w:pPr>
-        <w:rPr>
-          <w:lang w:val="en-IE" w:eastAsia="en-GB"/>
-        </w:rPr>
-      </w:pPr>
-    </w:p>
-    <w:p>
-      <w:pPr>
-        <w:rPr>
-          <w:lang w:val="en-IE" w:eastAsia="en-GB"/>
-        </w:rPr>
-      </w:pPr>
-    </w:p>
-    <w:p>
-      <w:pPr>
-        <w:rPr>
-          <w:lang w:val="en-IE" w:eastAsia="en-GB"/>
-        </w:rPr>
-      </w:pPr>
-    </w:p>
-    <w:p>
-      <w:pPr>
-        <w:rPr>
-          <w:lang w:val="en-IE" w:eastAsia="en-GB"/>
-        </w:rPr>
-      </w:pPr>
-    </w:p>
-    <w:p>
-      <w:pPr>
-        <w:rPr>
-          <w:lang w:val="en-IE" w:eastAsia="en-GB"/>
-        </w:rPr>
-      </w:pPr>
-    </w:p>
-    <w:p>
-      <w:pPr>
-        <w:rPr>
-          <w:lang w:val="en-IE" w:eastAsia="en-GB"/>
-        </w:rPr>
-      </w:pPr>
-    </w:p>
-    <w:p>
-      <w:pPr>
-        <w:rPr>
-          <w:lang w:val="en-IE" w:eastAsia="en-GB"/>
-        </w:rPr>
-      </w:pPr>
-    </w:p>
-    <w:p>
-      <w:pPr>
-        <w:rPr>
-          <w:lang w:val="en-IE" w:eastAsia="en-GB"/>
-        </w:rPr>
-      </w:pPr>
-    </w:p>
-    <w:p>
-      <w:pPr>
-        <w:rPr>
-          <w:lang w:val="en-IE" w:eastAsia="en-GB"/>
-        </w:rPr>
-      </w:pPr>
-    </w:p>
-    <w:p>
-      <w:pPr>
-        <w:rPr>
-          <w:lang w:val="en-IE" w:eastAsia="en-GB"/>
-        </w:rPr>
-      </w:pPr>
-    </w:p>
-    <w:p>
-      <w:pPr>
-        <w:rPr>
-          <w:lang w:val="en-IE" w:eastAsia="en-GB"/>
-        </w:rPr>
-      </w:pPr>
-    </w:p>
-    <w:p>
-      <w:pPr>
-        <w:rPr>
-          <w:lang w:val="en-IE" w:eastAsia="en-GB"/>
-        </w:rPr>
-      </w:pPr>
-    </w:p>
-    <w:p>
-      <w:pPr>
-        <w:rPr>
-          <w:lang w:val="en-IE" w:eastAsia="en-GB"/>
-        </w:rPr>
-      </w:pPr>
-    </w:p>
-    <w:p>
-      <w:pPr>
-        <w:rPr>
-          <w:lang w:val="en-IE" w:eastAsia="en-GB"/>
-        </w:rPr>
-      </w:pPr>
-    </w:p>
-    <w:p>
-      <w:pPr>
-        <w:rPr>
-          <w:lang w:val="en-IE" w:eastAsia="en-GB"/>
-        </w:rPr>
-      </w:pPr>
-    </w:p>
-    <w:p>
-      <w:pPr>
-        <w:rPr>
-          <w:lang w:val="en-IE" w:eastAsia="en-GB"/>
-        </w:rPr>
-      </w:pPr>
-    </w:p>
-    <w:p>
-      <w:pPr>
-        <w:rPr>
-          <w:lang w:val="en-IE" w:eastAsia="en-GB"/>
-        </w:rPr>
-      </w:pPr>
-    </w:p>
-    <w:p>
-      <w:pPr>
-        <w:rPr>
-          <w:lang w:val="en-IE" w:eastAsia="en-GB"/>
-        </w:rPr>
-      </w:pPr>
-    </w:p>
-    <w:p>
-      <w:pPr>
-        <w:rPr>
-          <w:lang w:val="en-IE" w:eastAsia="en-GB"/>
-        </w:rPr>
-      </w:pPr>
-    </w:p>
-    <w:p>
-      <w:pPr>
-        <w:rPr>
-          <w:lang w:val="en-IE" w:eastAsia="en-GB"/>
-        </w:rPr>
-      </w:pPr>
-    </w:p>
-    <w:p>
-      <w:pPr>
-        <w:rPr>
-          <w:lang w:val="en-IE" w:eastAsia="en-GB"/>
-        </w:rPr>
-      </w:pPr>
-    </w:p>
-    <w:p>
-      <w:pPr>
-        <w:rPr>
-          <w:lang w:val="en-IE" w:eastAsia="en-GB"/>
-        </w:rPr>
-      </w:pPr>
-    </w:p>
-    <w:p>
-      <w:pPr>
-        <w:pStyle w:val="Heading1"/>
-        <w:spacing w:line="360" w:lineRule="auto"/>
-        <w:jc w:val="both"/>
-        <w:rPr>
+        <w:pPrChange w:id="521" w:author="Microsoft Office User" w:date="2026-10-23T15:13:00Z">
+          <w:pPr/>
+        </w:pPrChange>
+      </w:pPr>
+    </w:p>
+    <w:p>
+      <w:pPr>
+        <w:spacing w:line="360" w:lineRule="auto"/>
+        <w:rPr>
+          <w:ins w:id="522" w:author="Microsoft Office User" w:date="2026-10-23T15:41:00Z"/>
+        </w:rPr>
+      </w:pPr>
+      <w:ins w:id="523" w:author="Microsoft Office User" w:date="2026-10-23T15:33:00Z">
+        <w:r>
+          <w:t xml:space="preserve">To demonstrate the </w:t>
+        </w:r>
+      </w:ins>
+      <w:ins w:id="524" w:author="Microsoft Office User" w:date="2026-10-23T15:35:00Z">
+        <w:r>
+          <w:t>behaviour of the social media variable, and tak</w:t>
+        </w:r>
+      </w:ins>
+      <w:ins w:id="525" w:author="Microsoft Office User" w:date="2026-10-23T15:40:00Z">
+        <w:r>
+          <w:t>e</w:t>
+        </w:r>
+      </w:ins>
+      <w:ins w:id="526" w:author="Microsoft Office User" w:date="2026-10-23T15:35:00Z">
+        <w:r>
+          <w:t xml:space="preserve"> </w:t>
+        </w:r>
+      </w:ins>
+      <w:ins w:id="527" w:author="Microsoft Office User" w:date="2026-10-23T15:36:00Z">
+        <w:r>
+          <w:t xml:space="preserve">n = 1,000 </w:t>
+        </w:r>
+      </w:ins>
+      <w:ins w:id="528" w:author="Microsoft Office User" w:date="2026-10-23T15:41:00Z">
+        <w:r>
+          <w:t xml:space="preserve">across </w:t>
+        </w:r>
+      </w:ins>
+      <w:ins w:id="529" w:author="Microsoft Office User" w:date="2026-10-23T15:36:00Z">
+        <w:r>
+          <w:t>directo</w:t>
+        </w:r>
+      </w:ins>
+      <w:ins w:id="530" w:author="Microsoft Office User" w:date="2026-10-23T15:53:00Z">
+        <w:r>
+          <w:t>r</w:t>
+        </w:r>
+      </w:ins>
+      <w:ins w:id="531" w:author="Microsoft Office User" w:date="2026-10-23T15:36:00Z">
+        <w:r>
+          <w:t xml:space="preserve">_facebook_likes, </w:t>
+        </w:r>
+        <w:bookmarkStart w:id="532" w:name="OLE_LINK1"/>
+        <w:r>
+          <w:t>actor_1_facebook_likes</w:t>
+        </w:r>
+        <w:bookmarkEnd w:id="532"/>
+        <w:r>
+          <w:t>,</w:t>
+        </w:r>
+        <w:r>
+          <w:t xml:space="preserve"> </w:t>
+        </w:r>
+        <w:r>
+          <w:t>actor_</w:t>
+        </w:r>
+      </w:ins>
+      <w:ins w:id="533" w:author="Microsoft Office User" w:date="2026-10-23T15:37:00Z">
+        <w:r>
+          <w:t>2</w:t>
+        </w:r>
+      </w:ins>
+      <w:ins w:id="534" w:author="Microsoft Office User" w:date="2026-10-23T15:36:00Z">
+        <w:r>
+          <w:t>_facebook_likes</w:t>
+        </w:r>
+      </w:ins>
+      <w:ins w:id="535" w:author="Microsoft Office User" w:date="2026-10-23T15:37:00Z">
+        <w:r>
+          <w:t xml:space="preserve">, </w:t>
+        </w:r>
+        <w:r>
+          <w:t>actor_</w:t>
+        </w:r>
+        <w:r>
+          <w:t>3</w:t>
+        </w:r>
+        <w:r>
+          <w:t>_facebook_likes</w:t>
+        </w:r>
+        <w:r>
+          <w:t xml:space="preserve"> and </w:t>
+        </w:r>
+        <w:proofErr w:type="spellStart"/>
+        <w:r>
+          <w:t>cast_total</w:t>
+        </w:r>
+        <w:r>
+          <w:t>_facebook_likes</w:t>
+        </w:r>
+      </w:ins>
+      <w:proofErr w:type="spellEnd"/>
+      <w:ins w:id="536" w:author="Microsoft Office User" w:date="2026-10-23T15:41:00Z">
+        <w:r>
+          <w:t>:</w:t>
+        </w:r>
+      </w:ins>
+    </w:p>
+    <w:p>
+      <w:pPr>
+        <w:pStyle w:val="ListParagraph"/>
+        <w:numPr>
+          <w:ilvl w:val="0"/>
+          <w:numId w:val="2"/>
+        </w:numPr>
+        <w:spacing w:line="360" w:lineRule="auto"/>
+        <w:rPr>
+          <w:ins w:id="537" w:author="Microsoft Office User" w:date="2026-10-23T15:43:00Z"/>
           <w:sz w:val="24"/>
           <w:szCs w:val="24"/>
         </w:rPr>
       </w:pPr>
-      <w:r>
-        <w:rPr>
+      <w:ins w:id="538" w:author="Microsoft Office User" w:date="2026-10-23T15:41:00Z">
+        <w:r>
+          <w:rPr>
+            <w:sz w:val="24"/>
+            <w:szCs w:val="24"/>
+            <w:rPrChange w:id="539" w:author="Microsoft Office User" w:date="2026-10-23T15:42:00Z">
+              <w:rPr/>
+            </w:rPrChange>
+          </w:rPr>
+          <w:t xml:space="preserve">All </w:t>
+        </w:r>
+      </w:ins>
+      <w:ins w:id="540" w:author="Microsoft Office User" w:date="2026-10-23T15:55:00Z">
+        <w:r>
+          <w:rPr>
+            <w:sz w:val="24"/>
+            <w:szCs w:val="24"/>
+          </w:rPr>
+          <w:t xml:space="preserve">raw </w:t>
+        </w:r>
+      </w:ins>
+      <w:ins w:id="541" w:author="Microsoft Office User" w:date="2026-10-23T15:41:00Z">
+        <w:r>
+          <w:rPr>
+            <w:sz w:val="24"/>
+            <w:szCs w:val="24"/>
+            <w:rPrChange w:id="542" w:author="Microsoft Office User" w:date="2026-10-23T15:42:00Z">
+              <w:rPr/>
+            </w:rPrChange>
+          </w:rPr>
+          <w:t>features are right-skew</w:t>
+        </w:r>
+      </w:ins>
+      <w:ins w:id="543" w:author="Microsoft Office User" w:date="2026-10-23T15:42:00Z">
+        <w:r>
+          <w:rPr>
+            <w:sz w:val="24"/>
+            <w:szCs w:val="24"/>
+            <w:rPrChange w:id="544" w:author="Microsoft Office User" w:date="2026-10-23T15:42:00Z">
+              <w:rPr/>
+            </w:rPrChange>
+          </w:rPr>
+          <w:t>ed with an exponential decay</w:t>
+        </w:r>
+      </w:ins>
+      <w:ins w:id="545" w:author="Microsoft Office User" w:date="2026-10-23T15:43:00Z">
+        <w:r>
+          <w:rPr>
+            <w:sz w:val="24"/>
+            <w:szCs w:val="24"/>
+          </w:rPr>
+          <w:t xml:space="preserve">, which </w:t>
+        </w:r>
+      </w:ins>
+      <w:ins w:id="546" w:author="Microsoft Office User" w:date="2026-10-23T15:44:00Z">
+        <w:r>
+          <w:rPr>
+            <w:sz w:val="24"/>
+            <w:szCs w:val="24"/>
+          </w:rPr>
+          <w:t>indicat</w:t>
+        </w:r>
+      </w:ins>
+      <w:ins w:id="547" w:author="Microsoft Office User" w:date="2026-10-23T15:43:00Z">
+        <w:r>
+          <w:rPr>
+            <w:sz w:val="24"/>
+            <w:szCs w:val="24"/>
+          </w:rPr>
+          <w:t>es a non-normal distribution.</w:t>
+        </w:r>
+      </w:ins>
+    </w:p>
+    <w:p>
+      <w:pPr>
+        <w:pStyle w:val="ListParagraph"/>
+        <w:numPr>
+          <w:ilvl w:val="0"/>
+          <w:numId w:val="2"/>
+        </w:numPr>
+        <w:spacing w:line="360" w:lineRule="auto"/>
+        <w:rPr>
+          <w:ins w:id="548" w:author="Microsoft Office User" w:date="2026-10-23T15:45:00Z"/>
           <w:sz w:val="24"/>
           <w:szCs w:val="24"/>
         </w:rPr>
+      </w:pPr>
+      <w:ins w:id="549" w:author="Microsoft Office User" w:date="2026-10-23T15:44:00Z">
+        <w:r>
+          <w:rPr>
+            <w:sz w:val="24"/>
+            <w:szCs w:val="24"/>
+          </w:rPr>
+          <w:t>The distribution of the sample means</w:t>
+        </w:r>
+      </w:ins>
+      <w:ins w:id="550" w:author="Microsoft Office User" w:date="2026-10-23T15:55:00Z">
+        <w:r>
+          <w:rPr>
+            <w:sz w:val="24"/>
+            <w:szCs w:val="24"/>
+          </w:rPr>
+          <w:t xml:space="preserve">(X) </w:t>
+        </w:r>
+      </w:ins>
+      <w:ins w:id="551" w:author="Microsoft Office User" w:date="2026-10-23T15:44:00Z">
+        <w:r>
+          <w:rPr>
+            <w:sz w:val="24"/>
+            <w:szCs w:val="24"/>
+          </w:rPr>
+          <w:t>is transformed into a symmetric</w:t>
+        </w:r>
+      </w:ins>
+      <w:ins w:id="552" w:author="Microsoft Office User" w:date="2026-10-23T15:56:00Z">
+        <w:r>
+          <w:rPr>
+            <w:sz w:val="24"/>
+            <w:szCs w:val="24"/>
+          </w:rPr>
+          <w:t>,</w:t>
+        </w:r>
+      </w:ins>
+      <w:ins w:id="553" w:author="Microsoft Office User" w:date="2026-10-23T15:48:00Z">
+        <w:r>
+          <w:rPr>
+            <w:sz w:val="24"/>
+            <w:szCs w:val="24"/>
+          </w:rPr>
+          <w:t xml:space="preserve"> </w:t>
+        </w:r>
+      </w:ins>
+      <w:ins w:id="554" w:author="Microsoft Office User" w:date="2026-10-23T15:45:00Z">
+        <w:r>
+          <w:rPr>
+            <w:sz w:val="24"/>
+            <w:szCs w:val="24"/>
+          </w:rPr>
+          <w:t>Gaussian distribution.</w:t>
+        </w:r>
+      </w:ins>
+    </w:p>
+    <w:p>
+      <w:pPr>
+        <w:pStyle w:val="ListParagraph"/>
+        <w:numPr>
+          <w:ilvl w:val="0"/>
+          <w:numId w:val="2"/>
+        </w:numPr>
+        <w:spacing w:line="360" w:lineRule="auto"/>
+        <w:rPr>
+          <w:ins w:id="555" w:author="Microsoft Office User" w:date="2026-10-23T15:48:00Z"/>
+          <w:sz w:val="24"/>
+          <w:szCs w:val="24"/>
+        </w:rPr>
+      </w:pPr>
+      <w:ins w:id="556" w:author="Microsoft Office User" w:date="2026-10-23T15:45:00Z">
+        <w:r>
+          <w:rPr>
+            <w:sz w:val="24"/>
+            <w:szCs w:val="24"/>
+          </w:rPr>
+          <w:t xml:space="preserve">If </w:t>
+        </w:r>
+      </w:ins>
+      <w:ins w:id="557" w:author="Microsoft Office User" w:date="2026-10-23T15:46:00Z">
+        <w:r>
+          <w:rPr>
+            <w:sz w:val="24"/>
+            <w:szCs w:val="24"/>
+          </w:rPr>
+          <w:t xml:space="preserve">you </w:t>
+        </w:r>
+      </w:ins>
+      <w:ins w:id="558" w:author="Microsoft Office User" w:date="2026-10-23T15:47:00Z">
+        <w:r>
+          <w:rPr>
+            <w:sz w:val="24"/>
+            <w:szCs w:val="24"/>
+          </w:rPr>
+          <w:t xml:space="preserve">put </w:t>
+        </w:r>
+      </w:ins>
+      <w:ins w:id="559" w:author="Microsoft Office User" w:date="2026-10-23T15:45:00Z">
+        <w:r>
+          <w:rPr>
+            <w:sz w:val="24"/>
+            <w:szCs w:val="24"/>
+          </w:rPr>
+          <w:t>the no</w:t>
+        </w:r>
+      </w:ins>
+      <w:ins w:id="560" w:author="Microsoft Office User" w:date="2026-10-23T15:46:00Z">
+        <w:r>
+          <w:rPr>
+            <w:sz w:val="24"/>
+            <w:szCs w:val="24"/>
+          </w:rPr>
+          <w:t xml:space="preserve">rmal PDF </w:t>
+        </w:r>
+      </w:ins>
+      <w:ins w:id="561" w:author="Microsoft Office User" w:date="2026-10-23T15:47:00Z">
+        <w:r>
+          <w:rPr>
+            <w:sz w:val="24"/>
+            <w:szCs w:val="24"/>
+          </w:rPr>
+          <w:t>on</w:t>
+        </w:r>
+      </w:ins>
+      <w:ins w:id="562" w:author="Microsoft Office User" w:date="2026-10-23T15:59:00Z">
+        <w:r>
+          <w:rPr>
+            <w:sz w:val="24"/>
+            <w:szCs w:val="24"/>
+          </w:rPr>
+          <w:t xml:space="preserve"> top of</w:t>
+        </w:r>
+      </w:ins>
+      <w:ins w:id="563" w:author="Microsoft Office User" w:date="2026-10-23T15:47:00Z">
+        <w:r>
+          <w:rPr>
+            <w:sz w:val="24"/>
+            <w:szCs w:val="24"/>
+          </w:rPr>
+          <w:t xml:space="preserve"> the sample means</w:t>
+        </w:r>
+      </w:ins>
+      <w:ins w:id="564" w:author="Microsoft Office User" w:date="2026-10-23T15:59:00Z">
+        <w:r>
+          <w:rPr>
+            <w:sz w:val="24"/>
+            <w:szCs w:val="24"/>
+          </w:rPr>
+          <w:t>, it</w:t>
+        </w:r>
+      </w:ins>
+      <w:ins w:id="565" w:author="Microsoft Office User" w:date="2026-10-23T15:57:00Z">
+        <w:r>
+          <w:rPr>
+            <w:sz w:val="24"/>
+            <w:szCs w:val="24"/>
+          </w:rPr>
+          <w:t xml:space="preserve"> </w:t>
+        </w:r>
+      </w:ins>
+      <w:ins w:id="566" w:author="Microsoft Office User" w:date="2026-10-23T15:48:00Z">
+        <w:r>
+          <w:rPr>
+            <w:sz w:val="24"/>
+            <w:szCs w:val="24"/>
+          </w:rPr>
+          <w:t>confirm</w:t>
+        </w:r>
+      </w:ins>
+      <w:ins w:id="567" w:author="Microsoft Office User" w:date="2026-10-23T15:57:00Z">
+        <w:r>
+          <w:rPr>
+            <w:sz w:val="24"/>
+            <w:szCs w:val="24"/>
+          </w:rPr>
+          <w:t>s</w:t>
+        </w:r>
+      </w:ins>
+      <w:ins w:id="568" w:author="Microsoft Office User" w:date="2026-10-23T15:48:00Z">
+        <w:r>
+          <w:rPr>
+            <w:sz w:val="24"/>
+            <w:szCs w:val="24"/>
+          </w:rPr>
+          <w:t xml:space="preserve"> that </w:t>
+        </w:r>
+      </w:ins>
+      <w:ins w:id="569" w:author="Microsoft Office User" w:date="2026-10-23T16:00:00Z">
+        <w:r>
+          <w:rPr>
+            <w:sz w:val="24"/>
+            <w:szCs w:val="24"/>
+          </w:rPr>
+          <w:t>the distribution of the sample means aligns with a standard normal</w:t>
+        </w:r>
+      </w:ins>
+      <w:ins w:id="570" w:author="Microsoft Office User" w:date="2026-10-23T15:59:00Z">
+        <w:r>
+          <w:rPr>
+            <w:sz w:val="24"/>
+            <w:szCs w:val="24"/>
+          </w:rPr>
+          <w:t xml:space="preserve"> </w:t>
+        </w:r>
+      </w:ins>
+      <w:ins w:id="571" w:author="Microsoft Office User" w:date="2026-10-23T15:48:00Z">
+        <w:r>
+          <w:rPr>
+            <w:sz w:val="24"/>
+            <w:szCs w:val="24"/>
+          </w:rPr>
+          <w:t>across the features.</w:t>
+        </w:r>
+      </w:ins>
+    </w:p>
+    <w:p>
+      <w:pPr>
+        <w:pStyle w:val="ListParagraph"/>
+        <w:numPr>
+          <w:ilvl w:val="0"/>
+          <w:numId w:val="2"/>
+        </w:numPr>
+        <w:spacing w:line="360" w:lineRule="auto"/>
+        <w:rPr>
+          <w:ins w:id="572" w:author="Microsoft Office User" w:date="2026-10-23T16:03:00Z"/>
+          <w:sz w:val="24"/>
+          <w:szCs w:val="24"/>
+        </w:rPr>
+      </w:pPr>
+      <w:ins w:id="573" w:author="Microsoft Office User" w:date="2026-10-23T15:50:00Z">
+        <w:r>
+          <w:rPr>
+            <w:sz w:val="24"/>
+            <w:szCs w:val="24"/>
+          </w:rPr>
+          <w:t>However</w:t>
+        </w:r>
+      </w:ins>
+      <w:ins w:id="574" w:author="Microsoft Office User" w:date="2026-10-23T15:49:00Z">
+        <w:r>
+          <w:rPr>
+            <w:sz w:val="24"/>
+            <w:szCs w:val="24"/>
+          </w:rPr>
+          <w:t xml:space="preserve">, </w:t>
+        </w:r>
+      </w:ins>
+      <w:ins w:id="575" w:author="Microsoft Office User" w:date="2026-10-23T15:54:00Z">
+        <w:r>
+          <w:rPr>
+            <w:sz w:val="24"/>
+            <w:szCs w:val="24"/>
+          </w:rPr>
+          <w:t>the raw features were non-</w:t>
+        </w:r>
+      </w:ins>
+      <w:ins w:id="576" w:author="Microsoft Office User" w:date="2026-10-23T15:49:00Z">
+        <w:r>
+          <w:rPr>
+            <w:sz w:val="24"/>
+            <w:szCs w:val="24"/>
+          </w:rPr>
+          <w:t>normal</w:t>
+        </w:r>
+      </w:ins>
+      <w:ins w:id="577" w:author="Microsoft Office User" w:date="2026-10-23T15:58:00Z">
+        <w:r>
+          <w:rPr>
+            <w:sz w:val="24"/>
+            <w:szCs w:val="24"/>
+          </w:rPr>
+          <w:t xml:space="preserve"> and</w:t>
+        </w:r>
+      </w:ins>
+      <w:ins w:id="578" w:author="Microsoft Office User" w:date="2026-10-23T15:50:00Z">
+        <w:r>
+          <w:rPr>
+            <w:sz w:val="24"/>
+            <w:szCs w:val="24"/>
+          </w:rPr>
+          <w:t xml:space="preserve"> leptokurtic</w:t>
+        </w:r>
+      </w:ins>
+      <w:ins w:id="579" w:author="Microsoft Office User" w:date="2026-10-23T15:58:00Z">
+        <w:r>
+          <w:rPr>
+            <w:sz w:val="24"/>
+            <w:szCs w:val="24"/>
+          </w:rPr>
+          <w:t xml:space="preserve">; </w:t>
+        </w:r>
+      </w:ins>
+      <w:ins w:id="580" w:author="Microsoft Office User" w:date="2026-10-23T15:51:00Z">
+        <w:r>
+          <w:rPr>
+            <w:sz w:val="24"/>
+            <w:szCs w:val="24"/>
+          </w:rPr>
+          <w:t xml:space="preserve">the </w:t>
+        </w:r>
+      </w:ins>
+      <w:ins w:id="581" w:author="Microsoft Office User" w:date="2026-10-23T15:52:00Z">
+        <w:r>
+          <w:rPr>
+            <w:sz w:val="24"/>
+            <w:szCs w:val="24"/>
+          </w:rPr>
+          <w:t xml:space="preserve">hypothesis testing </w:t>
+        </w:r>
+      </w:ins>
+      <w:ins w:id="582" w:author="Microsoft Office User" w:date="2026-10-23T15:58:00Z">
+        <w:r>
+          <w:rPr>
+            <w:sz w:val="24"/>
+            <w:szCs w:val="24"/>
+          </w:rPr>
+          <w:t xml:space="preserve">and parametric </w:t>
+        </w:r>
+      </w:ins>
+      <w:ins w:id="583" w:author="Microsoft Office User" w:date="2026-10-23T15:52:00Z">
+        <w:r>
+          <w:rPr>
+            <w:sz w:val="24"/>
+            <w:szCs w:val="24"/>
+          </w:rPr>
+          <w:t>calculation</w:t>
+        </w:r>
+      </w:ins>
+      <w:ins w:id="584" w:author="Microsoft Office User" w:date="2026-10-23T15:59:00Z">
+        <w:r>
+          <w:rPr>
+            <w:sz w:val="24"/>
+            <w:szCs w:val="24"/>
+          </w:rPr>
+          <w:t>s</w:t>
+        </w:r>
+      </w:ins>
+      <w:ins w:id="585" w:author="Microsoft Office User" w:date="2026-10-23T15:52:00Z">
+        <w:r>
+          <w:rPr>
+            <w:sz w:val="24"/>
+            <w:szCs w:val="24"/>
+          </w:rPr>
+          <w:t xml:space="preserve"> regarding means </w:t>
+        </w:r>
+      </w:ins>
+      <w:ins w:id="586" w:author="Microsoft Office User" w:date="2026-10-23T15:59:00Z">
+        <w:r>
+          <w:rPr>
+            <w:sz w:val="24"/>
+            <w:szCs w:val="24"/>
+          </w:rPr>
+          <w:t>ar</w:t>
+        </w:r>
+      </w:ins>
+      <w:ins w:id="587" w:author="Microsoft Office User" w:date="2026-10-23T15:52:00Z">
+        <w:r>
+          <w:rPr>
+            <w:sz w:val="24"/>
+            <w:szCs w:val="24"/>
+          </w:rPr>
+          <w:t>e validat</w:t>
+        </w:r>
+      </w:ins>
+      <w:ins w:id="588" w:author="Microsoft Office User" w:date="2026-10-23T15:59:00Z">
+        <w:r>
+          <w:rPr>
+            <w:sz w:val="24"/>
+            <w:szCs w:val="24"/>
+          </w:rPr>
+          <w:t>ed</w:t>
+        </w:r>
+      </w:ins>
+      <w:ins w:id="589" w:author="Microsoft Office User" w:date="2026-10-23T15:52:00Z">
+        <w:r>
+          <w:rPr>
+            <w:sz w:val="24"/>
+            <w:szCs w:val="24"/>
+          </w:rPr>
+          <w:t xml:space="preserve"> </w:t>
+        </w:r>
+      </w:ins>
+      <w:ins w:id="590" w:author="Microsoft Office User" w:date="2026-10-23T15:59:00Z">
+        <w:r>
+          <w:rPr>
+            <w:sz w:val="24"/>
+            <w:szCs w:val="24"/>
+          </w:rPr>
+          <w:t>under</w:t>
+        </w:r>
+      </w:ins>
+      <w:ins w:id="591" w:author="Microsoft Office User" w:date="2026-10-23T15:52:00Z">
+        <w:r>
+          <w:rPr>
+            <w:sz w:val="24"/>
+            <w:szCs w:val="24"/>
+          </w:rPr>
+          <w:t xml:space="preserve"> </w:t>
+        </w:r>
+      </w:ins>
+      <w:ins w:id="592" w:author="Microsoft Office User" w:date="2026-10-23T15:59:00Z">
+        <w:r>
+          <w:rPr>
+            <w:sz w:val="24"/>
+            <w:szCs w:val="24"/>
+          </w:rPr>
+          <w:t xml:space="preserve">the </w:t>
+        </w:r>
+      </w:ins>
+      <w:ins w:id="593" w:author="Microsoft Office User" w:date="2026-10-23T15:52:00Z">
+        <w:r>
+          <w:rPr>
+            <w:sz w:val="24"/>
+            <w:szCs w:val="24"/>
+          </w:rPr>
+          <w:t>CLT model.</w:t>
+        </w:r>
+      </w:ins>
+    </w:p>
+    <w:p>
+      <w:pPr>
+        <w:pStyle w:val="ListParagraph"/>
+        <w:numPr>
+          <w:ilvl w:val="0"/>
+          <w:numId w:val="2"/>
+        </w:numPr>
+        <w:spacing w:line="360" w:lineRule="auto"/>
+        <w:rPr>
+          <w:ins w:id="594" w:author="Microsoft Office User" w:date="2026-10-23T16:03:00Z"/>
+          <w:sz w:val="24"/>
+          <w:szCs w:val="24"/>
+        </w:rPr>
+      </w:pPr>
+    </w:p>
+    <w:p>
+      <w:pPr>
+        <w:spacing w:line="360" w:lineRule="auto"/>
+        <w:rPr>
+          <w:ins w:id="595" w:author="Microsoft Office User" w:date="2026-10-23T16:04:00Z"/>
+        </w:rPr>
+      </w:pPr>
+      <w:ins w:id="596" w:author="Microsoft Office User" w:date="2026-10-23T16:03:00Z">
+        <w:r>
+          <w:rPr>
+            <w:noProof/>
+          </w:rPr>
+          <w:drawing>
+            <wp:inline distT="0" distB="0" distL="0" distR="0" wp14:anchorId="3F75C10D" wp14:editId="37AEB71A">
+              <wp:extent cx="5561704" cy="3501023"/>
+              <wp:effectExtent l="0" t="0" r="1270" b="4445"/>
+              <wp:docPr id="1770647510" name="Picture 19"/>
+              <wp:cNvGraphicFramePr>
+                <a:graphicFrameLocks xmlns:a="http://schemas.openxmlformats.org/drawingml/2006/main" noChangeAspect="1"/>
+              </wp:cNvGraphicFramePr>
+              <a:graphic xmlns:a="http://schemas.openxmlformats.org/drawingml/2006/main">
+                <a:graphicData uri="http://schemas.openxmlformats.org/drawingml/2006/picture">
+                  <pic:pic xmlns:pic="http://schemas.openxmlformats.org/drawingml/2006/picture">
+                    <pic:nvPicPr>
+                      <pic:cNvPr id="1770647510" name="Picture 1770647510"/>
+                      <pic:cNvPicPr/>
+                    </pic:nvPicPr>
+                    <pic:blipFill>
+                      <a:blip r:embed="rId25" cstate="print">
+                        <a:extLst>
+                          <a:ext uri="{28A0092B-C50C-407E-A947-70E740481C1C}">
+                            <a14:useLocalDpi xmlns:a14="http://schemas.microsoft.com/office/drawing/2010/main" val="0"/>
+                          </a:ext>
+                        </a:extLst>
+                      </a:blip>
+                      <a:stretch>
+                        <a:fillRect/>
+                      </a:stretch>
+                    </pic:blipFill>
+                    <pic:spPr>
+                      <a:xfrm>
+                        <a:off x="0" y="0"/>
+                        <a:ext cx="5573623" cy="3508526"/>
+                      </a:xfrm>
+                      <a:prstGeom prst="rect">
+                        <a:avLst/>
+                      </a:prstGeom>
+                    </pic:spPr>
+                  </pic:pic>
+                </a:graphicData>
+              </a:graphic>
+            </wp:inline>
+          </w:drawing>
+        </w:r>
+      </w:ins>
+    </w:p>
+    <w:p>
+      <w:pPr>
+        <w:spacing w:line="360" w:lineRule="auto"/>
+        <w:rPr>
+          <w:ins w:id="597" w:author="Microsoft Office User" w:date="2026-10-23T16:03:00Z"/>
+        </w:rPr>
+      </w:pPr>
+      <w:ins w:id="598" w:author="Microsoft Office User" w:date="2026-10-23T16:04:00Z">
+        <w:r>
+          <w:rPr>
+            <w:lang w:val="en-IE" w:eastAsia="en-GB"/>
+          </w:rPr>
+          <w:t xml:space="preserve">Plot </w:t>
+        </w:r>
+        <w:r>
+          <w:rPr>
+            <w:lang w:val="en-IE" w:eastAsia="en-GB"/>
+          </w:rPr>
+          <w:t>distribution of sample mean</w:t>
+        </w:r>
+        <w:r>
+          <w:rPr>
+            <w:lang w:val="en-IE" w:eastAsia="en-GB"/>
+          </w:rPr>
+          <w:t>.</w:t>
+        </w:r>
+      </w:ins>
+    </w:p>
+    <w:p>
+      <w:pPr>
+        <w:spacing w:line="360" w:lineRule="auto"/>
+        <w:rPr>
+          <w:rPrChange w:id="599" w:author="Microsoft Office User" w:date="2026-10-23T16:03:00Z">
+            <w:rPr>
+              <w:lang w:val="en-IE" w:eastAsia="en-GB"/>
+            </w:rPr>
+          </w:rPrChange>
+        </w:rPr>
+        <w:pPrChange w:id="600" w:author="Microsoft Office User" w:date="2026-10-23T16:03:00Z">
+          <w:pPr/>
+        </w:pPrChange>
+      </w:pPr>
+      <w:ins w:id="601" w:author="Microsoft Office User" w:date="2026-10-23T16:03:00Z">
+        <w:r>
+          <w:rPr>
+            <w:noProof/>
+          </w:rPr>
+          <w:lastRenderedPageBreak/>
+          <w:drawing>
+            <wp:inline distT="0" distB="0" distL="0" distR="0" wp14:anchorId="7B1DE7AB" wp14:editId="50BCD174">
+              <wp:extent cx="5120640" cy="3569784"/>
+              <wp:effectExtent l="0" t="0" r="0" b="0"/>
+              <wp:docPr id="446222141" name="Picture 20"/>
+              <wp:cNvGraphicFramePr>
+                <a:graphicFrameLocks xmlns:a="http://schemas.openxmlformats.org/drawingml/2006/main" noChangeAspect="1"/>
+              </wp:cNvGraphicFramePr>
+              <a:graphic xmlns:a="http://schemas.openxmlformats.org/drawingml/2006/main">
+                <a:graphicData uri="http://schemas.openxmlformats.org/drawingml/2006/picture">
+                  <pic:pic xmlns:pic="http://schemas.openxmlformats.org/drawingml/2006/picture">
+                    <pic:nvPicPr>
+                      <pic:cNvPr id="446222141" name="Picture 446222141"/>
+                      <pic:cNvPicPr/>
+                    </pic:nvPicPr>
+                    <pic:blipFill>
+                      <a:blip r:embed="rId26">
+                        <a:extLst>
+                          <a:ext uri="{28A0092B-C50C-407E-A947-70E740481C1C}">
+                            <a14:useLocalDpi xmlns:a14="http://schemas.microsoft.com/office/drawing/2010/main" val="0"/>
+                          </a:ext>
+                        </a:extLst>
+                      </a:blip>
+                      <a:stretch>
+                        <a:fillRect/>
+                      </a:stretch>
+                    </pic:blipFill>
+                    <pic:spPr>
+                      <a:xfrm>
+                        <a:off x="0" y="0"/>
+                        <a:ext cx="5131875" cy="3577616"/>
+                      </a:xfrm>
+                      <a:prstGeom prst="rect">
+                        <a:avLst/>
+                      </a:prstGeom>
+                    </pic:spPr>
+                  </pic:pic>
+                </a:graphicData>
+              </a:graphic>
+            </wp:inline>
+          </w:drawing>
+        </w:r>
+      </w:ins>
+    </w:p>
+    <w:p>
+      <w:pPr>
+        <w:spacing w:line="360" w:lineRule="auto"/>
+        <w:rPr>
+          <w:ins w:id="602" w:author="Microsoft Office User" w:date="2026-10-23T16:04:00Z"/>
+        </w:rPr>
+      </w:pPr>
+      <w:ins w:id="603" w:author="Microsoft Office User" w:date="2026-10-23T16:04:00Z">
+        <w:r>
+          <w:rPr>
+            <w:lang w:val="en-IE" w:eastAsia="en-GB"/>
+          </w:rPr>
+          <w:t xml:space="preserve">Plot </w:t>
+        </w:r>
+        <w:r>
+          <w:rPr>
+            <w:lang w:val="en-IE" w:eastAsia="en-GB"/>
+          </w:rPr>
+          <w:t>the Theore</w:t>
+        </w:r>
+      </w:ins>
+      <w:ins w:id="604" w:author="Microsoft Office User" w:date="2026-10-23T16:05:00Z">
+        <w:r>
+          <w:rPr>
+            <w:lang w:val="en-IE" w:eastAsia="en-GB"/>
+          </w:rPr>
+          <w:t>tical Normal Distribution</w:t>
+        </w:r>
+      </w:ins>
+      <w:ins w:id="605" w:author="Microsoft Office User" w:date="2026-10-23T16:04:00Z">
+        <w:r>
+          <w:rPr>
+            <w:lang w:val="en-IE" w:eastAsia="en-GB"/>
+          </w:rPr>
+          <w:t>.</w:t>
+        </w:r>
+      </w:ins>
+    </w:p>
+    <w:p>
+      <w:pPr>
+        <w:spacing w:line="360" w:lineRule="auto"/>
+        <w:rPr>
+          <w:lang w:eastAsia="en-GB"/>
+          <w:rPrChange w:id="606" w:author="Microsoft Office User" w:date="2026-10-23T16:04:00Z">
+            <w:rPr>
+              <w:lang w:val="en-IE" w:eastAsia="en-GB"/>
+            </w:rPr>
+          </w:rPrChange>
+        </w:rPr>
+        <w:pPrChange w:id="607" w:author="Microsoft Office User" w:date="2026-10-23T15:13:00Z">
+          <w:pPr/>
+        </w:pPrChange>
+      </w:pPr>
+    </w:p>
+    <w:p>
+      <w:pPr>
+        <w:spacing w:line="360" w:lineRule="auto"/>
+        <w:rPr>
+          <w:lang w:val="en-IE" w:eastAsia="en-GB"/>
+        </w:rPr>
+        <w:pPrChange w:id="608" w:author="Microsoft Office User" w:date="2026-10-23T15:13:00Z">
+          <w:pPr/>
+        </w:pPrChange>
+      </w:pPr>
+    </w:p>
+    <w:p>
+      <w:pPr>
+        <w:spacing w:line="360" w:lineRule="auto"/>
+        <w:rPr>
+          <w:lang w:val="en-IE" w:eastAsia="en-GB"/>
+        </w:rPr>
+        <w:pPrChange w:id="609" w:author="Microsoft Office User" w:date="2026-10-23T15:13:00Z">
+          <w:pPr/>
+        </w:pPrChange>
+      </w:pPr>
+    </w:p>
+    <w:p>
+      <w:pPr>
+        <w:spacing w:line="360" w:lineRule="auto"/>
+        <w:rPr>
+          <w:lang w:val="en-IE" w:eastAsia="en-GB"/>
+        </w:rPr>
+        <w:pPrChange w:id="610" w:author="Microsoft Office User" w:date="2026-10-23T15:13:00Z">
+          <w:pPr/>
+        </w:pPrChange>
+      </w:pPr>
+    </w:p>
+    <w:p>
+      <w:pPr>
+        <w:spacing w:line="360" w:lineRule="auto"/>
+        <w:rPr>
+          <w:lang w:val="en-IE" w:eastAsia="en-GB"/>
+        </w:rPr>
+        <w:pPrChange w:id="611" w:author="Microsoft Office User" w:date="2026-10-23T15:13:00Z">
+          <w:pPr/>
+        </w:pPrChange>
+      </w:pPr>
+    </w:p>
+    <w:p>
+      <w:pPr>
+        <w:spacing w:line="360" w:lineRule="auto"/>
+        <w:rPr>
+          <w:lang w:val="en-IE" w:eastAsia="en-GB"/>
+        </w:rPr>
+        <w:pPrChange w:id="612" w:author="Microsoft Office User" w:date="2026-10-23T15:13:00Z">
+          <w:pPr/>
+        </w:pPrChange>
+      </w:pPr>
+    </w:p>
+    <w:p>
+      <w:pPr>
+        <w:spacing w:line="360" w:lineRule="auto"/>
+        <w:rPr>
+          <w:lang w:val="en-IE" w:eastAsia="en-GB"/>
+        </w:rPr>
+        <w:pPrChange w:id="613" w:author="Microsoft Office User" w:date="2026-10-23T15:13:00Z">
+          <w:pPr/>
+        </w:pPrChange>
+      </w:pPr>
+    </w:p>
+    <w:p>
+      <w:pPr>
+        <w:spacing w:line="360" w:lineRule="auto"/>
+        <w:rPr>
+          <w:lang w:val="en-IE" w:eastAsia="en-GB"/>
+        </w:rPr>
+        <w:pPrChange w:id="614" w:author="Microsoft Office User" w:date="2026-10-23T15:13:00Z">
+          <w:pPr/>
+        </w:pPrChange>
+      </w:pPr>
+    </w:p>
+    <w:p>
+      <w:pPr>
+        <w:spacing w:line="360" w:lineRule="auto"/>
+        <w:rPr>
+          <w:lang w:val="en-IE" w:eastAsia="en-GB"/>
+        </w:rPr>
+        <w:pPrChange w:id="615" w:author="Microsoft Office User" w:date="2026-10-23T15:13:00Z">
+          <w:pPr/>
+        </w:pPrChange>
+      </w:pPr>
+    </w:p>
+    <w:p>
+      <w:pPr>
+        <w:spacing w:line="360" w:lineRule="auto"/>
+        <w:rPr>
+          <w:lang w:val="en-IE" w:eastAsia="en-GB"/>
+        </w:rPr>
+        <w:pPrChange w:id="616" w:author="Microsoft Office User" w:date="2026-10-23T15:13:00Z">
+          <w:pPr/>
+        </w:pPrChange>
+      </w:pPr>
+    </w:p>
+    <w:p>
+      <w:pPr>
+        <w:spacing w:line="360" w:lineRule="auto"/>
+        <w:rPr>
+          <w:lang w:val="en-IE" w:eastAsia="en-GB"/>
+        </w:rPr>
+        <w:pPrChange w:id="617" w:author="Microsoft Office User" w:date="2026-10-23T15:13:00Z">
+          <w:pPr/>
+        </w:pPrChange>
+      </w:pPr>
+    </w:p>
+    <w:p>
+      <w:pPr>
+        <w:spacing w:line="360" w:lineRule="auto"/>
+        <w:rPr>
+          <w:lang w:val="en-IE" w:eastAsia="en-GB"/>
+        </w:rPr>
+        <w:pPrChange w:id="618" w:author="Microsoft Office User" w:date="2026-10-23T15:13:00Z">
+          <w:pPr/>
+        </w:pPrChange>
+      </w:pPr>
+    </w:p>
+    <w:p>
+      <w:pPr>
+        <w:spacing w:line="360" w:lineRule="auto"/>
+        <w:rPr>
+          <w:lang w:val="en-IE" w:eastAsia="en-GB"/>
+        </w:rPr>
+        <w:pPrChange w:id="619" w:author="Microsoft Office User" w:date="2026-10-23T15:13:00Z">
+          <w:pPr/>
+        </w:pPrChange>
+      </w:pPr>
+    </w:p>
+    <w:p>
+      <w:pPr>
+        <w:spacing w:line="360" w:lineRule="auto"/>
+        <w:rPr>
+          <w:lang w:val="en-IE" w:eastAsia="en-GB"/>
+        </w:rPr>
+        <w:pPrChange w:id="620" w:author="Microsoft Office User" w:date="2026-10-23T15:13:00Z">
+          <w:pPr/>
+        </w:pPrChange>
+      </w:pPr>
+    </w:p>
+    <w:p>
+      <w:pPr>
+        <w:spacing w:line="360" w:lineRule="auto"/>
+        <w:rPr>
+          <w:lang w:val="en-IE" w:eastAsia="en-GB"/>
+        </w:rPr>
+        <w:pPrChange w:id="621" w:author="Microsoft Office User" w:date="2026-10-23T15:13:00Z">
+          <w:pPr/>
+        </w:pPrChange>
+      </w:pPr>
+    </w:p>
+    <w:p>
+      <w:pPr>
+        <w:spacing w:line="360" w:lineRule="auto"/>
+        <w:rPr>
+          <w:lang w:val="en-IE" w:eastAsia="en-GB"/>
+        </w:rPr>
+        <w:pPrChange w:id="622" w:author="Microsoft Office User" w:date="2026-10-23T15:13:00Z">
+          <w:pPr/>
+        </w:pPrChange>
+      </w:pPr>
+    </w:p>
+    <w:p>
+      <w:pPr>
+        <w:spacing w:line="360" w:lineRule="auto"/>
+        <w:rPr>
+          <w:lang w:val="en-IE" w:eastAsia="en-GB"/>
+        </w:rPr>
+        <w:pPrChange w:id="623" w:author="Microsoft Office User" w:date="2026-10-23T15:13:00Z">
+          <w:pPr/>
+        </w:pPrChange>
+      </w:pPr>
+    </w:p>
+    <w:p>
+      <w:pPr>
+        <w:pStyle w:val="Heading1"/>
+        <w:spacing w:line="360" w:lineRule="auto"/>
+        <w:jc w:val="both"/>
+        <w:rPr>
+          <w:sz w:val="24"/>
+          <w:szCs w:val="24"/>
+        </w:rPr>
+      </w:pPr>
+      <w:r>
+        <w:rPr>
+          <w:sz w:val="24"/>
+          <w:szCs w:val="24"/>
+        </w:rPr>
+        <w:lastRenderedPageBreak/>
         <w:t>References</w:t>
       </w:r>
     </w:p>
     <w:p>
       <w:pPr>
         <w:pStyle w:val="Bibliography"/>
+        <w:spacing w:line="360" w:lineRule="auto"/>
         <w:rPr>
           <w:rFonts w:ascii="Calibri" w:cs="Calibri"/>
         </w:rPr>
+        <w:pPrChange w:id="624" w:author="Microsoft Office User" w:date="2026-10-23T15:13:00Z">
+          <w:pPr>
+            <w:pStyle w:val="Bibliography"/>
+          </w:pPr>
+        </w:pPrChange>
       </w:pPr>
       <w:r>
         <w:fldChar w:fldCharType="begin"/>
@@ -3244,9 +7976,15 @@
     <w:p>
       <w:pPr>
         <w:pStyle w:val="Bibliography"/>
+        <w:spacing w:line="360" w:lineRule="auto"/>
         <w:rPr>
           <w:rFonts w:ascii="Calibri" w:cs="Calibri"/>
         </w:rPr>
+        <w:pPrChange w:id="625" w:author="Microsoft Office User" w:date="2026-10-23T15:13:00Z">
+          <w:pPr>
+            <w:pStyle w:val="Bibliography"/>
+          </w:pPr>
+        </w:pPrChange>
       </w:pPr>
       <w:proofErr w:type="spellStart"/>
       <w:r>
@@ -3266,55 +8004,298 @@
     <w:p>
       <w:pPr>
         <w:pStyle w:val="Bibliography"/>
+        <w:spacing w:line="360" w:lineRule="auto"/>
+        <w:pPrChange w:id="626" w:author="Microsoft Office User" w:date="2026-10-23T15:13:00Z">
+          <w:pPr>
+            <w:pStyle w:val="Bibliography"/>
+          </w:pPr>
+        </w:pPrChange>
+      </w:pPr>
+      <w:r>
+        <w:fldChar w:fldCharType="end"/>
+      </w:r>
+      <w:bookmarkStart w:id="627" w:name="_heading=h.rbtal5s6u0r9" w:colFirst="0" w:colLast="0"/>
+      <w:bookmarkEnd w:id="627"/>
+    </w:p>
+    <w:p>
+      <w:pPr>
+        <w:spacing w:line="360" w:lineRule="auto"/>
+        <w:pPrChange w:id="628" w:author="Microsoft Office User" w:date="2026-10-23T15:13:00Z">
+          <w:pPr/>
+        </w:pPrChange>
+      </w:pPr>
+    </w:p>
+    <w:p>
+      <w:pPr>
+        <w:spacing w:line="360" w:lineRule="auto"/>
+        <w:pPrChange w:id="629" w:author="Microsoft Office User" w:date="2026-10-23T15:13:00Z">
+          <w:pPr/>
+        </w:pPrChange>
+      </w:pPr>
+    </w:p>
+    <w:p>
+      <w:pPr>
+        <w:spacing w:line="360" w:lineRule="auto"/>
+        <w:pPrChange w:id="630" w:author="Microsoft Office User" w:date="2026-10-23T15:13:00Z">
+          <w:pPr/>
+        </w:pPrChange>
+      </w:pPr>
+    </w:p>
+    <w:p>
+      <w:pPr>
+        <w:spacing w:line="360" w:lineRule="auto"/>
+        <w:pPrChange w:id="631" w:author="Microsoft Office User" w:date="2026-10-23T15:13:00Z">
+          <w:pPr/>
+        </w:pPrChange>
+      </w:pPr>
+    </w:p>
+    <w:p>
+      <w:pPr>
+        <w:spacing w:line="360" w:lineRule="auto"/>
+        <w:pPrChange w:id="632" w:author="Microsoft Office User" w:date="2026-10-23T15:13:00Z">
+          <w:pPr/>
+        </w:pPrChange>
+      </w:pPr>
+    </w:p>
+    <w:p>
+      <w:pPr>
+        <w:spacing w:line="360" w:lineRule="auto"/>
+        <w:pPrChange w:id="633" w:author="Microsoft Office User" w:date="2026-10-23T15:13:00Z">
+          <w:pPr/>
+        </w:pPrChange>
+      </w:pPr>
+    </w:p>
+    <w:p>
+      <w:pPr>
+        <w:spacing w:line="360" w:lineRule="auto"/>
+        <w:pPrChange w:id="634" w:author="Microsoft Office User" w:date="2026-10-23T15:13:00Z">
+          <w:pPr/>
+        </w:pPrChange>
+      </w:pPr>
+    </w:p>
+    <w:p>
+      <w:pPr>
+        <w:spacing w:line="360" w:lineRule="auto"/>
+        <w:pPrChange w:id="635" w:author="Microsoft Office User" w:date="2026-10-23T15:13:00Z">
+          <w:pPr/>
+        </w:pPrChange>
+      </w:pPr>
+    </w:p>
+    <w:p>
+      <w:pPr>
+        <w:spacing w:line="360" w:lineRule="auto"/>
+        <w:pPrChange w:id="636" w:author="Microsoft Office User" w:date="2026-10-23T15:13:00Z">
+          <w:pPr/>
+        </w:pPrChange>
+      </w:pPr>
+    </w:p>
+    <w:p>
+      <w:pPr>
+        <w:spacing w:line="360" w:lineRule="auto"/>
+        <w:pPrChange w:id="637" w:author="Microsoft Office User" w:date="2026-10-23T15:13:00Z">
+          <w:pPr/>
+        </w:pPrChange>
+      </w:pPr>
+    </w:p>
+    <w:p>
+      <w:pPr>
+        <w:spacing w:line="360" w:lineRule="auto"/>
+        <w:pPrChange w:id="638" w:author="Microsoft Office User" w:date="2026-10-23T15:13:00Z">
+          <w:pPr/>
+        </w:pPrChange>
+      </w:pPr>
+    </w:p>
+    <w:p>
+      <w:pPr>
+        <w:spacing w:line="360" w:lineRule="auto"/>
+        <w:pPrChange w:id="639" w:author="Microsoft Office User" w:date="2026-10-23T15:13:00Z">
+          <w:pPr/>
+        </w:pPrChange>
+      </w:pPr>
+    </w:p>
+    <w:p>
+      <w:pPr>
+        <w:spacing w:line="360" w:lineRule="auto"/>
+        <w:pPrChange w:id="640" w:author="Microsoft Office User" w:date="2026-10-23T15:13:00Z">
+          <w:pPr/>
+        </w:pPrChange>
+      </w:pPr>
+    </w:p>
+    <w:p>
+      <w:pPr>
+        <w:spacing w:line="360" w:lineRule="auto"/>
+        <w:pPrChange w:id="641" w:author="Microsoft Office User" w:date="2026-10-23T15:13:00Z">
+          <w:pPr/>
+        </w:pPrChange>
+      </w:pPr>
+    </w:p>
+    <w:p>
+      <w:pPr>
+        <w:spacing w:line="360" w:lineRule="auto"/>
+        <w:pPrChange w:id="642" w:author="Microsoft Office User" w:date="2026-10-23T15:13:00Z">
+          <w:pPr/>
+        </w:pPrChange>
+      </w:pPr>
+    </w:p>
+    <w:p>
+      <w:pPr>
+        <w:spacing w:line="360" w:lineRule="auto"/>
+        <w:pPrChange w:id="643" w:author="Microsoft Office User" w:date="2026-10-23T15:13:00Z">
+          <w:pPr/>
+        </w:pPrChange>
+      </w:pPr>
+    </w:p>
+    <w:p>
+      <w:pPr>
+        <w:spacing w:line="360" w:lineRule="auto"/>
+        <w:pPrChange w:id="644" w:author="Microsoft Office User" w:date="2026-10-23T15:13:00Z">
+          <w:pPr/>
+        </w:pPrChange>
+      </w:pPr>
+    </w:p>
+    <w:p>
+      <w:pPr>
+        <w:spacing w:line="360" w:lineRule="auto"/>
+        <w:pPrChange w:id="645" w:author="Microsoft Office User" w:date="2026-10-23T15:13:00Z">
+          <w:pPr/>
+        </w:pPrChange>
+      </w:pPr>
+    </w:p>
+    <w:p>
+      <w:pPr>
+        <w:spacing w:line="360" w:lineRule="auto"/>
+        <w:pPrChange w:id="646" w:author="Microsoft Office User" w:date="2026-10-23T15:13:00Z">
+          <w:pPr/>
+        </w:pPrChange>
+      </w:pPr>
+    </w:p>
+    <w:p>
+      <w:pPr>
+        <w:spacing w:line="360" w:lineRule="auto"/>
+        <w:pPrChange w:id="647" w:author="Microsoft Office User" w:date="2026-10-23T15:13:00Z">
+          <w:pPr/>
+        </w:pPrChange>
+      </w:pPr>
+    </w:p>
+    <w:p>
+      <w:pPr>
+        <w:spacing w:line="360" w:lineRule="auto"/>
+        <w:pPrChange w:id="648" w:author="Microsoft Office User" w:date="2026-10-23T15:13:00Z">
+          <w:pPr/>
+        </w:pPrChange>
+      </w:pPr>
+    </w:p>
+    <w:p>
+      <w:pPr>
+        <w:spacing w:line="360" w:lineRule="auto"/>
+        <w:pPrChange w:id="649" w:author="Microsoft Office User" w:date="2026-10-23T15:13:00Z">
+          <w:pPr/>
+        </w:pPrChange>
+      </w:pPr>
+    </w:p>
+    <w:p>
+      <w:pPr>
+        <w:spacing w:line="360" w:lineRule="auto"/>
+        <w:pPrChange w:id="650" w:author="Microsoft Office User" w:date="2026-10-23T15:13:00Z">
+          <w:pPr/>
+        </w:pPrChange>
+      </w:pPr>
+    </w:p>
+    <w:p>
+      <w:pPr>
+        <w:spacing w:line="360" w:lineRule="auto"/>
+        <w:rPr>
+          <w:del w:id="651" w:author="Microsoft Office User" w:date="2026-10-23T16:05:00Z"/>
+        </w:rPr>
+        <w:pPrChange w:id="652" w:author="Microsoft Office User" w:date="2026-10-23T15:13:00Z">
+          <w:pPr/>
+        </w:pPrChange>
+      </w:pPr>
+    </w:p>
+    <w:p>
+      <w:pPr>
+        <w:spacing w:line="360" w:lineRule="auto"/>
+        <w:rPr>
+          <w:del w:id="653" w:author="Microsoft Office User" w:date="2026-10-23T16:05:00Z"/>
+        </w:rPr>
+        <w:pPrChange w:id="654" w:author="Microsoft Office User" w:date="2026-10-23T15:13:00Z">
+          <w:pPr/>
+        </w:pPrChange>
+      </w:pPr>
+    </w:p>
+    <w:p>
+      <w:pPr>
+        <w:spacing w:line="360" w:lineRule="auto"/>
+        <w:rPr>
+          <w:del w:id="655" w:author="Microsoft Office User" w:date="2026-10-23T16:05:00Z"/>
+        </w:rPr>
+        <w:pPrChange w:id="656" w:author="Microsoft Office User" w:date="2026-10-23T15:13:00Z">
+          <w:pPr/>
+        </w:pPrChange>
+      </w:pPr>
+    </w:p>
+    <w:p>
+      <w:pPr>
+        <w:spacing w:line="360" w:lineRule="auto"/>
+        <w:rPr>
+          <w:del w:id="657" w:author="Microsoft Office User" w:date="2026-10-23T16:05:00Z"/>
+        </w:rPr>
+        <w:pPrChange w:id="658" w:author="Microsoft Office User" w:date="2026-10-23T15:13:00Z">
+          <w:pPr/>
+        </w:pPrChange>
+      </w:pPr>
+    </w:p>
+    <w:p>
+      <w:pPr>
+        <w:spacing w:line="360" w:lineRule="auto"/>
+        <w:rPr>
+          <w:del w:id="659" w:author="Microsoft Office User" w:date="2026-10-23T16:05:00Z"/>
+        </w:rPr>
+        <w:pPrChange w:id="660" w:author="Microsoft Office User" w:date="2026-10-23T15:13:00Z">
+          <w:pPr/>
+        </w:pPrChange>
+      </w:pPr>
+    </w:p>
+    <w:p>
+      <w:pPr>
+        <w:spacing w:line="360" w:lineRule="auto"/>
+        <w:pPrChange w:id="661" w:author="Microsoft Office User" w:date="2026-10-23T15:13:00Z">
+          <w:pPr/>
+        </w:pPrChange>
+      </w:pPr>
+    </w:p>
+    <w:p>
+      <w:pPr>
+        <w:spacing w:line="360" w:lineRule="auto"/>
+        <w:pPrChange w:id="662" w:author="Microsoft Office User" w:date="2026-10-23T15:13:00Z">
+          <w:pPr/>
+        </w:pPrChange>
+      </w:pPr>
+    </w:p>
+    <w:p>
+      <w:pPr>
+        <w:pStyle w:val="Heading2"/>
+        <w:spacing w:line="360" w:lineRule="auto"/>
+        <w:pPrChange w:id="663" w:author="Microsoft Office User" w:date="2026-10-23T15:13:00Z">
+          <w:pPr>
+            <w:pStyle w:val="Heading2"/>
+          </w:pPr>
+        </w:pPrChange>
       </w:pPr>
       <w:r>
         <w:lastRenderedPageBreak/>
-        <w:fldChar w:fldCharType="end"/>
-      </w:r>
-      <w:bookmarkStart w:id="1" w:name="_heading=h.rbtal5s6u0r9" w:colFirst="0" w:colLast="0"/>
-      <w:bookmarkEnd w:id="1"/>
-    </w:p>
-    <w:p/>
-    <w:p/>
-    <w:p/>
-    <w:p/>
-    <w:p/>
-    <w:p/>
-    <w:p/>
-    <w:p/>
-    <w:p/>
-    <w:p/>
-    <w:p/>
-    <w:p/>
-    <w:p/>
-    <w:p/>
-    <w:p/>
-    <w:p/>
-    <w:p/>
-    <w:p/>
-    <w:p/>
-    <w:p/>
-    <w:p/>
-    <w:p/>
-    <w:p/>
-    <w:p/>
-    <w:p/>
-    <w:p/>
-    <w:p/>
-    <w:p/>
-    <w:p/>
-    <w:p/>
-    <w:p>
-      <w:pPr>
-        <w:pStyle w:val="Heading2"/>
-      </w:pPr>
-      <w:r>
         <w:t>Use of Artificial Intelligence</w:t>
       </w:r>
     </w:p>
     <w:p>
       <w:pPr>
+        <w:spacing w:line="360" w:lineRule="auto"/>
         <w:jc w:val="both"/>
+        <w:pPrChange w:id="664" w:author="Microsoft Office User" w:date="2026-10-23T15:13:00Z">
+          <w:pPr>
+            <w:jc w:val="both"/>
+          </w:pPr>
+        </w:pPrChange>
       </w:pPr>
       <w:r>
         <w:t>This assessment applies the AI Fluency Framework — four interconnected competencies for effective, efficient, ethical and safe AI use. Your engagement with AI will be reviewed across all four dimensions:</w:t>
@@ -3322,7 +8303,13 @@
     </w:p>
     <w:p>
       <w:pPr>
+        <w:spacing w:line="360" w:lineRule="auto"/>
         <w:jc w:val="both"/>
+        <w:pPrChange w:id="665" w:author="Microsoft Office User" w:date="2026-10-23T15:13:00Z">
+          <w:pPr>
+            <w:jc w:val="both"/>
+          </w:pPr>
+        </w:pPrChange>
       </w:pPr>
     </w:p>
     <w:tbl>
@@ -3356,7 +8343,12 @@
           </w:tcPr>
           <w:p>
             <w:pPr>
-              <w:spacing w:after="40"/>
+              <w:spacing w:after="40" w:line="360" w:lineRule="auto"/>
+              <w:pPrChange w:id="666" w:author="Microsoft Office User" w:date="2026-10-23T15:13:00Z">
+                <w:pPr>
+                  <w:spacing w:after="40"/>
+                </w:pPr>
+              </w:pPrChange>
             </w:pPr>
             <w:r>
               <w:rPr>
@@ -3367,6 +8359,12 @@
             </w:r>
           </w:p>
           <w:p>
+            <w:pPr>
+              <w:spacing w:line="360" w:lineRule="auto"/>
+              <w:pPrChange w:id="667" w:author="Microsoft Office User" w:date="2026-10-23T15:13:00Z">
+                <w:pPr/>
+              </w:pPrChange>
+            </w:pPr>
             <w:r>
               <w:t>Setting goals and deciding whether, when and how to engage with AI.</w:t>
             </w:r>
@@ -3384,7 +8382,12 @@
           </w:tcPr>
           <w:p>
             <w:pPr>
-              <w:spacing w:after="40"/>
+              <w:spacing w:after="40" w:line="360" w:lineRule="auto"/>
+              <w:pPrChange w:id="668" w:author="Microsoft Office User" w:date="2026-10-23T15:13:00Z">
+                <w:pPr>
+                  <w:spacing w:after="40"/>
+                </w:pPr>
+              </w:pPrChange>
             </w:pPr>
             <w:r>
               <w:rPr>
@@ -3395,6 +8398,12 @@
             </w:r>
           </w:p>
           <w:p>
+            <w:pPr>
+              <w:spacing w:line="360" w:lineRule="auto"/>
+              <w:pPrChange w:id="669" w:author="Microsoft Office User" w:date="2026-10-23T15:13:00Z">
+                <w:pPr/>
+              </w:pPrChange>
+            </w:pPr>
             <w:r>
               <w:t>Effectively describing goals to prompt useful AI behaviours and outputs.</w:t>
             </w:r>
@@ -3414,7 +8423,12 @@
           </w:tcPr>
           <w:p>
             <w:pPr>
-              <w:spacing w:after="40"/>
+              <w:spacing w:after="40" w:line="360" w:lineRule="auto"/>
+              <w:pPrChange w:id="670" w:author="Microsoft Office User" w:date="2026-10-23T15:13:00Z">
+                <w:pPr>
+                  <w:spacing w:after="40"/>
+                </w:pPr>
+              </w:pPrChange>
             </w:pPr>
             <w:r>
               <w:rPr>
@@ -3425,6 +8439,12 @@
             </w:r>
           </w:p>
           <w:p>
+            <w:pPr>
+              <w:spacing w:line="360" w:lineRule="auto"/>
+              <w:pPrChange w:id="671" w:author="Microsoft Office User" w:date="2026-10-23T15:13:00Z">
+                <w:pPr/>
+              </w:pPrChange>
+            </w:pPr>
             <w:r>
               <w:t>Accurately assessing the usefulness of AI outputs and behaviours.</w:t>
             </w:r>
@@ -3442,7 +8462,12 @@
           </w:tcPr>
           <w:p>
             <w:pPr>
-              <w:spacing w:after="40"/>
+              <w:spacing w:after="40" w:line="360" w:lineRule="auto"/>
+              <w:pPrChange w:id="672" w:author="Microsoft Office User" w:date="2026-10-23T15:13:00Z">
+                <w:pPr>
+                  <w:spacing w:after="40"/>
+                </w:pPr>
+              </w:pPrChange>
             </w:pPr>
             <w:r>
               <w:rPr>
@@ -3453,6 +8478,12 @@
             </w:r>
           </w:p>
           <w:p>
+            <w:pPr>
+              <w:spacing w:line="360" w:lineRule="auto"/>
+              <w:pPrChange w:id="673" w:author="Microsoft Office User" w:date="2026-10-23T15:13:00Z">
+                <w:pPr/>
+              </w:pPrChange>
+            </w:pPr>
             <w:r>
               <w:t>Taking responsibility for what we do with AI and how we do it.</w:t>
             </w:r>
@@ -3462,26 +8493,35 @@
     </w:tbl>
     <w:p>
       <w:pPr>
+        <w:spacing w:line="360" w:lineRule="auto"/>
         <w:rPr>
           <w:rFonts w:ascii="Arial" w:eastAsia="Arial" w:hAnsi="Arial" w:cs="Arial"/>
           <w:sz w:val="26"/>
           <w:szCs w:val="26"/>
         </w:rPr>
         <w:sectPr>
-          <w:footerReference w:type="default" r:id="rId12"/>
+          <w:footerReference w:type="default" r:id="rId27"/>
           <w:pgSz w:w="11906" w:h="16838"/>
           <w:pgMar w:top="1134" w:right="1134" w:bottom="1134" w:left="1134" w:header="709" w:footer="709" w:gutter="0"/>
           <w:pgNumType w:start="1"/>
           <w:cols w:space="720"/>
         </w:sectPr>
-      </w:pPr>
-    </w:p>
-    <w:p>
-      <w:pPr>
-        <w:spacing w:after="100"/>
+        <w:pPrChange w:id="674" w:author="Microsoft Office User" w:date="2026-10-23T15:13:00Z">
+          <w:pPr/>
+        </w:pPrChange>
+      </w:pPr>
+    </w:p>
+    <w:p>
+      <w:pPr>
+        <w:spacing w:after="100" w:line="360" w:lineRule="auto"/>
         <w:rPr>
           <w:color w:val="212529"/>
         </w:rPr>
+        <w:pPrChange w:id="675" w:author="Microsoft Office User" w:date="2026-10-23T15:13:00Z">
+          <w:pPr>
+            <w:spacing w:after="100"/>
+          </w:pPr>
+        </w:pPrChange>
       </w:pPr>
       <w:r>
         <w:rPr>
@@ -3493,10 +8533,15 @@
     </w:p>
     <w:p>
       <w:pPr>
-        <w:spacing w:after="100"/>
+        <w:spacing w:after="100" w:line="360" w:lineRule="auto"/>
         <w:rPr>
           <w:color w:val="212529"/>
         </w:rPr>
+        <w:pPrChange w:id="676" w:author="Microsoft Office User" w:date="2026-10-23T15:13:00Z">
+          <w:pPr>
+            <w:spacing w:after="100"/>
+          </w:pPr>
+        </w:pPrChange>
       </w:pPr>
       <w:r>
         <w:rPr>
@@ -3510,11 +8555,19 @@
         <w:pStyle w:val="Heading1"/>
         <w:keepNext w:val="0"/>
         <w:keepLines w:val="0"/>
-        <w:spacing w:before="0"/>
+        <w:spacing w:before="0" w:line="360" w:lineRule="auto"/>
         <w:rPr>
           <w:b/>
           <w:bCs/>
         </w:rPr>
+        <w:pPrChange w:id="677" w:author="Microsoft Office User" w:date="2026-10-23T15:13:00Z">
+          <w:pPr>
+            <w:pStyle w:val="Heading1"/>
+            <w:keepNext w:val="0"/>
+            <w:keepLines w:val="0"/>
+            <w:spacing w:before="0"/>
+          </w:pPr>
+        </w:pPrChange>
       </w:pPr>
       <w:r>
         <w:rPr>
@@ -3526,6 +8579,7 @@
     </w:p>
     <w:p>
       <w:pPr>
+        <w:spacing w:line="360" w:lineRule="auto"/>
         <w:rPr>
           <w:i/>
           <w:iCs/>
@@ -3533,6 +8587,9 @@
           <w:sz w:val="20"/>
           <w:szCs w:val="20"/>
         </w:rPr>
+        <w:pPrChange w:id="678" w:author="Microsoft Office User" w:date="2026-10-23T15:13:00Z">
+          <w:pPr/>
+        </w:pPrChange>
       </w:pPr>
       <w:r>
         <w:rPr>
@@ -3547,6 +8604,7 @@
     </w:p>
     <w:p>
       <w:pPr>
+        <w:spacing w:line="360" w:lineRule="auto"/>
         <w:rPr>
           <w:i/>
           <w:iCs/>
@@ -3554,6 +8612,9 @@
           <w:sz w:val="20"/>
           <w:szCs w:val="20"/>
         </w:rPr>
+        <w:pPrChange w:id="679" w:author="Microsoft Office User" w:date="2026-10-23T15:13:00Z">
+          <w:pPr/>
+        </w:pPrChange>
       </w:pPr>
     </w:p>
     <w:tbl>
@@ -3576,6 +8637,7 @@
           </w:tcPr>
           <w:p>
             <w:pPr>
+              <w:spacing w:line="360" w:lineRule="auto"/>
               <w:rPr>
                 <w:i/>
                 <w:iCs/>
@@ -3584,6 +8646,9 @@
                 <w:szCs w:val="20"/>
                 <w:highlight w:val="yellow"/>
               </w:rPr>
+              <w:pPrChange w:id="680" w:author="Microsoft Office User" w:date="2026-10-23T15:13:00Z">
+                <w:pPr/>
+              </w:pPrChange>
             </w:pPr>
             <w:r>
               <w:rPr>
@@ -3601,6 +8666,7 @@
           </w:tcPr>
           <w:p>
             <w:pPr>
+              <w:spacing w:line="360" w:lineRule="auto"/>
               <w:rPr>
                 <w:i/>
                 <w:iCs/>
@@ -3609,6 +8675,9 @@
                 <w:szCs w:val="20"/>
                 <w:highlight w:val="yellow"/>
               </w:rPr>
+              <w:pPrChange w:id="681" w:author="Microsoft Office User" w:date="2026-10-23T15:13:00Z">
+                <w:pPr/>
+              </w:pPrChange>
             </w:pPr>
             <w:r>
               <w:rPr>
@@ -3626,6 +8695,7 @@
           </w:tcPr>
           <w:p>
             <w:pPr>
+              <w:spacing w:line="360" w:lineRule="auto"/>
               <w:rPr>
                 <w:i/>
                 <w:iCs/>
@@ -3634,6 +8704,9 @@
                 <w:szCs w:val="20"/>
                 <w:highlight w:val="yellow"/>
               </w:rPr>
+              <w:pPrChange w:id="682" w:author="Microsoft Office User" w:date="2026-10-23T15:13:00Z">
+                <w:pPr/>
+              </w:pPrChange>
             </w:pPr>
             <w:r>
               <w:rPr>
@@ -3651,6 +8724,7 @@
           </w:tcPr>
           <w:p>
             <w:pPr>
+              <w:spacing w:line="360" w:lineRule="auto"/>
               <w:rPr>
                 <w:i/>
                 <w:iCs/>
@@ -3659,6 +8733,9 @@
                 <w:szCs w:val="20"/>
                 <w:highlight w:val="yellow"/>
               </w:rPr>
+              <w:pPrChange w:id="683" w:author="Microsoft Office User" w:date="2026-10-23T15:13:00Z">
+                <w:pPr/>
+              </w:pPrChange>
             </w:pPr>
             <w:r>
               <w:rPr>
@@ -3676,6 +8753,12 @@
             <w:tcW w:w="3640" w:type="dxa"/>
           </w:tcPr>
           <w:p>
+            <w:pPr>
+              <w:spacing w:line="360" w:lineRule="auto"/>
+              <w:pPrChange w:id="684" w:author="Microsoft Office User" w:date="2026-10-23T15:13:00Z">
+                <w:pPr/>
+              </w:pPrChange>
+            </w:pPr>
             <w:r>
               <w:rPr>
                 <w:b/>
@@ -3686,6 +8769,7 @@
           </w:p>
           <w:p>
             <w:pPr>
+              <w:spacing w:line="360" w:lineRule="auto"/>
               <w:rPr>
                 <w:i/>
                 <w:iCs/>
@@ -3693,6 +8777,9 @@
                 <w:sz w:val="20"/>
                 <w:szCs w:val="20"/>
               </w:rPr>
+              <w:pPrChange w:id="685" w:author="Microsoft Office User" w:date="2026-10-23T15:13:00Z">
+                <w:pPr/>
+              </w:pPrChange>
             </w:pPr>
             <w:r>
               <w:rPr>
@@ -3709,6 +8796,7 @@
           </w:tcPr>
           <w:p>
             <w:pPr>
+              <w:spacing w:line="360" w:lineRule="auto"/>
               <w:rPr>
                 <w:i/>
                 <w:iCs/>
@@ -3716,6 +8804,9 @@
                 <w:sz w:val="20"/>
                 <w:szCs w:val="20"/>
               </w:rPr>
+              <w:pPrChange w:id="686" w:author="Microsoft Office User" w:date="2026-10-23T15:13:00Z">
+                <w:pPr/>
+              </w:pPrChange>
             </w:pPr>
             <w:r>
               <w:t>Identify the specific tasks in this assessment where you chose to use AI, and explain your reasoning. Where did AI add value? Where did you decide not to use it, and why?</w:t>
@@ -3728,20 +8819,28 @@
           </w:tcPr>
           <w:p>
             <w:pPr>
+              <w:spacing w:line="360" w:lineRule="auto"/>
               <w:rPr>
                 <w:b/>
                 <w:bCs/>
                 <w:sz w:val="20"/>
                 <w:szCs w:val="20"/>
               </w:rPr>
+              <w:pPrChange w:id="687" w:author="Microsoft Office User" w:date="2026-10-23T15:13:00Z">
+                <w:pPr/>
+              </w:pPrChange>
             </w:pPr>
           </w:p>
           <w:p>
             <w:pPr>
+              <w:spacing w:line="360" w:lineRule="auto"/>
               <w:rPr>
                 <w:sz w:val="20"/>
                 <w:szCs w:val="20"/>
               </w:rPr>
+              <w:pPrChange w:id="688" w:author="Microsoft Office User" w:date="2026-10-23T15:13:00Z">
+                <w:pPr/>
+              </w:pPrChange>
             </w:pPr>
             <w:r>
               <w:rPr>
@@ -3767,22 +8866,30 @@
           </w:p>
           <w:p>
             <w:pPr>
+              <w:spacing w:line="360" w:lineRule="auto"/>
               <w:rPr>
                 <w:b/>
                 <w:bCs/>
                 <w:sz w:val="20"/>
                 <w:szCs w:val="20"/>
               </w:rPr>
+              <w:pPrChange w:id="689" w:author="Microsoft Office User" w:date="2026-10-23T15:13:00Z">
+                <w:pPr/>
+              </w:pPrChange>
             </w:pPr>
           </w:p>
           <w:p>
             <w:pPr>
+              <w:spacing w:line="360" w:lineRule="auto"/>
               <w:rPr>
                 <w:b/>
                 <w:bCs/>
                 <w:sz w:val="20"/>
                 <w:szCs w:val="20"/>
               </w:rPr>
+              <w:pPrChange w:id="690" w:author="Microsoft Office User" w:date="2026-10-23T15:13:00Z">
+                <w:pPr/>
+              </w:pPrChange>
             </w:pPr>
           </w:p>
           <w:p>
@@ -3792,6 +8899,7 @@
                 <w:ilvl w:val="0"/>
                 <w:numId w:val="1"/>
               </w:numPr>
+              <w:spacing w:line="360" w:lineRule="auto"/>
               <w:ind w:left="403"/>
               <w:rPr>
                 <w:b/>
@@ -3800,6 +8908,15 @@
                 <w:sz w:val="20"/>
                 <w:szCs w:val="20"/>
               </w:rPr>
+              <w:pPrChange w:id="691" w:author="Microsoft Office User" w:date="2026-10-23T15:13:00Z">
+                <w:pPr>
+                  <w:pStyle w:val="ListParagraph"/>
+                  <w:numPr>
+                    <w:numId w:val="1"/>
+                  </w:numPr>
+                  <w:ind w:left="403" w:hanging="360"/>
+                </w:pPr>
+              </w:pPrChange>
             </w:pPr>
           </w:p>
         </w:tc>
@@ -3809,11 +8926,15 @@
           </w:tcPr>
           <w:p>
             <w:pPr>
+              <w:spacing w:line="360" w:lineRule="auto"/>
               <w:rPr>
                 <w:color w:val="000000" w:themeColor="text1"/>
                 <w:sz w:val="20"/>
                 <w:szCs w:val="20"/>
               </w:rPr>
+              <w:pPrChange w:id="692" w:author="Microsoft Office User" w:date="2026-10-23T15:13:00Z">
+                <w:pPr/>
+              </w:pPrChange>
             </w:pPr>
             <w:r>
               <w:rPr>
@@ -3848,6 +8969,12 @@
             <w:tcW w:w="3640" w:type="dxa"/>
           </w:tcPr>
           <w:p>
+            <w:pPr>
+              <w:spacing w:line="360" w:lineRule="auto"/>
+              <w:pPrChange w:id="693" w:author="Microsoft Office User" w:date="2026-10-23T15:13:00Z">
+                <w:pPr/>
+              </w:pPrChange>
+            </w:pPr>
             <w:r>
               <w:rPr>
                 <w:b/>
@@ -3858,6 +8985,7 @@
           </w:p>
           <w:p>
             <w:pPr>
+              <w:spacing w:line="360" w:lineRule="auto"/>
               <w:rPr>
                 <w:i/>
                 <w:iCs/>
@@ -3865,6 +8993,9 @@
                 <w:sz w:val="20"/>
                 <w:szCs w:val="20"/>
               </w:rPr>
+              <w:pPrChange w:id="694" w:author="Microsoft Office User" w:date="2026-10-23T15:13:00Z">
+                <w:pPr/>
+              </w:pPrChange>
             </w:pPr>
             <w:r>
               <w:rPr>
@@ -3881,6 +9012,7 @@
           </w:tcPr>
           <w:p>
             <w:pPr>
+              <w:spacing w:line="360" w:lineRule="auto"/>
               <w:rPr>
                 <w:i/>
                 <w:iCs/>
@@ -3888,6 +9020,9 @@
                 <w:sz w:val="20"/>
                 <w:szCs w:val="20"/>
               </w:rPr>
+              <w:pPrChange w:id="695" w:author="Microsoft Office User" w:date="2026-10-23T15:13:00Z">
+                <w:pPr/>
+              </w:pPrChange>
             </w:pPr>
             <w:r>
               <w:t>Include the exact prompts you used in your appendix (recorded on the AI Tools declaration). Reflect on how you communicated your goals to the AI — did you need to iterate or refine your prompts to get useful output?</w:t>
@@ -3900,10 +9035,14 @@
           </w:tcPr>
           <w:p>
             <w:pPr>
+              <w:spacing w:line="360" w:lineRule="auto"/>
               <w:rPr>
                 <w:sz w:val="20"/>
                 <w:szCs w:val="20"/>
               </w:rPr>
+              <w:pPrChange w:id="696" w:author="Microsoft Office User" w:date="2026-10-23T15:13:00Z">
+                <w:pPr/>
+              </w:pPrChange>
             </w:pPr>
             <w:r>
               <w:rPr>
@@ -3929,34 +9068,50 @@
           </w:p>
           <w:p>
             <w:pPr>
+              <w:spacing w:line="360" w:lineRule="auto"/>
               <w:rPr>
                 <w:sz w:val="20"/>
                 <w:szCs w:val="20"/>
               </w:rPr>
+              <w:pPrChange w:id="697" w:author="Microsoft Office User" w:date="2026-10-23T15:13:00Z">
+                <w:pPr/>
+              </w:pPrChange>
             </w:pPr>
           </w:p>
           <w:p>
             <w:pPr>
+              <w:spacing w:line="360" w:lineRule="auto"/>
               <w:rPr>
                 <w:sz w:val="20"/>
                 <w:szCs w:val="20"/>
               </w:rPr>
+              <w:pPrChange w:id="698" w:author="Microsoft Office User" w:date="2026-10-23T15:13:00Z">
+                <w:pPr/>
+              </w:pPrChange>
             </w:pPr>
           </w:p>
           <w:p>
             <w:pPr>
+              <w:spacing w:line="360" w:lineRule="auto"/>
               <w:rPr>
                 <w:sz w:val="20"/>
                 <w:szCs w:val="20"/>
               </w:rPr>
+              <w:pPrChange w:id="699" w:author="Microsoft Office User" w:date="2026-10-23T15:13:00Z">
+                <w:pPr/>
+              </w:pPrChange>
             </w:pPr>
           </w:p>
           <w:p>
             <w:pPr>
+              <w:spacing w:line="360" w:lineRule="auto"/>
               <w:rPr>
                 <w:sz w:val="20"/>
                 <w:szCs w:val="20"/>
               </w:rPr>
+              <w:pPrChange w:id="700" w:author="Microsoft Office User" w:date="2026-10-23T15:13:00Z">
+                <w:pPr/>
+              </w:pPrChange>
             </w:pPr>
           </w:p>
         </w:tc>
@@ -3966,11 +9121,15 @@
           </w:tcPr>
           <w:p>
             <w:pPr>
+              <w:spacing w:line="360" w:lineRule="auto"/>
               <w:rPr>
                 <w:color w:val="000000" w:themeColor="text1"/>
                 <w:sz w:val="20"/>
                 <w:szCs w:val="20"/>
               </w:rPr>
+              <w:pPrChange w:id="701" w:author="Microsoft Office User" w:date="2026-10-23T15:13:00Z">
+                <w:pPr/>
+              </w:pPrChange>
             </w:pPr>
             <w:r>
               <w:rPr>
@@ -3983,29 +9142,41 @@
           </w:p>
           <w:p>
             <w:pPr>
+              <w:spacing w:line="360" w:lineRule="auto"/>
               <w:rPr>
                 <w:color w:val="000000" w:themeColor="text1"/>
                 <w:sz w:val="20"/>
                 <w:szCs w:val="20"/>
               </w:rPr>
+              <w:pPrChange w:id="702" w:author="Microsoft Office User" w:date="2026-10-23T15:13:00Z">
+                <w:pPr/>
+              </w:pPrChange>
             </w:pPr>
           </w:p>
           <w:p>
             <w:pPr>
+              <w:spacing w:line="360" w:lineRule="auto"/>
               <w:rPr>
                 <w:color w:val="000000" w:themeColor="text1"/>
                 <w:sz w:val="20"/>
                 <w:szCs w:val="20"/>
               </w:rPr>
+              <w:pPrChange w:id="703" w:author="Microsoft Office User" w:date="2026-10-23T15:13:00Z">
+                <w:pPr/>
+              </w:pPrChange>
             </w:pPr>
           </w:p>
           <w:p>
             <w:pPr>
+              <w:spacing w:line="360" w:lineRule="auto"/>
               <w:rPr>
                 <w:color w:val="000000" w:themeColor="text1"/>
                 <w:sz w:val="20"/>
                 <w:szCs w:val="20"/>
               </w:rPr>
+              <w:pPrChange w:id="704" w:author="Microsoft Office User" w:date="2026-10-23T15:13:00Z">
+                <w:pPr/>
+              </w:pPrChange>
             </w:pPr>
           </w:p>
         </w:tc>
@@ -4016,16 +9187,24 @@
             <w:tcW w:w="3640" w:type="dxa"/>
           </w:tcPr>
           <w:p>
+            <w:pPr>
+              <w:spacing w:line="360" w:lineRule="auto"/>
+              <w:pPrChange w:id="705" w:author="Microsoft Office User" w:date="2026-10-23T15:13:00Z">
+                <w:pPr/>
+              </w:pPrChange>
+            </w:pPr>
             <w:r>
               <w:rPr>
                 <w:b/>
                 <w:bCs/>
               </w:rPr>
+              <w:lastRenderedPageBreak/>
               <w:t>Discernment</w:t>
             </w:r>
           </w:p>
           <w:p>
             <w:pPr>
+              <w:spacing w:line="360" w:lineRule="auto"/>
               <w:rPr>
                 <w:i/>
                 <w:iCs/>
@@ -4033,6 +9212,9 @@
                 <w:sz w:val="20"/>
                 <w:szCs w:val="20"/>
               </w:rPr>
+              <w:pPrChange w:id="706" w:author="Microsoft Office User" w:date="2026-10-23T15:13:00Z">
+                <w:pPr/>
+              </w:pPrChange>
             </w:pPr>
             <w:r>
               <w:rPr>
@@ -4049,6 +9231,7 @@
           </w:tcPr>
           <w:p>
             <w:pPr>
+              <w:spacing w:line="360" w:lineRule="auto"/>
               <w:rPr>
                 <w:i/>
                 <w:iCs/>
@@ -4056,6 +9239,9 @@
                 <w:sz w:val="20"/>
                 <w:szCs w:val="20"/>
               </w:rPr>
+              <w:pPrChange w:id="707" w:author="Microsoft Office User" w:date="2026-10-23T15:13:00Z">
+                <w:pPr/>
+              </w:pPrChange>
             </w:pPr>
             <w:r>
               <w:t>In your reflection, critically evaluate the AI output: what did you accept, modify, or reject — and why? Assess accuracy, relevance, and quality. You are responsible for verifying all AI-generated content before submitting.</w:t>
@@ -4068,18 +9254,26 @@
           </w:tcPr>
           <w:p>
             <w:pPr>
+              <w:spacing w:line="360" w:lineRule="auto"/>
               <w:rPr>
                 <w:sz w:val="20"/>
                 <w:szCs w:val="20"/>
               </w:rPr>
+              <w:pPrChange w:id="708" w:author="Microsoft Office User" w:date="2026-10-23T15:13:00Z">
+                <w:pPr/>
+              </w:pPrChange>
             </w:pPr>
           </w:p>
           <w:p>
             <w:pPr>
+              <w:spacing w:line="360" w:lineRule="auto"/>
               <w:rPr>
                 <w:sz w:val="20"/>
                 <w:szCs w:val="20"/>
               </w:rPr>
+              <w:pPrChange w:id="709" w:author="Microsoft Office User" w:date="2026-10-23T15:13:00Z">
+                <w:pPr/>
+              </w:pPrChange>
             </w:pPr>
             <w:r>
               <w:rPr>
@@ -4105,19 +9299,27 @@
           </w:p>
           <w:p>
             <w:pPr>
+              <w:spacing w:line="360" w:lineRule="auto"/>
               <w:rPr>
                 <w:sz w:val="20"/>
                 <w:szCs w:val="20"/>
               </w:rPr>
+              <w:pPrChange w:id="710" w:author="Microsoft Office User" w:date="2026-10-23T15:13:00Z">
+                <w:pPr/>
+              </w:pPrChange>
             </w:pPr>
           </w:p>
           <w:p>
             <w:pPr>
+              <w:spacing w:line="360" w:lineRule="auto"/>
               <w:rPr>
                 <w:color w:val="545454"/>
                 <w:sz w:val="20"/>
                 <w:szCs w:val="20"/>
               </w:rPr>
+              <w:pPrChange w:id="711" w:author="Microsoft Office User" w:date="2026-10-23T15:13:00Z">
+                <w:pPr/>
+              </w:pPrChange>
             </w:pPr>
           </w:p>
         </w:tc>
@@ -4127,11 +9329,15 @@
           </w:tcPr>
           <w:p>
             <w:pPr>
+              <w:spacing w:line="360" w:lineRule="auto"/>
               <w:rPr>
                 <w:color w:val="000000" w:themeColor="text1"/>
                 <w:sz w:val="20"/>
                 <w:szCs w:val="20"/>
               </w:rPr>
+              <w:pPrChange w:id="712" w:author="Microsoft Office User" w:date="2026-10-23T15:13:00Z">
+                <w:pPr/>
+              </w:pPrChange>
             </w:pPr>
             <w:r>
               <w:rPr>
@@ -4160,6 +9366,7 @@
           </w:p>
           <w:p>
             <w:pPr>
+              <w:spacing w:line="360" w:lineRule="auto"/>
               <w:rPr>
                 <w:i/>
                 <w:iCs/>
@@ -4167,10 +9374,14 @@
                 <w:sz w:val="20"/>
                 <w:szCs w:val="20"/>
               </w:rPr>
+              <w:pPrChange w:id="713" w:author="Microsoft Office User" w:date="2026-10-23T15:13:00Z">
+                <w:pPr/>
+              </w:pPrChange>
             </w:pPr>
           </w:p>
           <w:p>
             <w:pPr>
+              <w:spacing w:line="360" w:lineRule="auto"/>
               <w:rPr>
                 <w:i/>
                 <w:iCs/>
@@ -4178,10 +9389,14 @@
                 <w:sz w:val="20"/>
                 <w:szCs w:val="20"/>
               </w:rPr>
+              <w:pPrChange w:id="714" w:author="Microsoft Office User" w:date="2026-10-23T15:13:00Z">
+                <w:pPr/>
+              </w:pPrChange>
             </w:pPr>
           </w:p>
           <w:p>
             <w:pPr>
+              <w:spacing w:line="360" w:lineRule="auto"/>
               <w:rPr>
                 <w:i/>
                 <w:iCs/>
@@ -4189,10 +9404,14 @@
                 <w:sz w:val="20"/>
                 <w:szCs w:val="20"/>
               </w:rPr>
+              <w:pPrChange w:id="715" w:author="Microsoft Office User" w:date="2026-10-23T15:13:00Z">
+                <w:pPr/>
+              </w:pPrChange>
             </w:pPr>
           </w:p>
           <w:p>
             <w:pPr>
+              <w:spacing w:line="360" w:lineRule="auto"/>
               <w:rPr>
                 <w:i/>
                 <w:iCs/>
@@ -4200,6 +9419,9 @@
                 <w:sz w:val="20"/>
                 <w:szCs w:val="20"/>
               </w:rPr>
+              <w:pPrChange w:id="716" w:author="Microsoft Office User" w:date="2026-10-23T15:13:00Z">
+                <w:pPr/>
+              </w:pPrChange>
             </w:pPr>
           </w:p>
         </w:tc>
@@ -4213,21 +9435,30 @@
             <w:tcW w:w="3640" w:type="dxa"/>
           </w:tcPr>
           <w:p>
+            <w:pPr>
+              <w:spacing w:line="360" w:lineRule="auto"/>
+              <w:pPrChange w:id="717" w:author="Microsoft Office User" w:date="2026-10-23T15:13:00Z">
+                <w:pPr/>
+              </w:pPrChange>
+            </w:pPr>
             <w:r>
               <w:rPr>
                 <w:b/>
                 <w:bCs/>
               </w:rPr>
-              <w:lastRenderedPageBreak/>
               <w:t>Diligence</w:t>
             </w:r>
           </w:p>
           <w:p>
             <w:pPr>
+              <w:spacing w:line="360" w:lineRule="auto"/>
               <w:rPr>
                 <w:b/>
                 <w:bCs/>
               </w:rPr>
+              <w:pPrChange w:id="718" w:author="Microsoft Office User" w:date="2026-10-23T15:13:00Z">
+                <w:pPr/>
+              </w:pPrChange>
             </w:pPr>
             <w:r>
               <w:rPr>
@@ -4244,6 +9475,7 @@
           </w:tcPr>
           <w:p>
             <w:pPr>
+              <w:spacing w:line="360" w:lineRule="auto"/>
               <w:rPr>
                 <w:i/>
                 <w:iCs/>
@@ -4251,6 +9483,9 @@
                 <w:sz w:val="20"/>
                 <w:szCs w:val="20"/>
               </w:rPr>
+              <w:pPrChange w:id="719" w:author="Microsoft Office User" w:date="2026-10-23T15:13:00Z">
+                <w:pPr/>
+              </w:pPrChange>
             </w:pPr>
             <w:r>
               <w:t>Declare all AI tools used and cite them here. Briefly outline how you considered data protection, copyright, and ethical responsibilities when choosing what to input into any AI system. Unauthorised use is subject to CCT disciplinary procedures.</w:t>
@@ -4263,10 +9498,14 @@
           </w:tcPr>
           <w:p>
             <w:pPr>
+              <w:spacing w:line="360" w:lineRule="auto"/>
               <w:rPr>
                 <w:sz w:val="20"/>
                 <w:szCs w:val="20"/>
               </w:rPr>
+              <w:pPrChange w:id="720" w:author="Microsoft Office User" w:date="2026-10-23T15:13:00Z">
+                <w:pPr/>
+              </w:pPrChange>
             </w:pPr>
             <w:r>
               <w:rPr>
@@ -4278,29 +9517,44 @@
           </w:p>
           <w:p>
             <w:pPr>
+              <w:spacing w:line="360" w:lineRule="auto"/>
               <w:rPr>
                 <w:sz w:val="20"/>
                 <w:szCs w:val="20"/>
               </w:rPr>
+              <w:pPrChange w:id="721" w:author="Microsoft Office User" w:date="2026-10-23T15:13:00Z">
+                <w:pPr/>
+              </w:pPrChange>
             </w:pPr>
           </w:p>
           <w:p>
             <w:pPr>
+              <w:spacing w:line="360" w:lineRule="auto"/>
               <w:rPr>
                 <w:sz w:val="20"/>
                 <w:szCs w:val="20"/>
               </w:rPr>
+              <w:pPrChange w:id="722" w:author="Microsoft Office User" w:date="2026-10-23T15:13:00Z">
+                <w:pPr/>
+              </w:pPrChange>
             </w:pPr>
           </w:p>
           <w:p>
             <w:pPr>
               <w:pStyle w:val="ListParagraph"/>
+              <w:spacing w:line="360" w:lineRule="auto"/>
               <w:ind w:left="403"/>
               <w:rPr>
                 <w:color w:val="545454"/>
                 <w:sz w:val="20"/>
                 <w:szCs w:val="20"/>
               </w:rPr>
+              <w:pPrChange w:id="723" w:author="Microsoft Office User" w:date="2026-10-23T15:13:00Z">
+                <w:pPr>
+                  <w:pStyle w:val="ListParagraph"/>
+                  <w:ind w:left="403"/>
+                </w:pPr>
+              </w:pPrChange>
             </w:pPr>
           </w:p>
         </w:tc>
@@ -4310,11 +9564,15 @@
           </w:tcPr>
           <w:p>
             <w:pPr>
+              <w:spacing w:line="360" w:lineRule="auto"/>
               <w:rPr>
                 <w:color w:val="000000" w:themeColor="text1"/>
                 <w:sz w:val="20"/>
                 <w:szCs w:val="20"/>
               </w:rPr>
+              <w:pPrChange w:id="724" w:author="Microsoft Office User" w:date="2026-10-23T15:13:00Z">
+                <w:pPr/>
+              </w:pPrChange>
             </w:pPr>
             <w:r>
               <w:rPr>
@@ -4330,6 +9588,7 @@
     </w:tbl>
     <w:p>
       <w:pPr>
+        <w:spacing w:line="360" w:lineRule="auto"/>
         <w:rPr>
           <w:i/>
           <w:iCs/>
@@ -4338,14 +9597,21 @@
           <w:szCs w:val="20"/>
           <w:highlight w:val="yellow"/>
         </w:rPr>
-      </w:pPr>
-    </w:p>
-    <w:p>
-      <w:pPr>
+        <w:pPrChange w:id="725" w:author="Microsoft Office User" w:date="2026-10-23T15:13:00Z">
+          <w:pPr/>
+        </w:pPrChange>
+      </w:pPr>
+    </w:p>
+    <w:p>
+      <w:pPr>
+        <w:spacing w:line="360" w:lineRule="auto"/>
         <w:rPr>
           <w:sz w:val="20"/>
           <w:szCs w:val="20"/>
         </w:rPr>
+        <w:pPrChange w:id="726" w:author="Microsoft Office User" w:date="2026-10-23T15:13:00Z">
+          <w:pPr/>
+        </w:pPrChange>
       </w:pPr>
       <w:r>
         <w:rPr>
@@ -4354,67 +9620,120 @@
         </w:rPr>
         <w:t xml:space="preserve">Adapted from the </w:t>
       </w:r>
-      <w:hyperlink r:id="rId13">
-        <w:r>
-          <w:rPr>
-            <w:i/>
-            <w:iCs/>
-            <w:color w:val="1155CC"/>
-            <w:sz w:val="20"/>
-            <w:szCs w:val="20"/>
-            <w:u w:val="single"/>
-          </w:rPr>
-          <w:t>AI Fluency Framework</w:t>
-        </w:r>
-      </w:hyperlink>
-      <w:r>
-        <w:rPr>
+      <w:r>
+        <w:fldChar w:fldCharType="begin"/>
+      </w:r>
+      <w:r>
+        <w:instrText>HYPERLINK "https://anthropic.skilljar.com/teaching-ai-fluency" \h</w:instrText>
+      </w:r>
+      <w:r>
+        <w:fldChar w:fldCharType="separate"/>
+      </w:r>
+      <w:r>
+        <w:rPr>
+          <w:i/>
+          <w:iCs/>
+          <w:color w:val="1155CC"/>
           <w:sz w:val="20"/>
           <w:szCs w:val="20"/>
-        </w:rPr>
-        <w:t xml:space="preserve"> (</w:t>
-      </w:r>
-      <w:proofErr w:type="spellStart"/>
-      <w:r>
-        <w:rPr>
+          <w:u w:val="single"/>
+        </w:rPr>
+        <w:t>AI Fluency Framework</w:t>
+      </w:r>
+      <w:r>
+        <w:rPr>
+          <w:i/>
+          <w:iCs/>
+          <w:color w:val="1155CC"/>
           <w:sz w:val="20"/>
           <w:szCs w:val="20"/>
-        </w:rPr>
-        <w:t>Dakan</w:t>
-      </w:r>
-      <w:proofErr w:type="spellEnd"/>
+          <w:u w:val="single"/>
+        </w:rPr>
+        <w:fldChar w:fldCharType="end"/>
+      </w:r>
       <w:r>
         <w:rPr>
           <w:sz w:val="20"/>
           <w:szCs w:val="20"/>
         </w:rPr>
-        <w:t>, Feller, Anthropic, 2025).</w:t>
-      </w:r>
-    </w:p>
-    <w:p>
-      <w:pPr>
+        <w:t xml:space="preserve"> (</w:t>
+      </w:r>
+      <w:proofErr w:type="spellStart"/>
+      <w:r>
         <w:rPr>
           <w:sz w:val="20"/>
           <w:szCs w:val="20"/>
         </w:rPr>
+        <w:t>Dakan</w:t>
+      </w:r>
+      <w:proofErr w:type="spellEnd"/>
+      <w:r>
+        <w:rPr>
+          <w:sz w:val="20"/>
+          <w:szCs w:val="20"/>
+        </w:rPr>
+        <w:t>, Feller, Anthropic, 2025).</w:t>
+      </w:r>
+    </w:p>
+    <w:p>
+      <w:pPr>
+        <w:spacing w:line="360" w:lineRule="auto"/>
+        <w:rPr>
+          <w:sz w:val="20"/>
+          <w:szCs w:val="20"/>
+        </w:rPr>
+        <w:pPrChange w:id="727" w:author="Microsoft Office User" w:date="2026-10-23T15:13:00Z">
+          <w:pPr/>
+        </w:pPrChange>
       </w:pPr>
     </w:p>
     <w:p>
       <w:pPr>
         <w:pStyle w:val="Heading1"/>
+        <w:spacing w:line="360" w:lineRule="auto"/>
+        <w:pPrChange w:id="728" w:author="Microsoft Office User" w:date="2026-10-23T15:13:00Z">
+          <w:pPr>
+            <w:pStyle w:val="Heading1"/>
+          </w:pPr>
+        </w:pPrChange>
       </w:pPr>
       <w:r>
         <w:t>Appendix</w:t>
       </w:r>
     </w:p>
-    <w:p/>
-    <w:p/>
-    <w:p/>
-    <w:p>
-      <w:pPr>
+    <w:p>
+      <w:pPr>
+        <w:spacing w:line="360" w:lineRule="auto"/>
+        <w:pPrChange w:id="729" w:author="Microsoft Office User" w:date="2026-10-23T15:13:00Z">
+          <w:pPr/>
+        </w:pPrChange>
+      </w:pPr>
+    </w:p>
+    <w:p>
+      <w:pPr>
+        <w:spacing w:line="360" w:lineRule="auto"/>
+        <w:pPrChange w:id="730" w:author="Microsoft Office User" w:date="2026-10-23T15:13:00Z">
+          <w:pPr/>
+        </w:pPrChange>
+      </w:pPr>
+    </w:p>
+    <w:p>
+      <w:pPr>
+        <w:spacing w:line="360" w:lineRule="auto"/>
+        <w:pPrChange w:id="731" w:author="Microsoft Office User" w:date="2026-10-23T15:13:00Z">
+          <w:pPr/>
+        </w:pPrChange>
+      </w:pPr>
+    </w:p>
+    <w:p>
+      <w:pPr>
+        <w:spacing w:line="360" w:lineRule="auto"/>
         <w:rPr>
           <w:lang w:val="en-IE" w:eastAsia="en-GB"/>
         </w:rPr>
+        <w:pPrChange w:id="732" w:author="Microsoft Office User" w:date="2026-10-23T15:13:00Z">
+          <w:pPr/>
+        </w:pPrChange>
       </w:pPr>
     </w:p>
     <w:sectPr>
@@ -4764,6 +10083,14 @@
     <w:abstractNumId w:val="1"/>
   </w:num>
 </w:numbering>
+</file>
+
+<file path=word/people.xml><?xml version="1.0" encoding="utf-8"?>
+<w15:people xmlns:wpc="http://schemas.microsoft.com/office/word/2010/wordprocessingCanvas" xmlns:cx="http://schemas.microsoft.com/office/drawing/2014/chartex" xmlns:cx1="http://schemas.microsoft.com/office/drawing/2015/9/8/chartex" xmlns:cx2="http://schemas.microsoft.com/office/drawing/2015/10/21/chartex" xmlns:cx3="http://schemas.microsoft.com/office/drawing/2016/5/9/chartex" xmlns:cx4="http://schemas.microsoft.com/office/drawing/2016/5/10/chartex" xmlns:cx5="http://schemas.microsoft.com/office/drawing/2016/5/11/chartex" xmlns:cx6="http://schemas.microsoft.com/office/drawing/2016/5/12/chartex" xmlns:cx7="http://schemas.microsoft.com/office/drawing/2016/5/13/chartex" xmlns:cx8="http://schemas.microsoft.com/office/drawing/2016/5/14/chartex" xmlns:mc="http://schemas.openxmlformats.org/markup-compatibility/2006" xmlns:aink="http://schemas.microsoft.com/office/drawing/2016/ink" xmlns:am3d="http://schemas.microsoft.com/office/drawing/2017/model3d" xmlns:o="urn:schemas-microsoft-com:office:office" xmlns:oel="http://schemas.microsoft.com/office/2019/extlst" xmlns:r="http://schemas.openxmlformats.org/officeDocument/2006/relationships" xmlns:m="http://schemas.openxmlformats.org/officeDocument/2006/math" xmlns:v="urn:schemas-microsoft-com:vml" xmlns:wp14="http://schemas.microsoft.com/office/word/2010/wordprocessingDrawing" xmlns:wp="http://schemas.openxmlformats.org/drawingml/2006/wordprocessingDrawing" xmlns:w10="urn:schemas-microsoft-com:office:word" xmlns:w="http://schemas.openxmlformats.org/wordprocessingml/2006/main" xmlns:w14="http://schemas.microsoft.com/office/word/2010/wordml" xmlns:w15="http://schemas.microsoft.com/office/word/2012/wordml" xmlns:w16cex="http://schemas.microsoft.com/office/word/2018/wordml/cex" xmlns:w16cid="http://schemas.microsoft.com/office/word/2016/wordml/cid" xmlns:w16="http://schemas.microsoft.com/office/word/2018/wordml" xmlns:w16sdtdh="http://schemas.microsoft.com/office/word/2020/wordml/sdtdatahash" xmlns:w16se="http://schemas.microsoft.com/office/word/2015/wordml/symex" xmlns:wpg="http://schemas.microsoft.com/office/word/2010/wordprocessingGroup" xmlns:wpi="http://schemas.microsoft.com/office/word/2010/wordprocessingInk" xmlns:wne="http://schemas.microsoft.com/office/word/2006/wordml" xmlns:wps="http://schemas.microsoft.com/office/word/2010/wordprocessingShape" mc:Ignorable="w14 w15 w16se w16cid w16 w16cex w16sdtdh wp14">
+  <w15:person w15:author="Microsoft Office User">
+    <w15:presenceInfo w15:providerId="None" w15:userId="Microsoft Office User"/>
+  </w15:person>
+</w15:people>
 </file>
 
 <file path=word/styles.xml><?xml version="1.0" encoding="utf-8"?>
@@ -5475,6 +10802,18 @@
       <w14:ligatures w14:val="none"/>
     </w:rPr>
   </w:style>
+  <w:style w:type="paragraph" w:styleId="Revision">
+    <w:name w:val="Revision"/>
+    <w:hidden/>
+    <w:uiPriority w:val="99"/>
+    <w:semiHidden/>
+    <w:rsid w:val="005E7166"/>
+  </w:style>
+  <w:style w:type="character" w:customStyle="1" w:styleId="math-inline">
+    <w:name w:val="math-inline"/>
+    <w:basedOn w:val="DefaultParagraphFont"/>
+    <w:rsid w:val="00482602"/>
+  </w:style>
 </w:styles>
 </file>
 
